--- a/klagomål/A 14895-2026 FSC-klagomål.docx
+++ b/klagomål/A 14895-2026 FSC-klagomål.docx
@@ -1629,7 +1629,7 @@
     <w:r>
       <w:tab/>
       <w:tab/>
-      <w:t>2026-03-27</w:t>
+      <w:t>2026-03-28</w:t>
       <w:br/>
       <w:br/>
     </w:r>

--- a/klagomål/A 14895-2026 FSC-klagomål.docx
+++ b/klagomål/A 14895-2026 FSC-klagomål.docx
@@ -1629,7 +1629,7 @@
     <w:r>
       <w:tab/>
       <w:tab/>
-      <w:t>2026-03-28</w:t>
+      <w:t>2026-03-29</w:t>
       <w:br/>
       <w:br/>
     </w:r>

--- a/klagomål/A 14895-2026 FSC-klagomål.docx
+++ b/klagomål/A 14895-2026 FSC-klagomål.docx
@@ -1629,7 +1629,7 @@
     <w:r>
       <w:tab/>
       <w:tab/>
-      <w:t>2026-03-29</w:t>
+      <w:t>2026-03-30</w:t>
       <w:br/>
       <w:br/>
     </w:r>

--- a/klagomål/A 14895-2026 FSC-klagomål.docx
+++ b/klagomål/A 14895-2026 FSC-klagomål.docx
@@ -1629,7 +1629,7 @@
     <w:r>
       <w:tab/>
       <w:tab/>
-      <w:t>2026-03-30</w:t>
+      <w:t>2026-03-31</w:t>
       <w:br/>
       <w:br/>
     </w:r>

--- a/klagomål/A 14895-2026 FSC-klagomål.docx
+++ b/klagomål/A 14895-2026 FSC-klagomål.docx
@@ -1629,7 +1629,7 @@
     <w:r>
       <w:tab/>
       <w:tab/>
-      <w:t>2026-03-31</w:t>
+      <w:t>2026-04-01</w:t>
       <w:br/>
       <w:br/>
     </w:r>

--- a/klagomål/A 14895-2026 FSC-klagomål.docx
+++ b/klagomål/A 14895-2026 FSC-klagomål.docx
@@ -1629,7 +1629,7 @@
     <w:r>
       <w:tab/>
       <w:tab/>
-      <w:t>2026-04-01</w:t>
+      <w:t>2026-04-02</w:t>
       <w:br/>
       <w:br/>
     </w:r>

--- a/klagomål/A 14895-2026 FSC-klagomål.docx
+++ b/klagomål/A 14895-2026 FSC-klagomål.docx
@@ -1629,7 +1629,7 @@
     <w:r>
       <w:tab/>
       <w:tab/>
-      <w:t>2026-04-02</w:t>
+      <w:t>2026-04-03</w:t>
       <w:br/>
       <w:br/>
     </w:r>

--- a/klagomål/A 14895-2026 FSC-klagomål.docx
+++ b/klagomål/A 14895-2026 FSC-klagomål.docx
@@ -1629,7 +1629,7 @@
     <w:r>
       <w:tab/>
       <w:tab/>
-      <w:t>2026-04-03</w:t>
+      <w:t>2026-04-04</w:t>
       <w:br/>
       <w:br/>
     </w:r>

--- a/klagomål/A 14895-2026 FSC-klagomål.docx
+++ b/klagomål/A 14895-2026 FSC-klagomål.docx
@@ -1629,7 +1629,7 @@
     <w:r>
       <w:tab/>
       <w:tab/>
-      <w:t>2026-04-04</w:t>
+      <w:t>2026-04-05</w:t>
       <w:br/>
       <w:br/>
     </w:r>

--- a/klagomål/A 14895-2026 FSC-klagomål.docx
+++ b/klagomål/A 14895-2026 FSC-klagomål.docx
@@ -1629,7 +1629,7 @@
     <w:r>
       <w:tab/>
       <w:tab/>
-      <w:t>2026-04-05</w:t>
+      <w:t>2026-04-06</w:t>
       <w:br/>
       <w:br/>
     </w:r>

--- a/klagomål/A 14895-2026 FSC-klagomål.docx
+++ b/klagomål/A 14895-2026 FSC-klagomål.docx
@@ -1696,7 +1696,7 @@
     <w:r>
       <w:tab/>
       <w:tab/>
-      <w:t>2026-06-15</w:t>
+      <w:t>2026-06-16</w:t>
       <w:br/>
       <w:br/>
     </w:r>

--- a/klagomål/A 14895-2026 FSC-klagomål.docx
+++ b/klagomål/A 14895-2026 FSC-klagomål.docx
@@ -1696,7 +1696,7 @@
     <w:r>
       <w:tab/>
       <w:tab/>
-      <w:t>2026-06-16</w:t>
+      <w:t>2026-06-17</w:t>
       <w:br/>
       <w:br/>
     </w:r>

--- a/klagomål/A 14895-2026 FSC-klagomål.docx
+++ b/klagomål/A 14895-2026 FSC-klagomål.docx
@@ -1,6 +1,6 @@
 
 <file path=word/document.xml><?xml version="1.0" encoding="utf-8"?>
-<w:document xmlns:wpc="http://schemas.microsoft.com/office/word/2010/wordprocessingCanvas" xmlns:cx="http://schemas.microsoft.com/office/drawing/2014/chartex" xmlns:cx1="http://schemas.microsoft.com/office/drawing/2015/9/8/chartex" xmlns:cx2="http://schemas.microsoft.com/office/drawing/2015/10/21/chartex" xmlns:cx3="http://schemas.microsoft.com/office/drawing/2016/5/9/chartex" xmlns:cx4="http://schemas.microsoft.com/office/drawing/2016/5/10/chartex" xmlns:cx5="http://schemas.microsoft.com/office/drawing/2016/5/11/chartex" xmlns:cx6="http://schemas.microsoft.com/office/drawing/2016/5/12/chartex" xmlns:cx7="http://schemas.microsoft.com/office/drawing/2016/5/13/chartex" xmlns:cx8="http://schemas.microsoft.com/office/drawing/2016/5/14/chartex" xmlns:mc="http://schemas.openxmlformats.org/markup-compatibility/2006" xmlns:aink="http://schemas.microsoft.com/office/drawing/2016/ink" xmlns:am3d="http://schemas.microsoft.com/office/drawing/2017/model3d" xmlns:o="urn:schemas-microsoft-com:office:office" xmlns:oel="http://schemas.microsoft.com/office/2019/extlst" xmlns:r="http://schemas.openxmlformats.org/officeDocument/2006/relationships" xmlns:m="http://schemas.openxmlformats.org/officeDocument/2006/math" xmlns:v="urn:schemas-microsoft-com:vml" xmlns:wp14="http://schemas.microsoft.com/office/word/2010/wordprocessingDrawing" xmlns:wp="http://schemas.openxmlformats.org/drawingml/2006/wordprocessingDrawing" xmlns:w10="urn:schemas-microsoft-com:office:word" xmlns:w="http://schemas.openxmlformats.org/wordprocessingml/2006/main" xmlns:w14="http://schemas.microsoft.com/office/word/2010/wordml" xmlns:w15="http://schemas.microsoft.com/office/word/2012/wordml" xmlns:w16cex="http://schemas.microsoft.com/office/word/2018/wordml/cex" xmlns:w16cid="http://schemas.microsoft.com/office/word/2016/wordml/cid" xmlns:w16="http://schemas.microsoft.com/office/word/2018/wordml" xmlns:w16sdtdh="http://schemas.microsoft.com/office/word/2020/wordml/sdtdatahash" xmlns:w16se="http://schemas.microsoft.com/office/word/2015/wordml/symex" xmlns:wpg="http://schemas.microsoft.com/office/word/2010/wordprocessingGroup" xmlns:wpi="http://schemas.microsoft.com/office/word/2010/wordprocessingInk" xmlns:wne="http://schemas.microsoft.com/office/word/2006/wordml" xmlns:wps="http://schemas.microsoft.com/office/word/2010/wordprocessingShape" mc:Ignorable="w14 w15 w16se w16cid w16 w16cex w16sdtdh wp14">
+<w:document xmlns:wpc="http://schemas.microsoft.com/office/word/2010/wordprocessingCanvas" xmlns:cx="http://schemas.microsoft.com/office/drawing/2014/chartex" xmlns:cx1="http://schemas.microsoft.com/office/drawing/2015/9/8/chartex" xmlns:cx2="http://schemas.microsoft.com/office/drawing/2015/10/21/chartex" xmlns:cx3="http://schemas.microsoft.com/office/drawing/2016/5/9/chartex" xmlns:cx4="http://schemas.microsoft.com/office/drawing/2016/5/10/chartex" xmlns:cx5="http://schemas.microsoft.com/office/drawing/2016/5/11/chartex" xmlns:cx6="http://schemas.microsoft.com/office/drawing/2016/5/12/chartex" xmlns:cx7="http://schemas.microsoft.com/office/drawing/2016/5/13/chartex" xmlns:cx8="http://schemas.microsoft.com/office/drawing/2016/5/14/chartex" xmlns:mc="http://schemas.openxmlformats.org/markup-compatibility/2006" xmlns:aink="http://schemas.microsoft.com/office/drawing/2016/ink" xmlns:am3d="http://schemas.microsoft.com/office/drawing/2017/model3d" xmlns:o="urn:schemas-microsoft-com:office:office" xmlns:oel="http://schemas.microsoft.com/office/2019/extlst" xmlns:r="http://schemas.openxmlformats.org/officeDocument/2006/relationships" xmlns:m="http://schemas.openxmlformats.org/officeDocument/2006/math" xmlns:v="urn:schemas-microsoft-com:vml" xmlns:wp14="http://schemas.microsoft.com/office/word/2010/wordprocessingDrawing" xmlns:wp="http://schemas.openxmlformats.org/drawingml/2006/wordprocessingDrawing" xmlns:w10="urn:schemas-microsoft-com:office:word" xmlns:w="http://schemas.openxmlformats.org/wordprocessingml/2006/main" xmlns:w14="http://schemas.microsoft.com/office/word/2010/wordml" xmlns:w15="http://schemas.microsoft.com/office/word/2012/wordml" xmlns:w16cex="http://schemas.microsoft.com/office/word/2018/wordml/cex" xmlns:w16cid="http://schemas.microsoft.com/office/word/2016/wordml/cid" xmlns:w16="http://schemas.microsoft.com/office/word/2018/wordml" xmlns:w16du="http://schemas.microsoft.com/office/word/2023/wordml/word16du" xmlns:w16sdtdh="http://schemas.microsoft.com/office/word/2020/wordml/sdtdatahash" xmlns:w16sdtfl="http://schemas.microsoft.com/office/word/2024/wordml/sdtformatlock" xmlns:w16se="http://schemas.microsoft.com/office/word/2015/wordml/symex" xmlns:wpg="http://schemas.microsoft.com/office/word/2010/wordprocessingGroup" xmlns:wpi="http://schemas.microsoft.com/office/word/2010/wordprocessingInk" xmlns:wne="http://schemas.microsoft.com/office/word/2006/wordml" xmlns:wps="http://schemas.microsoft.com/office/word/2010/wordprocessingShape" mc:Ignorable="w14 w15 w16se w16cid w16 w16cex w16sdtdh w16sdtfl w16du wp14">
   <w:body>
     <w:p>
       <w:r>
@@ -168,7 +168,7 @@
     </w:p>
     <w:p>
       <w:r>
-        <w:t>Detta dokument behandlar höga naturvärden i avverkningsanmälan A 14895-2026 i Vilhelmina kommun. Denna avverkningsanmälan inkom 2026-03-23 00:00:00 och omfattar 47,7 ha.</w:t>
+        <w:t>Detta dokument behandlar höga naturvärden i avverkningsanmälan A 14895-2026 i Vilhelmina kommun som inkom 2026-03-23 och omfattar 47,7 ha.</w:t>
       </w:r>
     </w:p>
     <w:p>
@@ -191,12 +191,15 @@
     </w:p>
     <w:p>
       <w:r>
-        <w:t>I avverkningsanmälan har följande 20 naturvårdsarter hittats: grantickeporing (VU), lappticka (VU), sprickporing (VU), tajgaskinn (VU), granticka (NT), gränsticka (NT), harticka (NT), knottrig blåslav (NT), luddfingersvamp (NT), lunglav (NT), rosenticka (NT), skrovellav (NT), tretåig hackspett (NT, §4), ullticka (NT), violmussling (NT), bårdlav (S), luddlav (S), spindelblomster (S, §8), stuplav (S) och vedticka (S). Av dessa är 15 rödlistade. För rödlistade arter har rödlistekategorin angivits inom parentes. Arter som är signalarter enligt Skogsstyrelsen har markerats med (S). För fridlysta arter anges även paragrafen i Artskyddsförordningen som arten är fridlyst enligt.</w:t>
+        <w:t>I och inom 23 meter från avverkningsanmälan har följande 22 naturvårdsarter hittats: grantickeporing (VU), gränsticka (VU, T), lappticka (VU, T), sprickporing (VU), tajgaskinn (VU), harticka (NT, T), knottrig blåslav (NT, T), luddfingersvamp (NT), lunglav (NT, T), rosenticka (NT, T), skrovellav (NT, T), talltita (NT, §4), tretåig hackspett (NT, T, §4), ullticka (NT, T), violmussling (NT, T), bårdlav (S, T), luddlav (S, T), spindelblomster (S, T, §8), stuplav (S, T), vedticka (S, T), tjäder (T, §4) och fiskgjuse (§4). Av dessa är 15 rödlistade. För rödlistade arter har rödlistekategorin angivits inom parentes. Arter som är signalarter enligt Skogsstyrelsen har markerats med (S). Typiska arter inom Natura 2000 som är kopplade till skogsekosystem har markerats med (T). För fridlysta arter anges även paragrafen i Artskyddsförordningen som arten är fridlyst enligt.</w:t>
       </w:r>
     </w:p>
     <w:p>
       <w:r>
-        <w:t>De påträffade naturvårdsarterna är ett tydligt kvitto på att detta rör sig om en skog med höga naturvärden. I Figur 1 visas en karta över det avverkningsanmälda området, där samtliga fyndplatser för naturvårdsarter som finns registrerade på Artportalen har markerats.</w:t>
+        <w:t>De påträffade naturvårdsarterna är ett tydligt kvitto på att det rör sig om en skog med höga naturvärden.</w:t>
+      </w:r>
+      <w:r>
+        <w:t xml:space="preserve"> I Figur 1 visas fyndplatser för naturvårdsarter i området, som finns registrerade på Artportalen.</w:t>
       </w:r>
     </w:p>
     <w:p>
@@ -206,7 +209,7 @@
       <w:r>
         <w:drawing>
           <wp:inline xmlns:a="http://schemas.openxmlformats.org/drawingml/2006/main" xmlns:pic="http://schemas.openxmlformats.org/drawingml/2006/picture">
-            <wp:extent cx="5486400" cy="2280263"/>
+            <wp:extent cx="5486400" cy="3348401"/>
             <wp:docPr id="1" name="Picture 1"/>
             <wp:cNvGraphicFramePr>
               <a:graphicFrameLocks noChangeAspect="1"/>
@@ -227,7 +230,7 @@
                   <pic:spPr>
                     <a:xfrm>
                       <a:off x="0" y="0"/>
-                      <a:ext cx="5486400" cy="2280263"/>
+                      <a:ext cx="5486400" cy="3348401"/>
                     </a:xfrm>
                     <a:prstGeom prst="rect"/>
                   </pic:spPr>
@@ -241,9 +244,159 @@
     <w:p>
       <w:pPr>
         <w:pStyle w:val="Caption"/>
+        <w:spacing w:after="240"/>
       </w:pPr>
       <w:r>
-        <w:t>Figur 1. Fyndplatser för naturvårdsarter i det avverkningsanmälda området (röd linje). Markörer utan svart kant är placerade på fyndplatsen. Markörer med svart kant är placerade vid sidan av fyndplatsen och har ett svart streck som visar fyndplatsens exakta position. Kartans mittpunktskoordinat är N 7233585, E 539269 i SWEREF 99 TM.</w:t>
+        <w:t>Figur 1. Fyndplatser för naturvårdsarter i och inom 23 meter från avverkningsanmälan (röd linje). Markörer utan svart kant är placerade på fyndplatsen. Markörer med svart kant är placerade vid sidan av fyndplatsen och har ett svart streck som visar fyndplatsens exakta position. Kartans mittpunktskoordinat är N 7233585, E 539269 i SWEREF 99 TM.</w:t>
+      </w:r>
+    </w:p>
+    <w:p>
+      <w:pPr>
+        <w:pStyle w:val="Heading2"/>
+      </w:pPr>
+      <w:r>
+        <w:t>Fridlysta arter</w:t>
+      </w:r>
+    </w:p>
+    <w:p>
+      <w:r>
+        <w:t>Följande fridlysta arter har sina livsmiljöer och växtplatser i den avverkningsanmälda skogen: talltita (NT, §4), tretåig hackspett (NT, T, §4), spindelblomster (S, T, §8), tjäder (T, §4) och fiskgjuse (§4).</w:t>
+      </w:r>
+    </w:p>
+    <w:p>
+      <w:r>
+        <w:t xml:space="preserve">Observera att medlemsländerna är skyldiga att agera i enlighet med EU:s fågeldirektiv där det uttryckligen står att direktivet gäller för fåglar samt för deras ägg, bon och </w:t>
+      </w:r>
+      <w:r>
+        <w:rPr>
+          <w:b/>
+        </w:rPr>
+        <w:t xml:space="preserve">livsmiljöer </w:t>
+      </w:r>
+      <w:r>
+        <w:t>(artikel 1). Vidare att de åtgärder som vidtas inte får leda till en försämring av den nuvarande situationen beträffande bevarandet av de fågelarter som avses i artikel 1 (artikel 13). Fågeldirektivet är styrande för tillsynsansvariga myndigheters ärendehantering, ställningstaganden och beslutsfattande.</w:t>
+      </w:r>
+    </w:p>
+    <w:p>
+      <w:r>
+        <w:rPr>
+          <w:b/>
+        </w:rPr>
+        <w:t>Fiskgjuse (§4)</w:t>
+      </w:r>
+      <w:r>
+        <w:t xml:space="preserve"> är fridlyst enligt 4§ artskyddsförordningen och upptagen i bilaga 1 EU:s fågeldirektiv. Den bygger vanligen sitt stora risbo i toppen av en plattkronad, kraftig tall (&gt;90%) med utsikt över omgivningen. Skogsavverkningar utan hänsyn till bevarandet av fiskgjusens boträd och häckningsbiotop utgör en fara genom att tillgången på lämpliga träd minskar. Lämna en skyddszon kring boplatser vid avverkning eller gallring. Boträdets placering styr behovet av skyddszon vilket måste bedömas från fall till fall, men skyddszonen bör vara tillräckligt bred för att behålla skydd mot insyn, erbjuda lämpliga sittplatser och förhindra att boträdet blåser ner. Avstå från skogsbruksåtgärder i hänsynskrävande miljöer, som på uddar eller öar med äldre skog eller hällmarkstallskog där det häckar fiskgjuse. Gör naturvårdsavsättningar i äldre skog i lämpliga områden för fiskgjuse, t.ex. på uddar och i hällmarksområden (SLU Artdatabanken, 2024; Skogsstyrelsen, 2016).</w:t>
+      </w:r>
+    </w:p>
+    <w:p>
+      <w:r>
+        <w:rPr>
+          <w:b/>
+        </w:rPr>
+        <w:t>Spindelblomster (§8)</w:t>
+      </w:r>
+      <w:r>
+        <w:t xml:space="preserve"> växer i äldre mossrik granskog eller barrblandskog, men även i fjällbjörkskog. Arten indikerar långvarig trädkontinuitet och hög luftfuktighet och är mycket känslig för uttorkning och markskador. Spindelblomster har i många trakter minskat starkt under senare tid på grund av slutavverkningar och skogsmarksdikning. Spindelblomster är typisk art för </w:t>
+      </w:r>
+      <w:r>
+        <w:rPr>
+          <w:i/>
+        </w:rPr>
+        <w:t xml:space="preserve">9010 Taiga, 9050 Näringsrik granskog </w:t>
+      </w:r>
+      <w:r>
+        <w:t>och</w:t>
+      </w:r>
+      <w:r>
+        <w:rPr>
+          <w:i/>
+        </w:rPr>
+        <w:t xml:space="preserve"> 9040 Fjällbjörkskog</w:t>
+      </w:r>
+      <w:r>
+        <w:t xml:space="preserve"> (Nitare &amp; Skogsstyrelsen, 2019; SLU Artdatabanken, 2025).</w:t>
+      </w:r>
+    </w:p>
+    <w:p>
+      <w:r>
+        <w:rPr>
+          <w:b/>
+        </w:rPr>
+        <w:t>Talltita (NT, §4)</w:t>
+      </w:r>
+      <w:r>
+        <w:t>, rödlistad som nära hotad och prioriterad art i Skogsvårdslagen, har häckningsrevir i anmälan. Arten har minskat kraftigt de senaste 30 åren och minskningstakten innevarande 10-årsperiod beräknas till 20 (10–30) %. Talltitan är synnerligen trogen sitt cirka 15 hektar stora revir och är beroende av flerskiktade olikåldriga skogar för att kunna föda upp sina ungar. Talltitan försvinner om dess livsmiljö kalavverkas (Eggers &amp; Low, 2014; Ekman, 1979; Griesser et al, 2007; Klein, 2020; Siffczyk et al, 2003; SLU Artdatabanken, 2021).</w:t>
+      </w:r>
+    </w:p>
+    <w:p>
+      <w:r>
+        <w:rPr>
+          <w:b/>
+        </w:rPr>
+        <w:t>Tjäder (§4)</w:t>
+      </w:r>
+      <w:r>
+        <w:t xml:space="preserve"> omfattas av bilaga 1 och 2 EU:s fågeldirektiv och är typisk art för </w:t>
+      </w:r>
+      <w:r>
+        <w:rPr>
+          <w:i/>
+        </w:rPr>
+        <w:t xml:space="preserve">9010 Taiga </w:t>
+      </w:r>
+      <w:r>
+        <w:t xml:space="preserve">och </w:t>
+      </w:r>
+      <w:r>
+        <w:rPr>
+          <w:i/>
+        </w:rPr>
+        <w:t>9740 Skogsbevuxen myr</w:t>
+      </w:r>
+      <w:r>
+        <w:t>. Tjädern är en utpräglad skogsfågel knuten till större sammanhängande barrskogsområden. Tupparna och hönorna utnyttjar till viss del olika miljöer, och habitatvalet varierar dessutom mellan olika delar av året. För att det ska finnas livskraftiga tjäderbestånd krävs funktionella skogslandskap med en blandning av uppvuxen, gles och luckig skog, täta sumpskogar, myrar och andra små våtmarker. Arten försvinner när skogen fragmenteras och den sammanlagda arealen hyggen och andra öppna områden blir för stor. Ett småskaligt och försiktigt virkesuttag genom hyggesfria metoder kan i vissa fall vara möjligt i området inom 200 m från lekcentrum. Längre ut från lekcentrum, inom 200–500 m bör den avverkade ytan inte överskrida 1 hektar för att undvika alltför stora och snabba förändringar (Skogsstyrelsen, 2019; SLU Artdatabanken, 2024).</w:t>
+      </w:r>
+    </w:p>
+    <w:p>
+      <w:r>
+        <w:rPr>
+          <w:b/>
+        </w:rPr>
+        <w:t>Tretåig hackspett (NT, §4)</w:t>
+      </w:r>
+      <w:r>
+        <w:t xml:space="preserve"> är rödlistad som nära hotad och ingår i bilaga 1 i EU:s fågeldirektiv. Tretåig hackspett är för sin överlevnad beroende av kontinuerlig tillförsel av äldre döende och död ved, som sker genom naturliga självgallringsprocesser i äldre grannaturskogar och barrblandade naturskogar. Om en skog genom skogsbruk gallras eller glesas ur så upphör och uteblir i stort sett den naturliga självgallringsprocessen för mycket lång tid framöver vilket omöjliggör upprätthållandet av den kontinuerliga ekologiska funktionen i ett område. Det finns studier som visar att naturskogens självgallringsprocess som den tretåiga hackspetten är beroende av, inte kan ersättas med efterlämnad hänsyn i skogsbruket (Imbeau &amp; Desrochers, 2002). Storleken på häckningsreviret varierar med skogstypen, förekomsten av död ved och graden av fragmentering, men är i allmänhet i storleksordningen 25–100 hektar. Vintertid krävs ofta betydligt större områden och det finns studier som antyder att arten behöver minst 100 hektar äldre skog. I områden med låg bonitet kan det behövas över 200 hektar lämpligt habitat för att ett par ska kunna reproducera sig. Områden med dokumenterad permanent förekomst i naturskogsmiljöer har vanligen så stora naturvärden att skogsbruk är olämpligt. Tretåig hackspett är typisk art för </w:t>
+      </w:r>
+      <w:r>
+        <w:rPr>
+          <w:i/>
+        </w:rPr>
+        <w:t xml:space="preserve">9010 Taiga, 9740 Skogsbevuxen myr, 9030 Landhöjningsskog </w:t>
+      </w:r>
+      <w:r>
+        <w:t xml:space="preserve">och </w:t>
+      </w:r>
+      <w:r>
+        <w:rPr>
+          <w:i/>
+        </w:rPr>
+        <w:t>9040 Fjällbjörkskog</w:t>
+      </w:r>
+      <w:r>
+        <w:t xml:space="preserve"> (Skogsstyrelsen, 2016; SLU Artdatabanken, 2024).</w:t>
+      </w:r>
+    </w:p>
+    <w:p>
+      <w:r>
+        <w:t>I BILAGA 1 finns mer detaljerad information om ekologi samt krav på livsmiljö hos fridlysta arter.</w:t>
+      </w:r>
+    </w:p>
+    <w:p>
+      <w:pPr>
+        <w:pStyle w:val="Heading2"/>
+      </w:pPr>
+      <w:r>
+        <w:t>Övriga naturvårdsarter</w:t>
       </w:r>
     </w:p>
     <w:p>
@@ -291,44 +444,6 @@
       </w:r>
       <w:r>
         <w:t xml:space="preserve"> (SLU Artdatabanken, 2026; Nitare &amp; Skogsstyrelsen, 2019).</w:t>
-      </w:r>
-    </w:p>
-    <w:p>
-      <w:r>
-        <w:rPr>
-          <w:b/>
-        </w:rPr>
-        <w:t>Granticka</w:t>
-      </w:r>
-      <w:r>
-        <w:t xml:space="preserve"> förekommer främst i äldre skogar med naturskogskaraktär, liksom i dimensionsavverkade och plockhuggna skogar. I äldre grannaturskog i norra Sverige är den alltjämt en förhållandevis vanlig karaktärsart, medan den längre söderut blir allt mer sällsynt. I Götaland och delar av Svealand är den en god signalart för skyddsvärda granskogsmiljöer. Arten bedöms ha minskat starkt under senare år på grund av skogsavverkningar, då den framför allt växer i äldre granskog med långvarig grankontinuitet. I urskogsliknande bestånd i norra Sverige kan ibland påträffas den mycket sällsynta tickan grantickeporing (VU), som lever på döda grantickor. Det som tidigare inbegripit grantickan har visat sig röra sig om två arter; tajgagranticka </w:t>
-      </w:r>
-      <w:r>
-        <w:rPr>
-          <w:i/>
-        </w:rPr>
-        <w:t>Porodaedalea abietis</w:t>
-      </w:r>
-      <w:r>
-        <w:t xml:space="preserve"> (LC) och </w:t>
-      </w:r>
-      <w:r>
-        <w:rPr>
-          <w:i/>
-        </w:rPr>
-        <w:t>Porodaedalea chrysoloma</w:t>
-      </w:r>
-      <w:r>
-        <w:t xml:space="preserve"> (DD). Den nordligare arten, tajgagranticka, bildar större fruktkroppar och har sin främsta förekomst i norra Sverige, medan den mer tunnköttiga arten, </w:t>
-      </w:r>
-      <w:r>
-        <w:rPr>
-          <w:i/>
-        </w:rPr>
-        <w:t>P. chrysoloma</w:t>
-      </w:r>
-      <w:r>
-        <w:t>, förekommer i sydöstra Sverige och på Gotland (SLU Artdatabanken, 2026; Nitare &amp; Skogsstyrelsen, 2019).</w:t>
       </w:r>
     </w:p>
     <w:p>
@@ -838,26 +953,26 @@
         <w:pStyle w:val="Heading1"/>
       </w:pPr>
       <w:r>
-        <w:t>Fridlysta arter</w:t>
+        <w:t>Certifiering</w:t>
       </w:r>
     </w:p>
     <w:p>
-      <w:r>
-        <w:t>Följande fridlysta arter har sina livsmiljöer och växtplatser i den avverkningsanmälda skogen: tretåig hackspett (NT, §4) och spindelblomster (S, §8).</w:t>
+      <w:pPr>
+        <w:pStyle w:val="Heading2"/>
+      </w:pPr>
+      <w:r>
+        <w:t>Ur FSC-standarden</w:t>
       </w:r>
     </w:p>
     <w:p>
-      <w:r>
-        <w:t xml:space="preserve">Observera att medlemsländerna är skyldiga att agera i enlighet med EU:s fågeldirektiv där det uttryckligen står att direktivet gäller för fåglar samt för deras ägg, bon och </w:t>
-      </w:r>
       <w:r>
         <w:rPr>
           <w:b/>
         </w:rPr>
-        <w:t xml:space="preserve">livsmiljöer </w:t>
-      </w:r>
-      <w:r>
-        <w:t>(artikel 1). Vidare att de åtgärder som vidtas inte får leda till en försämring av den nuvarande situationen beträffande bevarandet av de fågelarter som avses i artikel 1 (artikel 13). Fågeldirektivet är styrande för tillsynsansvariga myndigheters ärendehantering, ställningstaganden och beslutsfattande.</w:t>
+        <w:t xml:space="preserve">PRINCIP 1: LAGEFTERLEVNAD: </w:t>
+      </w:r>
+      <w:r>
+        <w:t>Certifikatsinnehavaren ska följa alla tillämpliga lagar, förordningar och nationellt ratificerade internationella avtal, konventioner och överenskommelser.</w:t>
       </w:r>
     </w:p>
     <w:p>
@@ -865,28 +980,89 @@
         <w:rPr>
           <w:b/>
         </w:rPr>
-        <w:t>Spindelblomster (§8)</w:t>
-      </w:r>
-      <w:r>
-        <w:t xml:space="preserve"> växer i äldre mossrik granskog eller barrblandskog, men även i fjällbjörkskog. Arten indikerar långvarig trädkontinuitet och hög luftfuktighet och är mycket känslig för uttorkning och markskador. Spindelblomster har i många trakter minskat starkt under senare tid på grund av slutavverkningar och skogsmarksdikning. Spindelblomster är typisk art för </w:t>
+        <w:t xml:space="preserve">1.3.1 </w:t>
+      </w:r>
+      <w:r>
+        <w:t>Tillämpliga lagar och föreskrifter för brukandet av skogen följs.</w:t>
+      </w:r>
+    </w:p>
+    <w:p>
+      <w:pPr>
+        <w:pStyle w:val="ListBullet"/>
+      </w:pPr>
+      <w:r>
+        <w:rPr>
+          <w:b/>
+          <w:i/>
+        </w:rPr>
+        <w:t xml:space="preserve">Kommentar: </w:t>
+      </w:r>
+      <w:r>
+        <w:t>I den avverkningsanmälda skogen har fridlysta arter sina livsmiljöer och växtplatser. Att skada de fridlysta arternas livsmiljöer, växtplatser eller ekologiska funktion är inte tillåtet enligt artskyddsförordningen.</w:t>
       </w:r>
       <w:r>
         <w:rPr>
           <w:i/>
         </w:rPr>
-        <w:t xml:space="preserve">9010 Taiga, 9050 Näringsrik granskog </w:t>
-      </w:r>
-      <w:r>
-        <w:t>och</w:t>
+        <w:t xml:space="preserve"> EU:s medlemsländer och skogsbolag är skyldiga att agera i enlighet med EU:s fågeldirektiv där det uttryckligen står att direktivet gäller för fåglar samt för deras ägg, bon och </w:t>
+      </w:r>
+      <w:r>
+        <w:rPr>
+          <w:b/>
+          <w:i/>
+        </w:rPr>
+        <w:t xml:space="preserve">livsmiljöer </w:t>
+      </w:r>
+      <w:r>
+        <w:t>(artikel 1). Vidare att de åtgärder som vidtas inte får leda till en försämring av den nuvarande situationen beträffande bevarandet av de fågelarter som avses i artikel 1 (artikel 13).</w:t>
+      </w:r>
+    </w:p>
+    <w:p>
+      <w:r>
+        <w:rPr>
+          <w:b/>
+        </w:rPr>
+        <w:t xml:space="preserve">6.4 </w:t>
+      </w:r>
+      <w:r>
+        <w:t>Certifikatsinnehavaren ska skydda sällsynta arter och hotade arter samt deras livsmiljöer inom skogsbruksenheten. Det ska ske genom avsättningar, andra skyddade områden och genom att skapa konnektivitet och/eller genom andra direkta åtgärder som gynnar dessa arters överlevnad och livskraft. Åtgärderna ska stå i förhållande till brukandets skala, intensitet och risk, samt till sällsynta och hotade arters bevarandestatus och ekologiska krav. Certifikatsinnehavaren ska beakta den geografiska spridningen och ekologiska krav hos sällsynta och hotade arter utanför skogsbruksenhetens gränser när beslut om åtgärder inom skogsbruksenheten ska fattas.</w:t>
+      </w:r>
+    </w:p>
+    <w:p>
+      <w:r>
+        <w:rPr>
+          <w:b/>
+        </w:rPr>
+        <w:t xml:space="preserve">6.4.1 </w:t>
+      </w:r>
+      <w:r>
+        <w:t>Följande biotoper undantas från alla skogsbruksåtgärder, förutom åtgärder påkallade för att bevara eller främja biotopens naturliga eller hävdbetingade biologiska mångfald:</w:t>
+      </w:r>
+    </w:p>
+    <w:p>
+      <w:pPr>
+        <w:ind w:left="357"/>
+      </w:pPr>
+      <w:r>
+        <w:t>b) nyckelbiotoper enligt Skogsstyrelsens definition och metod (1995)</w:t>
+      </w:r>
+    </w:p>
+    <w:p>
+      <w:pPr>
+        <w:pStyle w:val="ListBullet"/>
+      </w:pPr>
+      <w:r>
+        <w:rPr>
+          <w:b/>
+          <w:i/>
+        </w:rPr>
+        <w:t xml:space="preserve">Kommentar: </w:t>
       </w:r>
       <w:r>
         <w:rPr>
           <w:i/>
         </w:rPr>
-        <w:t xml:space="preserve"> 9040 Fjällbjörkskog</w:t>
-      </w:r>
-      <w:r>
-        <w:t xml:space="preserve"> (Nitare &amp; Skogsstyrelsen, 2019; SLU Artdatabanken, 2025).</w:t>
+        <w:t>I det avverkningsanmälda skogsområdet har 20 rödlistade arter och signalarter påträffats. Detta ska jämföras med Skogsstyrelsens uppföljning 2017 av nyckelbiotoper som visade att man i genomsnitt hittar 20,6 olika rödlistade arter och signalarter i en nyckelbiotop (Wijk, S. 2017. Biologisk mångfald i nyckelbiotoper – Resultat från inventeringen “Uppföljning biologisk mångfald” 2009–2015. Rapport 4/2017 Skogsstyrelsen, Jönköping).</w:t>
       </w:r>
     </w:p>
     <w:p>
@@ -894,33 +1070,181 @@
         <w:rPr>
           <w:b/>
         </w:rPr>
-        <w:t>Tretåig hackspett (NT, §4)</w:t>
-      </w:r>
-      <w:r>
-        <w:t xml:space="preserve"> är rödlistad som nära hotad och ingår i bilaga 1 i EU:s fågeldirektiv. Tretåig hackspett är för sin överlevnad beroende av kontinuerlig tillförsel av äldre döende och död ved, som sker genom naturliga självgallringsprocesser i äldre grannaturskogar och barrblandade naturskogar. Om en skog genom skogsbruk gallras eller glesas ur så upphör och uteblir i stort sett den naturliga självgallringsprocessen för mycket lång tid framöver vilket omöjliggör upprätthållandet av den kontinuerliga ekologiska funktionen i ett område. Det finns studier som visar att naturskogens självgallringsprocess som den tretåiga hackspetten är beroende av, inte kan ersättas med efterlämnad hänsyn i skogsbruket (Imbeau &amp; Desrochers, 2002). Storleken på häckningsreviret varierar med skogstypen, förekomsten av död ved och graden av fragmentering, men är i allmänhet i storleksordningen 25–100 hektar. Vintertid krävs ofta betydligt större områden och det finns studier som antyder att arten behöver minst 100 hektar äldre skog. I områden med låg bonitet kan det behövas över 200 hektar lämpligt habitat för att ett par ska kunna reproducera sig. Områden med dokumenterad permanent förekomst i naturskogsmiljöer har vanligen så stora naturvärden att skogsbruk är olämpligt. Tretåig hackspett är typisk art för </w:t>
+        <w:t xml:space="preserve">6.4.3 </w:t>
+      </w:r>
+      <w:r>
+        <w:t>Bevarandeåtgärder genomförs för de kända förekomster av rödlistade arter som påverkas av skogsbruk.</w:t>
+      </w:r>
+    </w:p>
+    <w:p>
+      <w:pPr>
+        <w:pStyle w:val="ListBullet"/>
+      </w:pPr>
+      <w:r>
+        <w:rPr>
+          <w:b/>
+          <w:i/>
+        </w:rPr>
+        <w:t xml:space="preserve">Kommentar: </w:t>
       </w:r>
       <w:r>
         <w:rPr>
           <w:i/>
         </w:rPr>
-        <w:t xml:space="preserve">9010 Taiga, 9740 Skogsbevuxen myr, 9030 Landhöjningsskog </w:t>
-      </w:r>
-      <w:r>
-        <w:t xml:space="preserve">och </w:t>
+        <w:t>I det avverkningsanmälda skogsområdet har 22 naturvårdsarter varav 15 rödlistade arter sina livsmiljöer och växtplatser.</w:t>
+      </w:r>
+    </w:p>
+    <w:p>
+      <w:pPr>
+        <w:pStyle w:val="Heading2"/>
+      </w:pPr>
+      <w:r>
+        <w:t>Ur Chain of Custody Certification (FSC-STD-40-004 ver 3.0)</w:t>
+      </w:r>
+    </w:p>
+    <w:p>
+      <w:r>
+        <w:rPr>
+          <w:b/>
+        </w:rPr>
+        <w:t xml:space="preserve">1.3 </w:t>
+      </w:r>
+      <w:r>
+        <w:t xml:space="preserve">The organization shall commit to the FSC values as defined in FSC-POL-01-004 Policy for the Association of Organizations with FSC. </w:t>
+      </w:r>
+    </w:p>
+    <w:p>
+      <w:pPr>
+        <w:pStyle w:val="Heading2"/>
+      </w:pPr>
+      <w:r>
+        <w:t>Ur FSC:s policy för associerade organisationer (FSC-POL-01-004)</w:t>
+      </w:r>
+    </w:p>
+    <w:p>
+      <w:r>
+        <w:t xml:space="preserve">Som “Chain of Custody”-certifierad organisation är skogsbolaget bunden av de fastställda reglerna i Del 1 Punkt 1 c) i Policy för organisationer associerade med FSC (FSC-POL-01-004 V2-0 EN + SVE version 2012-03-02): </w:t>
+      </w:r>
+    </w:p>
+    <w:p>
+      <w:pPr>
+        <w:pStyle w:val="ListNumber"/>
+      </w:pPr>
+      <w:r>
+        <w:t>De organisationer FSC kan acceptera association med får inte direkt eller indirekt ha några kopplingar till nedanstående, oacceptabla aktiviteter:</w:t>
+      </w:r>
+    </w:p>
+    <w:p>
+      <w:pPr>
+        <w:ind w:left="357"/>
+      </w:pPr>
+      <w:r>
+        <w:t>a) Olaglig skogsavverkning och handel med olagligt avverkat virke eller skogsprodukter</w:t>
+      </w:r>
+    </w:p>
+    <w:p>
+      <w:pPr>
+        <w:ind w:left="357"/>
+      </w:pPr>
+      <w:r>
+        <w:t>...</w:t>
+      </w:r>
+    </w:p>
+    <w:p>
+      <w:pPr>
+        <w:ind w:left="357"/>
+      </w:pPr>
+      <w:r>
+        <w:t>c) Skogsbruk som förstör höga naturvärden</w:t>
+      </w:r>
+    </w:p>
+    <w:p>
+      <w:pPr>
+        <w:ind w:left="357"/>
+      </w:pPr>
+      <w:r>
+        <w:t>d) Betydande omvandling av skog till plantager eller annan, icke skoglig, markanvändning</w:t>
+      </w:r>
+    </w:p>
+    <w:p>
+      <w:pPr>
+        <w:pStyle w:val="ListBullet"/>
+      </w:pPr>
+      <w:r>
+        <w:rPr>
+          <w:b/>
+          <w:i/>
+        </w:rPr>
+        <w:t xml:space="preserve">Kommentar: </w:t>
       </w:r>
       <w:r>
         <w:rPr>
           <w:i/>
         </w:rPr>
-        <w:t>9040 Fjällbjörkskog</w:t>
-      </w:r>
-      <w:r>
-        <w:t xml:space="preserve"> (Skogsstyrelsen, 2016; SLU Artdatabanken, 2024).</w:t>
+        <w:t>Avverkning av skog med höga naturvärden samt skada på fridlysta arter strider både mot FSC Controlled Wood-standarden och FSC:s policy for associerade organisationer.</w:t>
       </w:r>
     </w:p>
     <w:p>
-      <w:r>
-        <w:t>I BILAGA 1 finns mer detaljerad information om ekologi samt krav på livsmiljö hos fridlysta arter.</w:t>
+      <w:pPr>
+        <w:pStyle w:val="Heading2"/>
+      </w:pPr>
+      <w:r>
+        <w:t>Ur FSC Controlled Wood (FSC-STD-40-005)</w:t>
+      </w:r>
+    </w:p>
+    <w:p>
+      <w:r>
+        <w:t>Virke som inte accepteras i FSC-märkta produkter (oacceptabelt ursprung) enligt FSC Controlled Wood (FSC-STD-40-005):</w:t>
+      </w:r>
+    </w:p>
+    <w:p>
+      <w:pPr>
+        <w:pStyle w:val="ListNumber"/>
+      </w:pPr>
+      <w:r>
+        <w:t>Illegalt avverkat virke.</w:t>
+      </w:r>
+    </w:p>
+    <w:p>
+      <w:pPr>
+        <w:pStyle w:val="ListNumber"/>
+      </w:pPr>
+      <w:r>
+        <w:t>...</w:t>
+      </w:r>
+    </w:p>
+    <w:p>
+      <w:pPr>
+        <w:pStyle w:val="ListNumber"/>
+      </w:pPr>
+      <w:r>
+        <w:t>Virke från avverkningar som hotar höga naturvärden.</w:t>
+      </w:r>
+    </w:p>
+    <w:p>
+      <w:pPr>
+        <w:pStyle w:val="ListNumber"/>
+      </w:pPr>
+      <w:r>
+        <w:t>Virke från skog som konverteras till plantager eller icke-skogligt bruk.</w:t>
+      </w:r>
+    </w:p>
+    <w:p>
+      <w:pPr>
+        <w:pStyle w:val="ListBullet"/>
+      </w:pPr>
+      <w:r>
+        <w:rPr>
+          <w:b/>
+          <w:i/>
+        </w:rPr>
+        <w:t xml:space="preserve">Kommentar: </w:t>
+      </w:r>
+      <w:r>
+        <w:rPr>
+          <w:i/>
+        </w:rPr>
+        <w:t>Avverkning av skog med höga naturvärden samt skada på fridlysta arter strider både mot FSC Controlled Wood-standarden och FSC:s policy for associerade organisationer.</w:t>
       </w:r>
     </w:p>
     <w:p>
@@ -928,7 +1252,108 @@
         <w:pStyle w:val="Heading1"/>
       </w:pPr>
       <w:r>
-        <w:t>Certifiering</w:t>
+        <w:t>Ur PEFC-standarden gällande lagefterlevnad</w:t>
+      </w:r>
+    </w:p>
+    <w:p>
+      <w:r>
+        <w:t>PEFC-standarden förutsätter att tillämplig svensk lagstiftning följs. Det är utsedd tillsynsmyndighet som ansvarar för tillsyn av lagens efterlevnad. PEFC-standarden återger innehållet i vissa certifieringskritiska lag- och föreskriftskrav vilka ska ingå i granskning av PEFC-systemets efterlevnad.</w:t>
+      </w:r>
+    </w:p>
+    <w:p>
+      <w:pPr>
+        <w:pStyle w:val="ListBullet"/>
+      </w:pPr>
+      <w:r>
+        <w:rPr>
+          <w:b/>
+          <w:i/>
+        </w:rPr>
+        <w:t xml:space="preserve">Kommentar: </w:t>
+      </w:r>
+      <w:r>
+        <w:rPr>
+          <w:i/>
+        </w:rPr>
+        <w:t>I den avverkningsanmälda skogen har fridlysta arter sina livsmiljöer och växtplatser. Att skada de fridlysta arternas livsmiljöer, växtplatser eller ekologiska funktion är inte tillåtet enligt artskyddsförordningen</w:t>
+      </w:r>
+    </w:p>
+    <w:p>
+      <w:r>
+        <w:br w:type="page"/>
+      </w:r>
+    </w:p>
+    <w:p>
+      <w:pPr>
+        <w:pStyle w:val="Title"/>
+      </w:pPr>
+      <w:r>
+        <w:t>BILAGA 1 –</w:t>
+        <w:br/>
+        <w:t>Fridlysta och rödlistade arter</w:t>
+      </w:r>
+    </w:p>
+    <w:p>
+      <w:pPr>
+        <w:pStyle w:val="Heading1"/>
+      </w:pPr>
+      <w:r>
+        <w:t>Lunglav – ekologi samt krav på livsmiljön</w:t>
+      </w:r>
+    </w:p>
+    <w:p>
+      <w:r>
+        <w:t xml:space="preserve">Lunglav (NT) är en av vårt lands främsta signalarter som överallt indikerar gamla lövträd, skogsbestånd med höga naturvärden och ekosystem med lång skoglig kontinuitet. Lokalt kan förekomsten vara mycket riklig men den hittas nästan enbart i gamla och ej slutavverkade skogar. Artens samtliga förekomster bör uppmärksammas från naturvårdssynpunkt, då många lokaler även hyser andra ovanliga och rödlistade arter, däribland de sällsynta lavparasiterna lunglavshårprick (CR), </w:t>
+      </w:r>
+      <w:r>
+        <w:rPr>
+          <w:i/>
+        </w:rPr>
+        <w:t>Abrothallus diederichii</w:t>
+      </w:r>
+      <w:r>
+        <w:t xml:space="preserve"> (VU), </w:t>
+      </w:r>
+      <w:r>
+        <w:rPr>
+          <w:i/>
+        </w:rPr>
+        <w:t>Abrothallus lobariae</w:t>
+      </w:r>
+      <w:r>
+        <w:t xml:space="preserve"> (VU), </w:t>
+      </w:r>
+      <w:r>
+        <w:rPr>
+          <w:i/>
+        </w:rPr>
+        <w:t>Calycina lobariae</w:t>
+      </w:r>
+      <w:r>
+        <w:t xml:space="preserve"> (VU), lunglavsknapp (VU) och skrovelmössing (VU), som växer på lunglav. Rikliga förekomster med lunglav bör skyddas med biotopskydd, frivilliga avsättningar eller reservat (SLU Artdatabanken, 2026; Nitare &amp; Skogsstyrelsen, 2019).</w:t>
+      </w:r>
+    </w:p>
+    <w:p>
+      <w:r>
+        <w:t xml:space="preserve">Lunglav är typisk art för </w:t>
+      </w:r>
+      <w:r>
+        <w:rPr>
+          <w:i/>
+        </w:rPr>
+        <w:t>9010 Taiga, 9020 Nordlig ädellövskog, 9110 Näringsfattig bokskog, 9130 Näringsrik bokskog, 9160 Näringsrik ekskog, 9180 Ädellövskog i branter, 9190 Näringsfattig ekskog, 9070 Trädklädd betesmark, 9040 Fjällbjörkskog</w:t>
+      </w:r>
+      <w:r>
+        <w:t xml:space="preserve"> och</w:t>
+      </w:r>
+      <w:r>
+        <w:rPr>
+          <w:i/>
+        </w:rPr>
+        <w:t xml:space="preserve"> 6530 Lövängar</w:t>
+      </w:r>
+      <w:r>
+        <w:t xml:space="preserve"> (SLU Artdatabanken, 2026).</w:t>
       </w:r>
     </w:p>
     <w:p>
@@ -936,137 +1361,63 @@
         <w:pStyle w:val="Heading2"/>
       </w:pPr>
       <w:r>
-        <w:t>Ur FSC-standarden</w:t>
+        <w:t>Referenser – lunglav</w:t>
       </w:r>
     </w:p>
     <w:p>
       <w:r>
+        <w:t xml:space="preserve">Nitare, J. och Skogsstyrelsen, 2019. </w:t>
+      </w:r>
+      <w:r>
         <w:rPr>
-          <w:b/>
+          <w:i/>
         </w:rPr>
-        <w:t xml:space="preserve">PRINCIP 1: LAGEFTERLEVNAD: </w:t>
-      </w:r>
-      <w:r>
-        <w:t>Certifikatsinnehavaren ska följa alla tillämpliga lagar, förordningar och nationellt ratificerade internationella avtal, konventioner och överenskommelser.</w:t>
+        <w:t xml:space="preserve">Skyddsvärd skog – Naturvårdsarter och andra kriterier för naturvärdesbedömning. </w:t>
+      </w:r>
+      <w:r>
+        <w:t>Skogsstyrelsen.</w:t>
       </w:r>
     </w:p>
     <w:p>
       <w:r>
+        <w:t xml:space="preserve">SLU Artdatabanken, 2026. </w:t>
+      </w:r>
+      <w:r>
         <w:rPr>
-          <w:b/>
+          <w:i/>
         </w:rPr>
-        <w:t xml:space="preserve">1.3.1 </w:t>
-      </w:r>
-      <w:r>
-        <w:t>Tillämpliga lagar och föreskrifter för brukandet av skogen följs.</w:t>
+        <w:t xml:space="preserve">Artfaktablad. Naturvård – artfakta. </w:t>
+      </w:r>
+      <w:r>
+        <w:t>SLU Artdatabanken, Uppsala.</w:t>
       </w:r>
     </w:p>
     <w:p>
       <w:pPr>
-        <w:pStyle w:val="ListBullet"/>
+        <w:pStyle w:val="Heading1"/>
       </w:pPr>
       <w:r>
-        <w:rPr>
-          <w:b/>
-          <w:i/>
-        </w:rPr>
-        <w:t xml:space="preserve">Kommentar: </w:t>
-      </w:r>
-      <w:r>
-        <w:t>I den avverkningsanmälda skogen har fridlysta arter sina livsmiljöer och växtplatser. Att skada de fridlysta arternas livsmiljöer, växtplatser eller ekologiska funktion är inte tillåtet enligt artskyddsförordningen.</w:t>
-      </w:r>
-      <w:r>
-        <w:rPr>
-          <w:i/>
-        </w:rPr>
-        <w:t xml:space="preserve"> EU:s medlemsländer och skogsbolag är skyldiga att agera i enlighet med EU:s fågeldirektiv där det uttryckligen står att direktivet gäller för fåglar samt för deras ägg, bon och </w:t>
-      </w:r>
-      <w:r>
-        <w:rPr>
-          <w:b/>
-          <w:i/>
-        </w:rPr>
-        <w:t xml:space="preserve">livsmiljöer </w:t>
-      </w:r>
-      <w:r>
-        <w:t>(artikel 1). Vidare att de åtgärder som vidtas inte får leda till en försämring av den nuvarande situationen beträffande bevarandet av de fågelarter som avses i artikel 1 (artikel 13).</w:t>
+        <w:t>Talltita – ekologi samt krav på livsmiljön</w:t>
       </w:r>
     </w:p>
     <w:p>
       <w:r>
-        <w:rPr>
-          <w:b/>
-        </w:rPr>
-        <w:t xml:space="preserve">6.4 </w:t>
-      </w:r>
-      <w:r>
-        <w:t>Certifikatsinnehavaren ska skydda sällsynta arter och hotade arter samt deras livsmiljöer inom skogsbruksenheten. Det ska ske genom avsättningar, andra skyddade områden och genom att skapa konnektivitet och/eller genom andra direkta åtgärder som gynnar dessa arters överlevnad och livskraft. Åtgärderna ska stå i förhållande till brukandets skala, intensitet och risk, samt till sällsynta och hotade arters bevarandestatus och ekologiska krav. Certifikatsinnehavaren ska beakta den geografiska spridningen och ekologiska krav hos sällsynta och hotade arter utanför skogsbruksenhetens gränser när beslut om åtgärder inom skogsbruksenheten ska fattas.</w:t>
+        <w:t>Talltita är rödlistad som NT, fridlyst och prioriterad art i Skogsvårdslagen. Den omfattas av EU:s fågeldirektiv. Arten har minskat kraftigt de senaste 30 åren och minskningstakten innevarande 10-årsperiod beräknas till 20 (10–30) % (SLU Artdatabanken, 2022).</w:t>
       </w:r>
     </w:p>
     <w:p>
       <w:r>
-        <w:rPr>
-          <w:b/>
-        </w:rPr>
-        <w:t xml:space="preserve">6.4.1 </w:t>
-      </w:r>
-      <w:r>
-        <w:t>Följande biotoper undantas från alla skogsbruksåtgärder, förutom åtgärder påkallade för att bevara eller främja biotopens naturliga eller hävdbetingade biologiska mångfald:</w:t>
+        <w:t>Talltita föredrar större sammanhängande barrskogar, och finns såväl i tallskog som granskog och i lövblandad barrskog. Skogens struktur är viktig och ska helst vara flerskiktad med riklig underväxt av mindre granar, björk och andra lövträd och buskar. Tillgång på murknande högstubbar är särskilt viktig, eftersom talltitan helst själv hackar ut sitt bohål (SLU Artdatabanken, 2022).</w:t>
       </w:r>
     </w:p>
     <w:p>
-      <w:pPr>
-        <w:ind w:left="357"/>
-      </w:pPr>
-      <w:r>
-        <w:t>b) nyckelbiotoper enligt Skogsstyrelsens definition och metod (1995)</w:t>
+      <w:r>
+        <w:t>Det finns flera studier som visar att talltita är känslig för gallring och inte överlever när dess livsmiljö kalavverkas (Eggers and Low, 2014; Griesser et al., 2007; Klein, 2020). Talltitans revir är förhållandevis stora, 10–20 hektar och arten missgynnas när skogen fragmenteras. Kalavverkning av större delar av reviret innebär att det överges (Artdatabanken, 2021).</w:t>
       </w:r>
     </w:p>
     <w:p>
-      <w:pPr>
-        <w:pStyle w:val="ListBullet"/>
-      </w:pPr>
-      <w:r>
-        <w:rPr>
-          <w:b/>
-          <w:i/>
-        </w:rPr>
-        <w:t xml:space="preserve">Kommentar: </w:t>
-      </w:r>
-      <w:r>
-        <w:rPr>
-          <w:i/>
-        </w:rPr>
-        <w:t>I det avverkningsanmälda skogsområdet har 20 rödlistade arter och signalarter påträffats. Detta ska jämföras med Skogsstyrelsens uppföljning 2017 av nyckelbiotoper som visade att man i genomsnitt hittar 20,6 olika rödlistade arter och signalarter i en nyckelbiotop (Wijk, S. 2017. Biologisk mångfald i nyckelbiotoper – Resultat från inventeringen “Uppföljning biologisk mångfald” 2009–2015. Rapport 4/2017 Skogsstyrelsen, Jönköping).</w:t>
-      </w:r>
-    </w:p>
-    <w:p>
-      <w:r>
-        <w:rPr>
-          <w:b/>
-        </w:rPr>
-        <w:t xml:space="preserve">6.4.3 </w:t>
-      </w:r>
-      <w:r>
-        <w:t>Bevarandeåtgärder genomförs för de kända förekomster av rödlistade arter som påverkas av skogsbruk.</w:t>
-      </w:r>
-    </w:p>
-    <w:p>
-      <w:pPr>
-        <w:pStyle w:val="ListBullet"/>
-      </w:pPr>
-      <w:r>
-        <w:rPr>
-          <w:b/>
-          <w:i/>
-        </w:rPr>
-        <w:t xml:space="preserve">Kommentar: </w:t>
-      </w:r>
-      <w:r>
-        <w:rPr>
-          <w:i/>
-        </w:rPr>
-        <w:t>I det avverkningsanmälda skogsområdet har 20 naturvårdsarter varav 15 rödlistade arter sina livsmiljöer och växtplatser.</w:t>
+      <w:r>
+        <w:t>Talltitan är synnerligen trogen sitt revir så länge paret lever och biotopen förblir intakt. Paret stannar i sitt revir året om. En förlust av ett revir har därför en stor inverkan på den lokala populationen och trakthyggesbruket anses vara orsak till den svenska populationens kraftiga minskning. Talltiteparets revirtrohet innebär att närhelst under året man observerar en adult talltita så ingår denna plats i reviret (Siffczyk et al., 2003; Ekman, 1979).</w:t>
       </w:r>
     </w:p>
     <w:p>
@@ -1074,18 +1425,127 @@
         <w:pStyle w:val="Heading2"/>
       </w:pPr>
       <w:r>
-        <w:t>Ur Chain of Custody Certification (FSC-STD-40-004 ver 3.0)</w:t>
+        <w:t>Referenser – talltita</w:t>
       </w:r>
     </w:p>
     <w:p>
       <w:r>
+        <w:t xml:space="preserve">Eggers, S., Low, M., 2014. </w:t>
+      </w:r>
+      <w:r>
         <w:rPr>
-          <w:b/>
+          <w:i/>
         </w:rPr>
-        <w:t xml:space="preserve">1.3 </w:t>
-      </w:r>
-      <w:r>
-        <w:t xml:space="preserve">The organization shall commit to the FSC values as defined in FSC-POL-01-004 Policy for the Association of Organizations with FSC. </w:t>
+        <w:t xml:space="preserve">Differential demographic responses of sympatric Parids to vegetation management in boreal forest. </w:t>
+      </w:r>
+      <w:r>
+        <w:t>For. Ecol. Manage. 319, 169–175.</w:t>
+      </w:r>
+    </w:p>
+    <w:p>
+      <w:r>
+        <w:t xml:space="preserve">Ekman, J., 1979. </w:t>
+      </w:r>
+      <w:r>
+        <w:rPr>
+          <w:i/>
+        </w:rPr>
+        <w:t xml:space="preserve">Coherence, composition and territories of winter social groups of the Willow Tit Parus montanus and the Crested Tit P. cristatus. </w:t>
+      </w:r>
+      <w:r>
+        <w:t>Ornis Scandinavica, 10, pp 56–68</w:t>
+      </w:r>
+    </w:p>
+    <w:p>
+      <w:r>
+        <w:t xml:space="preserve">Griesser, M., Nystrand, M., Eggers, S., Ekman, J., 2007. </w:t>
+      </w:r>
+      <w:r>
+        <w:rPr>
+          <w:i/>
+        </w:rPr>
+        <w:t xml:space="preserve">Impact of forestry practices on fitness correlates and population productivity in an open-nesting bird species. </w:t>
+      </w:r>
+      <w:r>
+        <w:t>Conserv. Biol. 21, 767–774. https://doi.org/10.1111/j.1523- 1739.2007.00675.x</w:t>
+      </w:r>
+    </w:p>
+    <w:p>
+      <w:r>
+        <w:t xml:space="preserve">Klein, J., 2020. </w:t>
+      </w:r>
+      <w:r>
+        <w:rPr>
+          <w:i/>
+        </w:rPr>
+        <w:t xml:space="preserve">The forgotten forest – On thinning, retention, and biodiversity in the boreal forest. </w:t>
+      </w:r>
+      <w:r>
+        <w:t>Doctoral Thesis No. 2020:50</w:t>
+      </w:r>
+    </w:p>
+    <w:p>
+      <w:r>
+        <w:t xml:space="preserve">Siffczyk, C., Brotons, L., Kangas, K., Orell, M., 2003. </w:t>
+      </w:r>
+      <w:r>
+        <w:rPr>
+          <w:i/>
+        </w:rPr>
+        <w:t xml:space="preserve">Home range size of willow tits. </w:t>
+      </w:r>
+      <w:r>
+        <w:t>Oecologica, 136, 635–642 (2003)</w:t>
+      </w:r>
+    </w:p>
+    <w:p>
+      <w:r>
+        <w:t xml:space="preserve">SLU Artdatabanken, 2021. </w:t>
+      </w:r>
+      <w:r>
+        <w:rPr>
+          <w:i/>
+        </w:rPr>
+        <w:t xml:space="preserve">Artfaktablad. Naturvård – artfakta. </w:t>
+      </w:r>
+      <w:r>
+        <w:t>SLU Artdatabanken, Uppsala</w:t>
+      </w:r>
+    </w:p>
+    <w:p>
+      <w:pPr>
+        <w:pStyle w:val="Heading1"/>
+      </w:pPr>
+      <w:r>
+        <w:t>Tjäder – ekologi samt krav på livsmiljön</w:t>
+      </w:r>
+    </w:p>
+    <w:p>
+      <w:r>
+        <w:t xml:space="preserve">Tjäder (§4) omfattas av bilaga 1 och 2 EU:s fågeldirektiv och är typisk art för </w:t>
+      </w:r>
+      <w:r>
+        <w:rPr>
+          <w:i/>
+        </w:rPr>
+        <w:t xml:space="preserve">9010 Taiga </w:t>
+      </w:r>
+      <w:r>
+        <w:t xml:space="preserve">och </w:t>
+      </w:r>
+      <w:r>
+        <w:rPr>
+          <w:i/>
+        </w:rPr>
+        <w:t>9740 Skogsbevuxen myr</w:t>
+      </w:r>
+      <w:r>
+        <w:t>. Tjädern är en utpräglad skogsfågel knuten till större sammanhängande barrskogsområden. Tupparna och hönorna utnyttjar till viss del olika miljöer, och habitatvalet varierar dessutom mellan olika delar av året. För att det ska finnas livskraftiga tjäderbestånd krävs funktionella skogslandskap med en blandning av uppvuxen, gles och luckig skog, täta sumpskogar, myrar och andra små våtmarker (Skogsstyrelsen, 2019; SLU Artdatabanken 2024).</w:t>
+      </w:r>
+    </w:p>
+    <w:p>
+      <w:r>
+        <w:t>Arten försvinner när skogen fragmenteras och den sammanlagda arealen hyggen och andra öppna områden blir för stor. Ett småskaligt och försiktigt virkesuttag genom hyggesfria metoder kan i vissa fall vara möjligt i området inom 200 m från lekcentrum. Längre ut från lekcentrum, inom 200–500 m bör den avverkade ytan inte överskrida 1 hektar för att undvika alltför stora och snabba förändringar (Skogsstyrelsen, 2019).</w:t>
       </w:r>
     </w:p>
     <w:p>
@@ -1093,269 +1553,23 @@
         <w:pStyle w:val="Heading2"/>
       </w:pPr>
       <w:r>
-        <w:t>Ur FSC:s policy för associerade organisationer (FSC-POL-01-004)</w:t>
+        <w:t>Referenser – tjäder</w:t>
       </w:r>
     </w:p>
     <w:p>
       <w:r>
-        <w:t xml:space="preserve">Som “Chain of Custody”-certifierad organisation är skogsbolaget bunden av de fastställda reglerna i Del 1 Punkt 1 c) i Policy för organisationer associerade med FSC (FSC-POL-01-004 V2-0 EN + SVE version 2012-03-02): </w:t>
-      </w:r>
-    </w:p>
-    <w:p>
-      <w:pPr>
-        <w:pStyle w:val="ListNumber"/>
-      </w:pPr>
-      <w:r>
-        <w:t>De organisationer FSC kan acceptera association med får inte direkt eller indirekt ha några kopplingar till nedanstående, oacceptabla aktiviteter:</w:t>
-      </w:r>
-    </w:p>
-    <w:p>
-      <w:pPr>
-        <w:ind w:left="357"/>
-      </w:pPr>
-      <w:r>
-        <w:t>a) Olaglig skogsavverkning och handel med olagligt avverkat virke eller skogsprodukter</w:t>
-      </w:r>
-    </w:p>
-    <w:p>
-      <w:pPr>
-        <w:ind w:left="357"/>
-      </w:pPr>
-      <w:r>
-        <w:t>...</w:t>
-      </w:r>
-    </w:p>
-    <w:p>
-      <w:pPr>
-        <w:ind w:left="357"/>
-      </w:pPr>
-      <w:r>
-        <w:t>c) Skogsbruk som förstör höga naturvärden</w:t>
-      </w:r>
-    </w:p>
-    <w:p>
-      <w:pPr>
-        <w:ind w:left="357"/>
-      </w:pPr>
-      <w:r>
-        <w:t>d) Betydande omvandling av skog till plantager eller annan, icke skoglig, markanvändning</w:t>
-      </w:r>
-    </w:p>
-    <w:p>
-      <w:pPr>
-        <w:pStyle w:val="ListBullet"/>
-      </w:pPr>
-      <w:r>
-        <w:rPr>
-          <w:b/>
-          <w:i/>
-        </w:rPr>
-        <w:t xml:space="preserve">Kommentar: </w:t>
+        <w:t xml:space="preserve">Skogsstyrelsen, 2019. </w:t>
       </w:r>
       <w:r>
         <w:rPr>
           <w:i/>
         </w:rPr>
-        <w:t>Avverkning av skog med höga naturvärden samt skada på fridlysta arter strider både mot FSC Controlled Wood-standarden och FSC:s policy for associerade organisationer.</w:t>
+        <w:t>Vägledning för hänsyn till fåglar – tjäder.</w:t>
       </w:r>
     </w:p>
     <w:p>
-      <w:pPr>
-        <w:pStyle w:val="Heading2"/>
-      </w:pPr>
-      <w:r>
-        <w:t>Ur FSC Controlled Wood (FSC-STD-40-005)</w:t>
-      </w:r>
-    </w:p>
-    <w:p>
-      <w:r>
-        <w:t>Virke som inte accepteras i FSC-märkta produkter (oacceptabelt ursprung) enligt FSC Controlled Wood (FSC-STD-40-005):</w:t>
-      </w:r>
-    </w:p>
-    <w:p>
-      <w:pPr>
-        <w:pStyle w:val="ListNumber"/>
-      </w:pPr>
-      <w:r>
-        <w:t>Illegalt avverkat virke.</w:t>
-      </w:r>
-    </w:p>
-    <w:p>
-      <w:pPr>
-        <w:pStyle w:val="ListNumber"/>
-      </w:pPr>
-      <w:r>
-        <w:t>...</w:t>
-      </w:r>
-    </w:p>
-    <w:p>
-      <w:pPr>
-        <w:pStyle w:val="ListNumber"/>
-      </w:pPr>
-      <w:r>
-        <w:t>Virke från avverkningar som hotar höga naturvärden.</w:t>
-      </w:r>
-    </w:p>
-    <w:p>
-      <w:pPr>
-        <w:pStyle w:val="ListNumber"/>
-      </w:pPr>
-      <w:r>
-        <w:t>Virke från skog som konverteras till plantager eller icke-skogligt bruk.</w:t>
-      </w:r>
-    </w:p>
-    <w:p>
-      <w:pPr>
-        <w:pStyle w:val="ListBullet"/>
-      </w:pPr>
-      <w:r>
-        <w:rPr>
-          <w:b/>
-          <w:i/>
-        </w:rPr>
-        <w:t xml:space="preserve">Kommentar: </w:t>
-      </w:r>
-      <w:r>
-        <w:rPr>
-          <w:i/>
-        </w:rPr>
-        <w:t>Avverkning av skog med höga naturvärden samt skada på fridlysta arter strider både mot FSC Controlled Wood-standarden och FSC:s policy for associerade organisationer.</w:t>
-      </w:r>
-    </w:p>
-    <w:p>
-      <w:pPr>
-        <w:pStyle w:val="Heading1"/>
-      </w:pPr>
-      <w:r>
-        <w:t>Ur PEFC-standarden gällande lagefterlevnad</w:t>
-      </w:r>
-    </w:p>
-    <w:p>
-      <w:r>
-        <w:t>PEFC-standarden förutsätter att tillämplig svensk lagstiftning följs. Det är utsedd tillsynsmyndighet som ansvarar för tillsyn av lagens efterlevnad. PEFC-standarden återger innehållet i vissa certifieringskritiska lag- och föreskriftskrav vilka ska ingå i granskning av PEFC-systemets efterlevnad.</w:t>
-      </w:r>
-    </w:p>
-    <w:p>
-      <w:pPr>
-        <w:pStyle w:val="ListBullet"/>
-      </w:pPr>
-      <w:r>
-        <w:rPr>
-          <w:b/>
-          <w:i/>
-        </w:rPr>
-        <w:t xml:space="preserve">Kommentar: </w:t>
-      </w:r>
-      <w:r>
-        <w:rPr>
-          <w:i/>
-        </w:rPr>
-        <w:t>I den avverkningsanmälda skogen har fridlysta arter sina livsmiljöer och växtplatser. Att skada de fridlysta arternas livsmiljöer, växtplatser eller ekologiska funktion är inte tillåtet enligt artskyddsförordningen</w:t>
-      </w:r>
-    </w:p>
-    <w:p>
-      <w:r>
-        <w:br w:type="page"/>
-      </w:r>
-    </w:p>
-    <w:p>
-      <w:pPr>
-        <w:pStyle w:val="Title"/>
-      </w:pPr>
-      <w:r>
-        <w:t>BILAGA 1 –</w:t>
-        <w:br/>
-        <w:t>Fridlysta och rödlistade arter</w:t>
-      </w:r>
-    </w:p>
-    <w:p>
-      <w:pPr>
-        <w:pStyle w:val="Heading1"/>
-      </w:pPr>
-      <w:r>
-        <w:t>Lunglav – ekologi samt krav på livsmiljön</w:t>
-      </w:r>
-    </w:p>
-    <w:p>
-      <w:r>
-        <w:t xml:space="preserve">Lunglav (NT) är en av vårt lands främsta signalarter som överallt indikerar gamla lövträd, skogsbestånd med höga naturvärden och ekosystem med lång skoglig kontinuitet. Lokalt kan förekomsten vara mycket riklig men den hittas nästan enbart i gamla och ej slutavverkade skogar. Artens samtliga förekomster bör uppmärksammas från naturvårdssynpunkt, då många lokaler även hyser andra ovanliga och rödlistade arter, däribland de sällsynta lavparasiterna lunglavshårprick (CR), </w:t>
-      </w:r>
-      <w:r>
-        <w:rPr>
-          <w:i/>
-        </w:rPr>
-        <w:t>Abrothallus diederichii</w:t>
-      </w:r>
-      <w:r>
-        <w:t xml:space="preserve"> (VU), </w:t>
-      </w:r>
-      <w:r>
-        <w:rPr>
-          <w:i/>
-        </w:rPr>
-        <w:t>Abrothallus lobariae</w:t>
-      </w:r>
-      <w:r>
-        <w:t xml:space="preserve"> (VU), </w:t>
-      </w:r>
-      <w:r>
-        <w:rPr>
-          <w:i/>
-        </w:rPr>
-        <w:t>Calycina lobariae</w:t>
-      </w:r>
-      <w:r>
-        <w:t xml:space="preserve"> (VU), lunglavsknapp (VU) och skrovelmössing (VU), som växer på lunglav. Rikliga förekomster med lunglav bör skyddas med biotopskydd, frivilliga avsättningar eller reservat (SLU Artdatabanken, 2026; Nitare &amp; Skogsstyrelsen, 2019).</w:t>
-      </w:r>
-    </w:p>
-    <w:p>
-      <w:r>
-        <w:t xml:space="preserve">Lunglav är typisk art för </w:t>
-      </w:r>
-      <w:r>
-        <w:rPr>
-          <w:i/>
-        </w:rPr>
-        <w:t>9010 Taiga, 9020 Nordlig ädellövskog, 9110 Näringsfattig bokskog, 9130 Näringsrik bokskog, 9160 Näringsrik ekskog, 9180 Ädellövskog i branter, 9190 Näringsfattig ekskog, 9070 Trädklädd betesmark, 9040 Fjällbjörkskog</w:t>
-      </w:r>
-      <w:r>
-        <w:t xml:space="preserve"> och</w:t>
-      </w:r>
-      <w:r>
-        <w:rPr>
-          <w:i/>
-        </w:rPr>
-        <w:t xml:space="preserve"> 6530 Lövängar</w:t>
-      </w:r>
-      <w:r>
-        <w:t xml:space="preserve"> (SLU Artdatabanken, 2026).</w:t>
-      </w:r>
-    </w:p>
-    <w:p>
-      <w:pPr>
-        <w:pStyle w:val="Heading2"/>
-      </w:pPr>
-      <w:r>
-        <w:t>Referenser – lunglav</w:t>
-      </w:r>
-    </w:p>
-    <w:p>
-      <w:r>
-        <w:t xml:space="preserve">Nitare, J. och Skogsstyrelsen, 2019. </w:t>
-      </w:r>
-      <w:r>
-        <w:rPr>
-          <w:i/>
-        </w:rPr>
-        <w:t xml:space="preserve">Skyddsvärd skog – Naturvårdsarter och andra kriterier för naturvärdesbedömning. </w:t>
-      </w:r>
-      <w:r>
-        <w:t>Skogsstyrelsen.</w:t>
-      </w:r>
-    </w:p>
-    <w:p>
-      <w:r>
-        <w:t xml:space="preserve">SLU Artdatabanken, 2026. </w:t>
+      <w:r>
+        <w:t xml:space="preserve">SLU Artdatabanken, 2024. </w:t>
       </w:r>
       <w:r>
         <w:rPr>
@@ -1364,7 +1578,7 @@
         <w:t xml:space="preserve">Artfaktablad. Naturvård – artfakta. </w:t>
       </w:r>
       <w:r>
-        <w:t>SLU Artdatabanken, Uppsala.</w:t>
+        <w:t>SLU Artdatabanken, Uppsala</w:t>
       </w:r>
     </w:p>
     <w:p>
@@ -1586,7 +1800,7 @@
 </file>
 
 <file path=word/endnotes.xml><?xml version="1.0" encoding="utf-8"?>
-<w:endnotes xmlns:wpc="http://schemas.microsoft.com/office/word/2010/wordprocessingCanvas" xmlns:cx="http://schemas.microsoft.com/office/drawing/2014/chartex" xmlns:cx1="http://schemas.microsoft.com/office/drawing/2015/9/8/chartex" xmlns:cx2="http://schemas.microsoft.com/office/drawing/2015/10/21/chartex" xmlns:cx3="http://schemas.microsoft.com/office/drawing/2016/5/9/chartex" xmlns:cx4="http://schemas.microsoft.com/office/drawing/2016/5/10/chartex" xmlns:cx5="http://schemas.microsoft.com/office/drawing/2016/5/11/chartex" xmlns:cx6="http://schemas.microsoft.com/office/drawing/2016/5/12/chartex" xmlns:cx7="http://schemas.microsoft.com/office/drawing/2016/5/13/chartex" xmlns:cx8="http://schemas.microsoft.com/office/drawing/2016/5/14/chartex" xmlns:mc="http://schemas.openxmlformats.org/markup-compatibility/2006" xmlns:aink="http://schemas.microsoft.com/office/drawing/2016/ink" xmlns:am3d="http://schemas.microsoft.com/office/drawing/2017/model3d" xmlns:o="urn:schemas-microsoft-com:office:office" xmlns:oel="http://schemas.microsoft.com/office/2019/extlst" xmlns:r="http://schemas.openxmlformats.org/officeDocument/2006/relationships" xmlns:m="http://schemas.openxmlformats.org/officeDocument/2006/math" xmlns:v="urn:schemas-microsoft-com:vml" xmlns:wp14="http://schemas.microsoft.com/office/word/2010/wordprocessingDrawing" xmlns:wp="http://schemas.openxmlformats.org/drawingml/2006/wordprocessingDrawing" xmlns:w10="urn:schemas-microsoft-com:office:word" xmlns:w="http://schemas.openxmlformats.org/wordprocessingml/2006/main" xmlns:w14="http://schemas.microsoft.com/office/word/2010/wordml" xmlns:w15="http://schemas.microsoft.com/office/word/2012/wordml" xmlns:w16cex="http://schemas.microsoft.com/office/word/2018/wordml/cex" xmlns:w16cid="http://schemas.microsoft.com/office/word/2016/wordml/cid" xmlns:w16="http://schemas.microsoft.com/office/word/2018/wordml" xmlns:w16sdtdh="http://schemas.microsoft.com/office/word/2020/wordml/sdtdatahash" xmlns:w16se="http://schemas.microsoft.com/office/word/2015/wordml/symex" xmlns:wpg="http://schemas.microsoft.com/office/word/2010/wordprocessingGroup" xmlns:wpi="http://schemas.microsoft.com/office/word/2010/wordprocessingInk" xmlns:wne="http://schemas.microsoft.com/office/word/2006/wordml" xmlns:wps="http://schemas.microsoft.com/office/word/2010/wordprocessingShape" mc:Ignorable="w14 w15 w16se w16cid w16 w16cex w16sdtdh wp14">
+<w:endnotes xmlns:wpc="http://schemas.microsoft.com/office/word/2010/wordprocessingCanvas" xmlns:cx="http://schemas.microsoft.com/office/drawing/2014/chartex" xmlns:cx1="http://schemas.microsoft.com/office/drawing/2015/9/8/chartex" xmlns:cx2="http://schemas.microsoft.com/office/drawing/2015/10/21/chartex" xmlns:cx3="http://schemas.microsoft.com/office/drawing/2016/5/9/chartex" xmlns:cx4="http://schemas.microsoft.com/office/drawing/2016/5/10/chartex" xmlns:cx5="http://schemas.microsoft.com/office/drawing/2016/5/11/chartex" xmlns:cx6="http://schemas.microsoft.com/office/drawing/2016/5/12/chartex" xmlns:cx7="http://schemas.microsoft.com/office/drawing/2016/5/13/chartex" xmlns:cx8="http://schemas.microsoft.com/office/drawing/2016/5/14/chartex" xmlns:mc="http://schemas.openxmlformats.org/markup-compatibility/2006" xmlns:aink="http://schemas.microsoft.com/office/drawing/2016/ink" xmlns:am3d="http://schemas.microsoft.com/office/drawing/2017/model3d" xmlns:o="urn:schemas-microsoft-com:office:office" xmlns:oel="http://schemas.microsoft.com/office/2019/extlst" xmlns:r="http://schemas.openxmlformats.org/officeDocument/2006/relationships" xmlns:m="http://schemas.openxmlformats.org/officeDocument/2006/math" xmlns:v="urn:schemas-microsoft-com:vml" xmlns:wp14="http://schemas.microsoft.com/office/word/2010/wordprocessingDrawing" xmlns:wp="http://schemas.openxmlformats.org/drawingml/2006/wordprocessingDrawing" xmlns:w10="urn:schemas-microsoft-com:office:word" xmlns:w="http://schemas.openxmlformats.org/wordprocessingml/2006/main" xmlns:w14="http://schemas.microsoft.com/office/word/2010/wordml" xmlns:w15="http://schemas.microsoft.com/office/word/2012/wordml" xmlns:w16cex="http://schemas.microsoft.com/office/word/2018/wordml/cex" xmlns:w16cid="http://schemas.microsoft.com/office/word/2016/wordml/cid" xmlns:w16="http://schemas.microsoft.com/office/word/2018/wordml" xmlns:w16du="http://schemas.microsoft.com/office/word/2023/wordml/word16du" xmlns:w16sdtdh="http://schemas.microsoft.com/office/word/2020/wordml/sdtdatahash" xmlns:w16sdtfl="http://schemas.microsoft.com/office/word/2024/wordml/sdtformatlock" xmlns:w16se="http://schemas.microsoft.com/office/word/2015/wordml/symex" xmlns:wpg="http://schemas.microsoft.com/office/word/2010/wordprocessingGroup" xmlns:wpi="http://schemas.microsoft.com/office/word/2010/wordprocessingInk" xmlns:wne="http://schemas.microsoft.com/office/word/2006/wordml" xmlns:wps="http://schemas.microsoft.com/office/word/2010/wordprocessingShape" mc:Ignorable="w14 w15 w16se w16cid w16 w16cex w16sdtdh w16sdtfl w16du wp14">
   <w:endnote w:type="separator" w:id="-1">
     <w:p>
       <w:pPr>
@@ -1611,7 +1825,7 @@
 </file>
 
 <file path=word/footer1.xml><?xml version="1.0" encoding="utf-8"?>
-<w:ftr xmlns:wpc="http://schemas.microsoft.com/office/word/2010/wordprocessingCanvas" xmlns:cx="http://schemas.microsoft.com/office/drawing/2014/chartex" xmlns:cx1="http://schemas.microsoft.com/office/drawing/2015/9/8/chartex" xmlns:cx2="http://schemas.microsoft.com/office/drawing/2015/10/21/chartex" xmlns:cx3="http://schemas.microsoft.com/office/drawing/2016/5/9/chartex" xmlns:cx4="http://schemas.microsoft.com/office/drawing/2016/5/10/chartex" xmlns:cx5="http://schemas.microsoft.com/office/drawing/2016/5/11/chartex" xmlns:cx6="http://schemas.microsoft.com/office/drawing/2016/5/12/chartex" xmlns:cx7="http://schemas.microsoft.com/office/drawing/2016/5/13/chartex" xmlns:cx8="http://schemas.microsoft.com/office/drawing/2016/5/14/chartex" xmlns:mc="http://schemas.openxmlformats.org/markup-compatibility/2006" xmlns:aink="http://schemas.microsoft.com/office/drawing/2016/ink" xmlns:am3d="http://schemas.microsoft.com/office/drawing/2017/model3d" xmlns:o="urn:schemas-microsoft-com:office:office" xmlns:oel="http://schemas.microsoft.com/office/2019/extlst" xmlns:r="http://schemas.openxmlformats.org/officeDocument/2006/relationships" xmlns:m="http://schemas.openxmlformats.org/officeDocument/2006/math" xmlns:v="urn:schemas-microsoft-com:vml" xmlns:wp14="http://schemas.microsoft.com/office/word/2010/wordprocessingDrawing" xmlns:wp="http://schemas.openxmlformats.org/drawingml/2006/wordprocessingDrawing" xmlns:w10="urn:schemas-microsoft-com:office:word" xmlns:w="http://schemas.openxmlformats.org/wordprocessingml/2006/main" xmlns:w14="http://schemas.microsoft.com/office/word/2010/wordml" xmlns:w15="http://schemas.microsoft.com/office/word/2012/wordml" xmlns:w16cex="http://schemas.microsoft.com/office/word/2018/wordml/cex" xmlns:w16cid="http://schemas.microsoft.com/office/word/2016/wordml/cid" xmlns:w16="http://schemas.microsoft.com/office/word/2018/wordml" xmlns:w16sdtdh="http://schemas.microsoft.com/office/word/2020/wordml/sdtdatahash" xmlns:w16se="http://schemas.microsoft.com/office/word/2015/wordml/symex" xmlns:wpg="http://schemas.microsoft.com/office/word/2010/wordprocessingGroup" xmlns:wpi="http://schemas.microsoft.com/office/word/2010/wordprocessingInk" xmlns:wne="http://schemas.microsoft.com/office/word/2006/wordml" xmlns:wps="http://schemas.microsoft.com/office/word/2010/wordprocessingShape" mc:Ignorable="w14 w15 w16se w16cid w16 w16cex w16sdtdh wp14">
+<w:ftr xmlns:wpc="http://schemas.microsoft.com/office/word/2010/wordprocessingCanvas" xmlns:cx="http://schemas.microsoft.com/office/drawing/2014/chartex" xmlns:cx1="http://schemas.microsoft.com/office/drawing/2015/9/8/chartex" xmlns:cx2="http://schemas.microsoft.com/office/drawing/2015/10/21/chartex" xmlns:cx3="http://schemas.microsoft.com/office/drawing/2016/5/9/chartex" xmlns:cx4="http://schemas.microsoft.com/office/drawing/2016/5/10/chartex" xmlns:cx5="http://schemas.microsoft.com/office/drawing/2016/5/11/chartex" xmlns:cx6="http://schemas.microsoft.com/office/drawing/2016/5/12/chartex" xmlns:cx7="http://schemas.microsoft.com/office/drawing/2016/5/13/chartex" xmlns:cx8="http://schemas.microsoft.com/office/drawing/2016/5/14/chartex" xmlns:mc="http://schemas.openxmlformats.org/markup-compatibility/2006" xmlns:aink="http://schemas.microsoft.com/office/drawing/2016/ink" xmlns:am3d="http://schemas.microsoft.com/office/drawing/2017/model3d" xmlns:o="urn:schemas-microsoft-com:office:office" xmlns:oel="http://schemas.microsoft.com/office/2019/extlst" xmlns:r="http://schemas.openxmlformats.org/officeDocument/2006/relationships" xmlns:m="http://schemas.openxmlformats.org/officeDocument/2006/math" xmlns:v="urn:schemas-microsoft-com:vml" xmlns:wp14="http://schemas.microsoft.com/office/word/2010/wordprocessingDrawing" xmlns:wp="http://schemas.openxmlformats.org/drawingml/2006/wordprocessingDrawing" xmlns:w10="urn:schemas-microsoft-com:office:word" xmlns:w="http://schemas.openxmlformats.org/wordprocessingml/2006/main" xmlns:w14="http://schemas.microsoft.com/office/word/2010/wordml" xmlns:w15="http://schemas.microsoft.com/office/word/2012/wordml" xmlns:w16cex="http://schemas.microsoft.com/office/word/2018/wordml/cex" xmlns:w16cid="http://schemas.microsoft.com/office/word/2016/wordml/cid" xmlns:w16="http://schemas.microsoft.com/office/word/2018/wordml" xmlns:w16du="http://schemas.microsoft.com/office/word/2023/wordml/word16du" xmlns:w16sdtdh="http://schemas.microsoft.com/office/word/2020/wordml/sdtdatahash" xmlns:w16sdtfl="http://schemas.microsoft.com/office/word/2024/wordml/sdtformatlock" xmlns:w16se="http://schemas.microsoft.com/office/word/2015/wordml/symex" xmlns:wpg="http://schemas.microsoft.com/office/word/2010/wordprocessingGroup" xmlns:wpi="http://schemas.microsoft.com/office/word/2010/wordprocessingInk" xmlns:wne="http://schemas.microsoft.com/office/word/2006/wordml" xmlns:wps="http://schemas.microsoft.com/office/word/2010/wordprocessingShape" mc:Ignorable="w14 w15 w16se w16cid w16 w16cex w16sdtdh w16sdtfl w16du wp14">
   <w:p>
     <w:pPr>
       <w:pStyle w:val="Footer"/>
@@ -1621,7 +1835,7 @@
 </file>
 
 <file path=word/footer2.xml><?xml version="1.0" encoding="utf-8"?>
-<w:ftr xmlns:wpc="http://schemas.microsoft.com/office/word/2010/wordprocessingCanvas" xmlns:cx="http://schemas.microsoft.com/office/drawing/2014/chartex" xmlns:cx1="http://schemas.microsoft.com/office/drawing/2015/9/8/chartex" xmlns:cx2="http://schemas.microsoft.com/office/drawing/2015/10/21/chartex" xmlns:cx3="http://schemas.microsoft.com/office/drawing/2016/5/9/chartex" xmlns:cx4="http://schemas.microsoft.com/office/drawing/2016/5/10/chartex" xmlns:cx5="http://schemas.microsoft.com/office/drawing/2016/5/11/chartex" xmlns:cx6="http://schemas.microsoft.com/office/drawing/2016/5/12/chartex" xmlns:cx7="http://schemas.microsoft.com/office/drawing/2016/5/13/chartex" xmlns:cx8="http://schemas.microsoft.com/office/drawing/2016/5/14/chartex" xmlns:mc="http://schemas.openxmlformats.org/markup-compatibility/2006" xmlns:aink="http://schemas.microsoft.com/office/drawing/2016/ink" xmlns:am3d="http://schemas.microsoft.com/office/drawing/2017/model3d" xmlns:o="urn:schemas-microsoft-com:office:office" xmlns:oel="http://schemas.microsoft.com/office/2019/extlst" xmlns:r="http://schemas.openxmlformats.org/officeDocument/2006/relationships" xmlns:m="http://schemas.openxmlformats.org/officeDocument/2006/math" xmlns:v="urn:schemas-microsoft-com:vml" xmlns:wp14="http://schemas.microsoft.com/office/word/2010/wordprocessingDrawing" xmlns:wp="http://schemas.openxmlformats.org/drawingml/2006/wordprocessingDrawing" xmlns:w10="urn:schemas-microsoft-com:office:word" xmlns:w="http://schemas.openxmlformats.org/wordprocessingml/2006/main" xmlns:w14="http://schemas.microsoft.com/office/word/2010/wordml" xmlns:w15="http://schemas.microsoft.com/office/word/2012/wordml" xmlns:w16cex="http://schemas.microsoft.com/office/word/2018/wordml/cex" xmlns:w16cid="http://schemas.microsoft.com/office/word/2016/wordml/cid" xmlns:w16="http://schemas.microsoft.com/office/word/2018/wordml" xmlns:w16sdtdh="http://schemas.microsoft.com/office/word/2020/wordml/sdtdatahash" xmlns:w16se="http://schemas.microsoft.com/office/word/2015/wordml/symex" xmlns:wpg="http://schemas.microsoft.com/office/word/2010/wordprocessingGroup" xmlns:wpi="http://schemas.microsoft.com/office/word/2010/wordprocessingInk" xmlns:wne="http://schemas.microsoft.com/office/word/2006/wordml" xmlns:wps="http://schemas.microsoft.com/office/word/2010/wordprocessingShape" mc:Ignorable="w14 w15 w16se w16cid w16 w16cex w16sdtdh wp14">
+<w:ftr xmlns:wpc="http://schemas.microsoft.com/office/word/2010/wordprocessingCanvas" xmlns:cx="http://schemas.microsoft.com/office/drawing/2014/chartex" xmlns:cx1="http://schemas.microsoft.com/office/drawing/2015/9/8/chartex" xmlns:cx2="http://schemas.microsoft.com/office/drawing/2015/10/21/chartex" xmlns:cx3="http://schemas.microsoft.com/office/drawing/2016/5/9/chartex" xmlns:cx4="http://schemas.microsoft.com/office/drawing/2016/5/10/chartex" xmlns:cx5="http://schemas.microsoft.com/office/drawing/2016/5/11/chartex" xmlns:cx6="http://schemas.microsoft.com/office/drawing/2016/5/12/chartex" xmlns:cx7="http://schemas.microsoft.com/office/drawing/2016/5/13/chartex" xmlns:cx8="http://schemas.microsoft.com/office/drawing/2016/5/14/chartex" xmlns:mc="http://schemas.openxmlformats.org/markup-compatibility/2006" xmlns:aink="http://schemas.microsoft.com/office/drawing/2016/ink" xmlns:am3d="http://schemas.microsoft.com/office/drawing/2017/model3d" xmlns:o="urn:schemas-microsoft-com:office:office" xmlns:oel="http://schemas.microsoft.com/office/2019/extlst" xmlns:r="http://schemas.openxmlformats.org/officeDocument/2006/relationships" xmlns:m="http://schemas.openxmlformats.org/officeDocument/2006/math" xmlns:v="urn:schemas-microsoft-com:vml" xmlns:wp14="http://schemas.microsoft.com/office/word/2010/wordprocessingDrawing" xmlns:wp="http://schemas.openxmlformats.org/drawingml/2006/wordprocessingDrawing" xmlns:w10="urn:schemas-microsoft-com:office:word" xmlns:w="http://schemas.openxmlformats.org/wordprocessingml/2006/main" xmlns:w14="http://schemas.microsoft.com/office/word/2010/wordml" xmlns:w15="http://schemas.microsoft.com/office/word/2012/wordml" xmlns:w16cex="http://schemas.microsoft.com/office/word/2018/wordml/cex" xmlns:w16cid="http://schemas.microsoft.com/office/word/2016/wordml/cid" xmlns:w16="http://schemas.microsoft.com/office/word/2018/wordml" xmlns:w16du="http://schemas.microsoft.com/office/word/2023/wordml/word16du" xmlns:w16sdtdh="http://schemas.microsoft.com/office/word/2020/wordml/sdtdatahash" xmlns:w16sdtfl="http://schemas.microsoft.com/office/word/2024/wordml/sdtformatlock" xmlns:w16se="http://schemas.microsoft.com/office/word/2015/wordml/symex" xmlns:wpg="http://schemas.microsoft.com/office/word/2010/wordprocessingGroup" xmlns:wpi="http://schemas.microsoft.com/office/word/2010/wordprocessingInk" xmlns:wne="http://schemas.microsoft.com/office/word/2006/wordml" xmlns:wps="http://schemas.microsoft.com/office/word/2010/wordprocessingShape" mc:Ignorable="w14 w15 w16se w16cid w16 w16cex w16sdtdh w16sdtfl w16du wp14">
   <w:p>
     <w:pPr>
       <w:pStyle w:val="Footer"/>
@@ -1631,7 +1845,7 @@
 </file>
 
 <file path=word/footer3.xml><?xml version="1.0" encoding="utf-8"?>
-<w:ftr xmlns:wpc="http://schemas.microsoft.com/office/word/2010/wordprocessingCanvas" xmlns:cx="http://schemas.microsoft.com/office/drawing/2014/chartex" xmlns:cx1="http://schemas.microsoft.com/office/drawing/2015/9/8/chartex" xmlns:cx2="http://schemas.microsoft.com/office/drawing/2015/10/21/chartex" xmlns:cx3="http://schemas.microsoft.com/office/drawing/2016/5/9/chartex" xmlns:cx4="http://schemas.microsoft.com/office/drawing/2016/5/10/chartex" xmlns:cx5="http://schemas.microsoft.com/office/drawing/2016/5/11/chartex" xmlns:cx6="http://schemas.microsoft.com/office/drawing/2016/5/12/chartex" xmlns:cx7="http://schemas.microsoft.com/office/drawing/2016/5/13/chartex" xmlns:cx8="http://schemas.microsoft.com/office/drawing/2016/5/14/chartex" xmlns:mc="http://schemas.openxmlformats.org/markup-compatibility/2006" xmlns:aink="http://schemas.microsoft.com/office/drawing/2016/ink" xmlns:am3d="http://schemas.microsoft.com/office/drawing/2017/model3d" xmlns:o="urn:schemas-microsoft-com:office:office" xmlns:oel="http://schemas.microsoft.com/office/2019/extlst" xmlns:r="http://schemas.openxmlformats.org/officeDocument/2006/relationships" xmlns:m="http://schemas.openxmlformats.org/officeDocument/2006/math" xmlns:v="urn:schemas-microsoft-com:vml" xmlns:wp14="http://schemas.microsoft.com/office/word/2010/wordprocessingDrawing" xmlns:wp="http://schemas.openxmlformats.org/drawingml/2006/wordprocessingDrawing" xmlns:w10="urn:schemas-microsoft-com:office:word" xmlns:w="http://schemas.openxmlformats.org/wordprocessingml/2006/main" xmlns:w14="http://schemas.microsoft.com/office/word/2010/wordml" xmlns:w15="http://schemas.microsoft.com/office/word/2012/wordml" xmlns:w16cex="http://schemas.microsoft.com/office/word/2018/wordml/cex" xmlns:w16cid="http://schemas.microsoft.com/office/word/2016/wordml/cid" xmlns:w16="http://schemas.microsoft.com/office/word/2018/wordml" xmlns:w16sdtdh="http://schemas.microsoft.com/office/word/2020/wordml/sdtdatahash" xmlns:w16se="http://schemas.microsoft.com/office/word/2015/wordml/symex" xmlns:wpg="http://schemas.microsoft.com/office/word/2010/wordprocessingGroup" xmlns:wpi="http://schemas.microsoft.com/office/word/2010/wordprocessingInk" xmlns:wne="http://schemas.microsoft.com/office/word/2006/wordml" xmlns:wps="http://schemas.microsoft.com/office/word/2010/wordprocessingShape" mc:Ignorable="w14 w15 w16se w16cid w16 w16cex w16sdtdh wp14">
+<w:ftr xmlns:wpc="http://schemas.microsoft.com/office/word/2010/wordprocessingCanvas" xmlns:cx="http://schemas.microsoft.com/office/drawing/2014/chartex" xmlns:cx1="http://schemas.microsoft.com/office/drawing/2015/9/8/chartex" xmlns:cx2="http://schemas.microsoft.com/office/drawing/2015/10/21/chartex" xmlns:cx3="http://schemas.microsoft.com/office/drawing/2016/5/9/chartex" xmlns:cx4="http://schemas.microsoft.com/office/drawing/2016/5/10/chartex" xmlns:cx5="http://schemas.microsoft.com/office/drawing/2016/5/11/chartex" xmlns:cx6="http://schemas.microsoft.com/office/drawing/2016/5/12/chartex" xmlns:cx7="http://schemas.microsoft.com/office/drawing/2016/5/13/chartex" xmlns:cx8="http://schemas.microsoft.com/office/drawing/2016/5/14/chartex" xmlns:mc="http://schemas.openxmlformats.org/markup-compatibility/2006" xmlns:aink="http://schemas.microsoft.com/office/drawing/2016/ink" xmlns:am3d="http://schemas.microsoft.com/office/drawing/2017/model3d" xmlns:o="urn:schemas-microsoft-com:office:office" xmlns:oel="http://schemas.microsoft.com/office/2019/extlst" xmlns:r="http://schemas.openxmlformats.org/officeDocument/2006/relationships" xmlns:m="http://schemas.openxmlformats.org/officeDocument/2006/math" xmlns:v="urn:schemas-microsoft-com:vml" xmlns:wp14="http://schemas.microsoft.com/office/word/2010/wordprocessingDrawing" xmlns:wp="http://schemas.openxmlformats.org/drawingml/2006/wordprocessingDrawing" xmlns:w10="urn:schemas-microsoft-com:office:word" xmlns:w="http://schemas.openxmlformats.org/wordprocessingml/2006/main" xmlns:w14="http://schemas.microsoft.com/office/word/2010/wordml" xmlns:w15="http://schemas.microsoft.com/office/word/2012/wordml" xmlns:w16cex="http://schemas.microsoft.com/office/word/2018/wordml/cex" xmlns:w16cid="http://schemas.microsoft.com/office/word/2016/wordml/cid" xmlns:w16="http://schemas.microsoft.com/office/word/2018/wordml" xmlns:w16du="http://schemas.microsoft.com/office/word/2023/wordml/word16du" xmlns:w16sdtdh="http://schemas.microsoft.com/office/word/2020/wordml/sdtdatahash" xmlns:w16sdtfl="http://schemas.microsoft.com/office/word/2024/wordml/sdtformatlock" xmlns:w16se="http://schemas.microsoft.com/office/word/2015/wordml/symex" xmlns:wpg="http://schemas.microsoft.com/office/word/2010/wordprocessingGroup" xmlns:wpi="http://schemas.microsoft.com/office/word/2010/wordprocessingInk" xmlns:wne="http://schemas.microsoft.com/office/word/2006/wordml" xmlns:wps="http://schemas.microsoft.com/office/word/2010/wordprocessingShape" mc:Ignorable="w14 w15 w16se w16cid w16 w16cex w16sdtdh w16sdtfl w16du wp14">
   <w:p>
     <w:pPr>
       <w:pStyle w:val="Footer"/>
@@ -1641,7 +1855,7 @@
 </file>
 
 <file path=word/footnotes.xml><?xml version="1.0" encoding="utf-8"?>
-<w:footnotes xmlns:wpc="http://schemas.microsoft.com/office/word/2010/wordprocessingCanvas" xmlns:cx="http://schemas.microsoft.com/office/drawing/2014/chartex" xmlns:cx1="http://schemas.microsoft.com/office/drawing/2015/9/8/chartex" xmlns:cx2="http://schemas.microsoft.com/office/drawing/2015/10/21/chartex" xmlns:cx3="http://schemas.microsoft.com/office/drawing/2016/5/9/chartex" xmlns:cx4="http://schemas.microsoft.com/office/drawing/2016/5/10/chartex" xmlns:cx5="http://schemas.microsoft.com/office/drawing/2016/5/11/chartex" xmlns:cx6="http://schemas.microsoft.com/office/drawing/2016/5/12/chartex" xmlns:cx7="http://schemas.microsoft.com/office/drawing/2016/5/13/chartex" xmlns:cx8="http://schemas.microsoft.com/office/drawing/2016/5/14/chartex" xmlns:mc="http://schemas.openxmlformats.org/markup-compatibility/2006" xmlns:aink="http://schemas.microsoft.com/office/drawing/2016/ink" xmlns:am3d="http://schemas.microsoft.com/office/drawing/2017/model3d" xmlns:o="urn:schemas-microsoft-com:office:office" xmlns:oel="http://schemas.microsoft.com/office/2019/extlst" xmlns:r="http://schemas.openxmlformats.org/officeDocument/2006/relationships" xmlns:m="http://schemas.openxmlformats.org/officeDocument/2006/math" xmlns:v="urn:schemas-microsoft-com:vml" xmlns:wp14="http://schemas.microsoft.com/office/word/2010/wordprocessingDrawing" xmlns:wp="http://schemas.openxmlformats.org/drawingml/2006/wordprocessingDrawing" xmlns:w10="urn:schemas-microsoft-com:office:word" xmlns:w="http://schemas.openxmlformats.org/wordprocessingml/2006/main" xmlns:w14="http://schemas.microsoft.com/office/word/2010/wordml" xmlns:w15="http://schemas.microsoft.com/office/word/2012/wordml" xmlns:w16cex="http://schemas.microsoft.com/office/word/2018/wordml/cex" xmlns:w16cid="http://schemas.microsoft.com/office/word/2016/wordml/cid" xmlns:w16="http://schemas.microsoft.com/office/word/2018/wordml" xmlns:w16sdtdh="http://schemas.microsoft.com/office/word/2020/wordml/sdtdatahash" xmlns:w16se="http://schemas.microsoft.com/office/word/2015/wordml/symex" xmlns:wpg="http://schemas.microsoft.com/office/word/2010/wordprocessingGroup" xmlns:wpi="http://schemas.microsoft.com/office/word/2010/wordprocessingInk" xmlns:wne="http://schemas.microsoft.com/office/word/2006/wordml" xmlns:wps="http://schemas.microsoft.com/office/word/2010/wordprocessingShape" mc:Ignorable="w14 w15 w16se w16cid w16 w16cex w16sdtdh wp14">
+<w:footnotes xmlns:wpc="http://schemas.microsoft.com/office/word/2010/wordprocessingCanvas" xmlns:cx="http://schemas.microsoft.com/office/drawing/2014/chartex" xmlns:cx1="http://schemas.microsoft.com/office/drawing/2015/9/8/chartex" xmlns:cx2="http://schemas.microsoft.com/office/drawing/2015/10/21/chartex" xmlns:cx3="http://schemas.microsoft.com/office/drawing/2016/5/9/chartex" xmlns:cx4="http://schemas.microsoft.com/office/drawing/2016/5/10/chartex" xmlns:cx5="http://schemas.microsoft.com/office/drawing/2016/5/11/chartex" xmlns:cx6="http://schemas.microsoft.com/office/drawing/2016/5/12/chartex" xmlns:cx7="http://schemas.microsoft.com/office/drawing/2016/5/13/chartex" xmlns:cx8="http://schemas.microsoft.com/office/drawing/2016/5/14/chartex" xmlns:mc="http://schemas.openxmlformats.org/markup-compatibility/2006" xmlns:aink="http://schemas.microsoft.com/office/drawing/2016/ink" xmlns:am3d="http://schemas.microsoft.com/office/drawing/2017/model3d" xmlns:o="urn:schemas-microsoft-com:office:office" xmlns:oel="http://schemas.microsoft.com/office/2019/extlst" xmlns:r="http://schemas.openxmlformats.org/officeDocument/2006/relationships" xmlns:m="http://schemas.openxmlformats.org/officeDocument/2006/math" xmlns:v="urn:schemas-microsoft-com:vml" xmlns:wp14="http://schemas.microsoft.com/office/word/2010/wordprocessingDrawing" xmlns:wp="http://schemas.openxmlformats.org/drawingml/2006/wordprocessingDrawing" xmlns:w10="urn:schemas-microsoft-com:office:word" xmlns:w="http://schemas.openxmlformats.org/wordprocessingml/2006/main" xmlns:w14="http://schemas.microsoft.com/office/word/2010/wordml" xmlns:w15="http://schemas.microsoft.com/office/word/2012/wordml" xmlns:w16cex="http://schemas.microsoft.com/office/word/2018/wordml/cex" xmlns:w16cid="http://schemas.microsoft.com/office/word/2016/wordml/cid" xmlns:w16="http://schemas.microsoft.com/office/word/2018/wordml" xmlns:w16du="http://schemas.microsoft.com/office/word/2023/wordml/word16du" xmlns:w16sdtdh="http://schemas.microsoft.com/office/word/2020/wordml/sdtdatahash" xmlns:w16sdtfl="http://schemas.microsoft.com/office/word/2024/wordml/sdtformatlock" xmlns:w16se="http://schemas.microsoft.com/office/word/2015/wordml/symex" xmlns:wpg="http://schemas.microsoft.com/office/word/2010/wordprocessingGroup" xmlns:wpi="http://schemas.microsoft.com/office/word/2010/wordprocessingInk" xmlns:wne="http://schemas.microsoft.com/office/word/2006/wordml" xmlns:wps="http://schemas.microsoft.com/office/word/2010/wordprocessingShape" mc:Ignorable="w14 w15 w16se w16cid w16 w16cex w16sdtdh w16sdtfl w16du wp14">
   <w:footnote w:type="separator" w:id="-1">
     <w:p>
       <w:pPr>
@@ -1666,7 +1880,7 @@
 </file>
 
 <file path=word/header1.xml><?xml version="1.0" encoding="utf-8"?>
-<w:hdr xmlns:wpc="http://schemas.microsoft.com/office/word/2010/wordprocessingCanvas" xmlns:cx="http://schemas.microsoft.com/office/drawing/2014/chartex" xmlns:cx1="http://schemas.microsoft.com/office/drawing/2015/9/8/chartex" xmlns:cx2="http://schemas.microsoft.com/office/drawing/2015/10/21/chartex" xmlns:cx3="http://schemas.microsoft.com/office/drawing/2016/5/9/chartex" xmlns:cx4="http://schemas.microsoft.com/office/drawing/2016/5/10/chartex" xmlns:cx5="http://schemas.microsoft.com/office/drawing/2016/5/11/chartex" xmlns:cx6="http://schemas.microsoft.com/office/drawing/2016/5/12/chartex" xmlns:cx7="http://schemas.microsoft.com/office/drawing/2016/5/13/chartex" xmlns:cx8="http://schemas.microsoft.com/office/drawing/2016/5/14/chartex" xmlns:mc="http://schemas.openxmlformats.org/markup-compatibility/2006" xmlns:aink="http://schemas.microsoft.com/office/drawing/2016/ink" xmlns:am3d="http://schemas.microsoft.com/office/drawing/2017/model3d" xmlns:o="urn:schemas-microsoft-com:office:office" xmlns:oel="http://schemas.microsoft.com/office/2019/extlst" xmlns:r="http://schemas.openxmlformats.org/officeDocument/2006/relationships" xmlns:m="http://schemas.openxmlformats.org/officeDocument/2006/math" xmlns:v="urn:schemas-microsoft-com:vml" xmlns:wp14="http://schemas.microsoft.com/office/word/2010/wordprocessingDrawing" xmlns:wp="http://schemas.openxmlformats.org/drawingml/2006/wordprocessingDrawing" xmlns:w10="urn:schemas-microsoft-com:office:word" xmlns:w="http://schemas.openxmlformats.org/wordprocessingml/2006/main" xmlns:w14="http://schemas.microsoft.com/office/word/2010/wordml" xmlns:w15="http://schemas.microsoft.com/office/word/2012/wordml" xmlns:w16cex="http://schemas.microsoft.com/office/word/2018/wordml/cex" xmlns:w16cid="http://schemas.microsoft.com/office/word/2016/wordml/cid" xmlns:w16="http://schemas.microsoft.com/office/word/2018/wordml" xmlns:w16sdtdh="http://schemas.microsoft.com/office/word/2020/wordml/sdtdatahash" xmlns:w16se="http://schemas.microsoft.com/office/word/2015/wordml/symex" xmlns:wpg="http://schemas.microsoft.com/office/word/2010/wordprocessingGroup" xmlns:wpi="http://schemas.microsoft.com/office/word/2010/wordprocessingInk" xmlns:wne="http://schemas.microsoft.com/office/word/2006/wordml" xmlns:wps="http://schemas.microsoft.com/office/word/2010/wordprocessingShape" mc:Ignorable="w14 w15 w16se w16cid w16 w16cex w16sdtdh wp14">
+<w:hdr xmlns:wpc="http://schemas.microsoft.com/office/word/2010/wordprocessingCanvas" xmlns:cx="http://schemas.microsoft.com/office/drawing/2014/chartex" xmlns:cx1="http://schemas.microsoft.com/office/drawing/2015/9/8/chartex" xmlns:cx2="http://schemas.microsoft.com/office/drawing/2015/10/21/chartex" xmlns:cx3="http://schemas.microsoft.com/office/drawing/2016/5/9/chartex" xmlns:cx4="http://schemas.microsoft.com/office/drawing/2016/5/10/chartex" xmlns:cx5="http://schemas.microsoft.com/office/drawing/2016/5/11/chartex" xmlns:cx6="http://schemas.microsoft.com/office/drawing/2016/5/12/chartex" xmlns:cx7="http://schemas.microsoft.com/office/drawing/2016/5/13/chartex" xmlns:cx8="http://schemas.microsoft.com/office/drawing/2016/5/14/chartex" xmlns:mc="http://schemas.openxmlformats.org/markup-compatibility/2006" xmlns:aink="http://schemas.microsoft.com/office/drawing/2016/ink" xmlns:am3d="http://schemas.microsoft.com/office/drawing/2017/model3d" xmlns:o="urn:schemas-microsoft-com:office:office" xmlns:oel="http://schemas.microsoft.com/office/2019/extlst" xmlns:r="http://schemas.openxmlformats.org/officeDocument/2006/relationships" xmlns:m="http://schemas.openxmlformats.org/officeDocument/2006/math" xmlns:v="urn:schemas-microsoft-com:vml" xmlns:wp14="http://schemas.microsoft.com/office/word/2010/wordprocessingDrawing" xmlns:wp="http://schemas.openxmlformats.org/drawingml/2006/wordprocessingDrawing" xmlns:w10="urn:schemas-microsoft-com:office:word" xmlns:w="http://schemas.openxmlformats.org/wordprocessingml/2006/main" xmlns:w14="http://schemas.microsoft.com/office/word/2010/wordml" xmlns:w15="http://schemas.microsoft.com/office/word/2012/wordml" xmlns:w16cex="http://schemas.microsoft.com/office/word/2018/wordml/cex" xmlns:w16cid="http://schemas.microsoft.com/office/word/2016/wordml/cid" xmlns:w16="http://schemas.microsoft.com/office/word/2018/wordml" xmlns:w16du="http://schemas.microsoft.com/office/word/2023/wordml/word16du" xmlns:w16sdtdh="http://schemas.microsoft.com/office/word/2020/wordml/sdtdatahash" xmlns:w16sdtfl="http://schemas.microsoft.com/office/word/2024/wordml/sdtformatlock" xmlns:w16se="http://schemas.microsoft.com/office/word/2015/wordml/symex" xmlns:wpg="http://schemas.microsoft.com/office/word/2010/wordprocessingGroup" xmlns:wpi="http://schemas.microsoft.com/office/word/2010/wordprocessingInk" xmlns:wne="http://schemas.microsoft.com/office/word/2006/wordml" xmlns:wps="http://schemas.microsoft.com/office/word/2010/wordprocessingShape" mc:Ignorable="w14 w15 w16se w16cid w16 w16cex w16sdtdh w16sdtfl w16du wp14">
   <w:p>
     <w:pPr>
       <w:pStyle w:val="Header"/>
@@ -1676,7 +1890,7 @@
 </file>
 
 <file path=word/header2.xml><?xml version="1.0" encoding="utf-8"?>
-<w:hdr xmlns:wpc="http://schemas.microsoft.com/office/word/2010/wordprocessingCanvas" xmlns:cx="http://schemas.microsoft.com/office/drawing/2014/chartex" xmlns:cx1="http://schemas.microsoft.com/office/drawing/2015/9/8/chartex" xmlns:cx2="http://schemas.microsoft.com/office/drawing/2015/10/21/chartex" xmlns:cx3="http://schemas.microsoft.com/office/drawing/2016/5/9/chartex" xmlns:cx4="http://schemas.microsoft.com/office/drawing/2016/5/10/chartex" xmlns:cx5="http://schemas.microsoft.com/office/drawing/2016/5/11/chartex" xmlns:cx6="http://schemas.microsoft.com/office/drawing/2016/5/12/chartex" xmlns:cx7="http://schemas.microsoft.com/office/drawing/2016/5/13/chartex" xmlns:cx8="http://schemas.microsoft.com/office/drawing/2016/5/14/chartex" xmlns:mc="http://schemas.openxmlformats.org/markup-compatibility/2006" xmlns:aink="http://schemas.microsoft.com/office/drawing/2016/ink" xmlns:am3d="http://schemas.microsoft.com/office/drawing/2017/model3d" xmlns:o="urn:schemas-microsoft-com:office:office" xmlns:oel="http://schemas.microsoft.com/office/2019/extlst" xmlns:r="http://schemas.openxmlformats.org/officeDocument/2006/relationships" xmlns:m="http://schemas.openxmlformats.org/officeDocument/2006/math" xmlns:v="urn:schemas-microsoft-com:vml" xmlns:wp14="http://schemas.microsoft.com/office/word/2010/wordprocessingDrawing" xmlns:wp="http://schemas.openxmlformats.org/drawingml/2006/wordprocessingDrawing" xmlns:w10="urn:schemas-microsoft-com:office:word" xmlns:w="http://schemas.openxmlformats.org/wordprocessingml/2006/main" xmlns:w14="http://schemas.microsoft.com/office/word/2010/wordml" xmlns:w15="http://schemas.microsoft.com/office/word/2012/wordml" xmlns:w16cex="http://schemas.microsoft.com/office/word/2018/wordml/cex" xmlns:w16cid="http://schemas.microsoft.com/office/word/2016/wordml/cid" xmlns:w16="http://schemas.microsoft.com/office/word/2018/wordml" xmlns:w16sdtdh="http://schemas.microsoft.com/office/word/2020/wordml/sdtdatahash" xmlns:w16se="http://schemas.microsoft.com/office/word/2015/wordml/symex" xmlns:wpg="http://schemas.microsoft.com/office/word/2010/wordprocessingGroup" xmlns:wpi="http://schemas.microsoft.com/office/word/2010/wordprocessingInk" xmlns:wne="http://schemas.microsoft.com/office/word/2006/wordml" xmlns:wps="http://schemas.microsoft.com/office/word/2010/wordprocessingShape" mc:Ignorable="w14 w15 w16se w16cid w16 w16cex w16sdtdh wp14">
+<w:hdr xmlns:wpc="http://schemas.microsoft.com/office/word/2010/wordprocessingCanvas" xmlns:cx="http://schemas.microsoft.com/office/drawing/2014/chartex" xmlns:cx1="http://schemas.microsoft.com/office/drawing/2015/9/8/chartex" xmlns:cx2="http://schemas.microsoft.com/office/drawing/2015/10/21/chartex" xmlns:cx3="http://schemas.microsoft.com/office/drawing/2016/5/9/chartex" xmlns:cx4="http://schemas.microsoft.com/office/drawing/2016/5/10/chartex" xmlns:cx5="http://schemas.microsoft.com/office/drawing/2016/5/11/chartex" xmlns:cx6="http://schemas.microsoft.com/office/drawing/2016/5/12/chartex" xmlns:cx7="http://schemas.microsoft.com/office/drawing/2016/5/13/chartex" xmlns:cx8="http://schemas.microsoft.com/office/drawing/2016/5/14/chartex" xmlns:mc="http://schemas.openxmlformats.org/markup-compatibility/2006" xmlns:aink="http://schemas.microsoft.com/office/drawing/2016/ink" xmlns:am3d="http://schemas.microsoft.com/office/drawing/2017/model3d" xmlns:o="urn:schemas-microsoft-com:office:office" xmlns:oel="http://schemas.microsoft.com/office/2019/extlst" xmlns:r="http://schemas.openxmlformats.org/officeDocument/2006/relationships" xmlns:m="http://schemas.openxmlformats.org/officeDocument/2006/math" xmlns:v="urn:schemas-microsoft-com:vml" xmlns:wp14="http://schemas.microsoft.com/office/word/2010/wordprocessingDrawing" xmlns:wp="http://schemas.openxmlformats.org/drawingml/2006/wordprocessingDrawing" xmlns:w10="urn:schemas-microsoft-com:office:word" xmlns:w="http://schemas.openxmlformats.org/wordprocessingml/2006/main" xmlns:w14="http://schemas.microsoft.com/office/word/2010/wordml" xmlns:w15="http://schemas.microsoft.com/office/word/2012/wordml" xmlns:w16cex="http://schemas.microsoft.com/office/word/2018/wordml/cex" xmlns:w16cid="http://schemas.microsoft.com/office/word/2016/wordml/cid" xmlns:w16="http://schemas.microsoft.com/office/word/2018/wordml" xmlns:w16du="http://schemas.microsoft.com/office/word/2023/wordml/word16du" xmlns:w16sdtdh="http://schemas.microsoft.com/office/word/2020/wordml/sdtdatahash" xmlns:w16sdtfl="http://schemas.microsoft.com/office/word/2024/wordml/sdtformatlock" xmlns:w16se="http://schemas.microsoft.com/office/word/2015/wordml/symex" xmlns:wpg="http://schemas.microsoft.com/office/word/2010/wordprocessingGroup" xmlns:wpi="http://schemas.microsoft.com/office/word/2010/wordprocessingInk" xmlns:wne="http://schemas.microsoft.com/office/word/2006/wordml" xmlns:wps="http://schemas.microsoft.com/office/word/2010/wordprocessingShape" mc:Ignorable="w14 w15 w16se w16cid w16 w16cex w16sdtdh w16sdtfl w16du wp14">
   <w:p>
     <w:pPr>
       <w:pStyle w:val="Header"/>
@@ -1687,7 +1901,7 @@
 </file>
 
 <file path=word/header3.xml><?xml version="1.0" encoding="utf-8"?>
-<w:hdr xmlns:wpc="http://schemas.microsoft.com/office/word/2010/wordprocessingCanvas" xmlns:cx="http://schemas.microsoft.com/office/drawing/2014/chartex" xmlns:cx1="http://schemas.microsoft.com/office/drawing/2015/9/8/chartex" xmlns:cx2="http://schemas.microsoft.com/office/drawing/2015/10/21/chartex" xmlns:cx3="http://schemas.microsoft.com/office/drawing/2016/5/9/chartex" xmlns:cx4="http://schemas.microsoft.com/office/drawing/2016/5/10/chartex" xmlns:cx5="http://schemas.microsoft.com/office/drawing/2016/5/11/chartex" xmlns:cx6="http://schemas.microsoft.com/office/drawing/2016/5/12/chartex" xmlns:cx7="http://schemas.microsoft.com/office/drawing/2016/5/13/chartex" xmlns:cx8="http://schemas.microsoft.com/office/drawing/2016/5/14/chartex" xmlns:mc="http://schemas.openxmlformats.org/markup-compatibility/2006" xmlns:aink="http://schemas.microsoft.com/office/drawing/2016/ink" xmlns:am3d="http://schemas.microsoft.com/office/drawing/2017/model3d" xmlns:o="urn:schemas-microsoft-com:office:office" xmlns:oel="http://schemas.microsoft.com/office/2019/extlst" xmlns:r="http://schemas.openxmlformats.org/officeDocument/2006/relationships" xmlns:m="http://schemas.openxmlformats.org/officeDocument/2006/math" xmlns:v="urn:schemas-microsoft-com:vml" xmlns:wp14="http://schemas.microsoft.com/office/word/2010/wordprocessingDrawing" xmlns:wp="http://schemas.openxmlformats.org/drawingml/2006/wordprocessingDrawing" xmlns:w10="urn:schemas-microsoft-com:office:word" xmlns:w="http://schemas.openxmlformats.org/wordprocessingml/2006/main" xmlns:w14="http://schemas.microsoft.com/office/word/2010/wordml" xmlns:w15="http://schemas.microsoft.com/office/word/2012/wordml" xmlns:w16cex="http://schemas.microsoft.com/office/word/2018/wordml/cex" xmlns:w16cid="http://schemas.microsoft.com/office/word/2016/wordml/cid" xmlns:w16="http://schemas.microsoft.com/office/word/2018/wordml" xmlns:w16sdtdh="http://schemas.microsoft.com/office/word/2020/wordml/sdtdatahash" xmlns:w16se="http://schemas.microsoft.com/office/word/2015/wordml/symex" xmlns:wpg="http://schemas.microsoft.com/office/word/2010/wordprocessingGroup" xmlns:wpi="http://schemas.microsoft.com/office/word/2010/wordprocessingInk" xmlns:wne="http://schemas.microsoft.com/office/word/2006/wordml" xmlns:wps="http://schemas.microsoft.com/office/word/2010/wordprocessingShape" mc:Ignorable="w14 w15 w16se w16cid w16 w16cex w16sdtdh wp14">
+<w:hdr xmlns:wpc="http://schemas.microsoft.com/office/word/2010/wordprocessingCanvas" xmlns:cx="http://schemas.microsoft.com/office/drawing/2014/chartex" xmlns:cx1="http://schemas.microsoft.com/office/drawing/2015/9/8/chartex" xmlns:cx2="http://schemas.microsoft.com/office/drawing/2015/10/21/chartex" xmlns:cx3="http://schemas.microsoft.com/office/drawing/2016/5/9/chartex" xmlns:cx4="http://schemas.microsoft.com/office/drawing/2016/5/10/chartex" xmlns:cx5="http://schemas.microsoft.com/office/drawing/2016/5/11/chartex" xmlns:cx6="http://schemas.microsoft.com/office/drawing/2016/5/12/chartex" xmlns:cx7="http://schemas.microsoft.com/office/drawing/2016/5/13/chartex" xmlns:cx8="http://schemas.microsoft.com/office/drawing/2016/5/14/chartex" xmlns:mc="http://schemas.openxmlformats.org/markup-compatibility/2006" xmlns:aink="http://schemas.microsoft.com/office/drawing/2016/ink" xmlns:am3d="http://schemas.microsoft.com/office/drawing/2017/model3d" xmlns:o="urn:schemas-microsoft-com:office:office" xmlns:oel="http://schemas.microsoft.com/office/2019/extlst" xmlns:r="http://schemas.openxmlformats.org/officeDocument/2006/relationships" xmlns:m="http://schemas.openxmlformats.org/officeDocument/2006/math" xmlns:v="urn:schemas-microsoft-com:vml" xmlns:wp14="http://schemas.microsoft.com/office/word/2010/wordprocessingDrawing" xmlns:wp="http://schemas.openxmlformats.org/drawingml/2006/wordprocessingDrawing" xmlns:w10="urn:schemas-microsoft-com:office:word" xmlns:w="http://schemas.openxmlformats.org/wordprocessingml/2006/main" xmlns:w14="http://schemas.microsoft.com/office/word/2010/wordml" xmlns:w15="http://schemas.microsoft.com/office/word/2012/wordml" xmlns:w16cex="http://schemas.microsoft.com/office/word/2018/wordml/cex" xmlns:w16cid="http://schemas.microsoft.com/office/word/2016/wordml/cid" xmlns:w16="http://schemas.microsoft.com/office/word/2018/wordml" xmlns:w16du="http://schemas.microsoft.com/office/word/2023/wordml/word16du" xmlns:w16sdtdh="http://schemas.microsoft.com/office/word/2020/wordml/sdtdatahash" xmlns:w16sdtfl="http://schemas.microsoft.com/office/word/2024/wordml/sdtformatlock" xmlns:w16se="http://schemas.microsoft.com/office/word/2015/wordml/symex" xmlns:wpg="http://schemas.microsoft.com/office/word/2010/wordprocessingGroup" xmlns:wpi="http://schemas.microsoft.com/office/word/2010/wordprocessingInk" xmlns:wne="http://schemas.microsoft.com/office/word/2006/wordml" xmlns:wps="http://schemas.microsoft.com/office/word/2010/wordprocessingShape" mc:Ignorable="w14 w15 w16se w16cid w16 w16cex w16sdtdh w16sdtfl w16du wp14">
   <w:p>
     <w:pPr>
       <w:pStyle w:val="Header"/>
@@ -1696,7 +1910,7 @@
     <w:r>
       <w:tab/>
       <w:tab/>
-      <w:t>2026-06-17</w:t>
+      <w:t>2026-06-18</w:t>
       <w:br/>
       <w:br/>
     </w:r>
@@ -1713,7 +1927,7 @@
 </file>
 
 <file path=word/numbering.xml><?xml version="1.0" encoding="utf-8"?>
-<w:numbering xmlns:wpc="http://schemas.microsoft.com/office/word/2010/wordprocessingCanvas" xmlns:cx="http://schemas.microsoft.com/office/drawing/2014/chartex" xmlns:cx1="http://schemas.microsoft.com/office/drawing/2015/9/8/chartex" xmlns:cx2="http://schemas.microsoft.com/office/drawing/2015/10/21/chartex" xmlns:cx3="http://schemas.microsoft.com/office/drawing/2016/5/9/chartex" xmlns:cx4="http://schemas.microsoft.com/office/drawing/2016/5/10/chartex" xmlns:cx5="http://schemas.microsoft.com/office/drawing/2016/5/11/chartex" xmlns:cx6="http://schemas.microsoft.com/office/drawing/2016/5/12/chartex" xmlns:cx7="http://schemas.microsoft.com/office/drawing/2016/5/13/chartex" xmlns:cx8="http://schemas.microsoft.com/office/drawing/2016/5/14/chartex" xmlns:mc="http://schemas.openxmlformats.org/markup-compatibility/2006" xmlns:aink="http://schemas.microsoft.com/office/drawing/2016/ink" xmlns:am3d="http://schemas.microsoft.com/office/drawing/2017/model3d" xmlns:o="urn:schemas-microsoft-com:office:office" xmlns:oel="http://schemas.microsoft.com/office/2019/extlst" xmlns:r="http://schemas.openxmlformats.org/officeDocument/2006/relationships" xmlns:m="http://schemas.openxmlformats.org/officeDocument/2006/math" xmlns:v="urn:schemas-microsoft-com:vml" xmlns:wp14="http://schemas.microsoft.com/office/word/2010/wordprocessingDrawing" xmlns:wp="http://schemas.openxmlformats.org/drawingml/2006/wordprocessingDrawing" xmlns:w10="urn:schemas-microsoft-com:office:word" xmlns:w="http://schemas.openxmlformats.org/wordprocessingml/2006/main" xmlns:w14="http://schemas.microsoft.com/office/word/2010/wordml" xmlns:w15="http://schemas.microsoft.com/office/word/2012/wordml" xmlns:w16cex="http://schemas.microsoft.com/office/word/2018/wordml/cex" xmlns:w16cid="http://schemas.microsoft.com/office/word/2016/wordml/cid" xmlns:w16="http://schemas.microsoft.com/office/word/2018/wordml" xmlns:w16sdtdh="http://schemas.microsoft.com/office/word/2020/wordml/sdtdatahash" xmlns:w16se="http://schemas.microsoft.com/office/word/2015/wordml/symex" xmlns:wpg="http://schemas.microsoft.com/office/word/2010/wordprocessingGroup" xmlns:wpi="http://schemas.microsoft.com/office/word/2010/wordprocessingInk" xmlns:wne="http://schemas.microsoft.com/office/word/2006/wordml" xmlns:wps="http://schemas.microsoft.com/office/word/2010/wordprocessingShape" mc:Ignorable="w14 w15 w16se w16cid w16 w16cex w16sdtdh wp14">
+<w:numbering xmlns:wpc="http://schemas.microsoft.com/office/word/2010/wordprocessingCanvas" xmlns:cx="http://schemas.microsoft.com/office/drawing/2014/chartex" xmlns:cx1="http://schemas.microsoft.com/office/drawing/2015/9/8/chartex" xmlns:cx2="http://schemas.microsoft.com/office/drawing/2015/10/21/chartex" xmlns:cx3="http://schemas.microsoft.com/office/drawing/2016/5/9/chartex" xmlns:cx4="http://schemas.microsoft.com/office/drawing/2016/5/10/chartex" xmlns:cx5="http://schemas.microsoft.com/office/drawing/2016/5/11/chartex" xmlns:cx6="http://schemas.microsoft.com/office/drawing/2016/5/12/chartex" xmlns:cx7="http://schemas.microsoft.com/office/drawing/2016/5/13/chartex" xmlns:cx8="http://schemas.microsoft.com/office/drawing/2016/5/14/chartex" xmlns:mc="http://schemas.openxmlformats.org/markup-compatibility/2006" xmlns:aink="http://schemas.microsoft.com/office/drawing/2016/ink" xmlns:am3d="http://schemas.microsoft.com/office/drawing/2017/model3d" xmlns:o="urn:schemas-microsoft-com:office:office" xmlns:oel="http://schemas.microsoft.com/office/2019/extlst" xmlns:r="http://schemas.openxmlformats.org/officeDocument/2006/relationships" xmlns:m="http://schemas.openxmlformats.org/officeDocument/2006/math" xmlns:v="urn:schemas-microsoft-com:vml" xmlns:wp14="http://schemas.microsoft.com/office/word/2010/wordprocessingDrawing" xmlns:wp="http://schemas.openxmlformats.org/drawingml/2006/wordprocessingDrawing" xmlns:w10="urn:schemas-microsoft-com:office:word" xmlns:w="http://schemas.openxmlformats.org/wordprocessingml/2006/main" xmlns:w14="http://schemas.microsoft.com/office/word/2010/wordml" xmlns:w15="http://schemas.microsoft.com/office/word/2012/wordml" xmlns:w16cex="http://schemas.microsoft.com/office/word/2018/wordml/cex" xmlns:w16cid="http://schemas.microsoft.com/office/word/2016/wordml/cid" xmlns:w16="http://schemas.microsoft.com/office/word/2018/wordml" xmlns:w16du="http://schemas.microsoft.com/office/word/2023/wordml/word16du" xmlns:w16sdtdh="http://schemas.microsoft.com/office/word/2020/wordml/sdtdatahash" xmlns:w16sdtfl="http://schemas.microsoft.com/office/word/2024/wordml/sdtformatlock" xmlns:w16se="http://schemas.microsoft.com/office/word/2015/wordml/symex" xmlns:wpg="http://schemas.microsoft.com/office/word/2010/wordprocessingGroup" xmlns:wpi="http://schemas.microsoft.com/office/word/2010/wordprocessingInk" xmlns:wne="http://schemas.microsoft.com/office/word/2006/wordml" xmlns:wps="http://schemas.microsoft.com/office/word/2010/wordprocessingShape" mc:Ignorable="w14 w15 w16se w16cid w16 w16cex w16sdtdh w16sdtfl w16du wp14">
   <w:abstractNum w:abstractNumId="0" w15:restartNumberingAfterBreak="0">
     <w:nsid w:val="FFFFFF7C"/>
     <w:multiLevelType w:val="singleLevel"/>
@@ -1916,7 +2130,7 @@
 </file>
 
 <file path=word/styles.xml><?xml version="1.0" encoding="utf-8"?>
-<w:styles xmlns:mc="http://schemas.openxmlformats.org/markup-compatibility/2006" xmlns:r="http://schemas.openxmlformats.org/officeDocument/2006/relationships" xmlns:w="http://schemas.openxmlformats.org/wordprocessingml/2006/main" xmlns:w14="http://schemas.microsoft.com/office/word/2010/wordml" xmlns:w15="http://schemas.microsoft.com/office/word/2012/wordml" xmlns:w16cex="http://schemas.microsoft.com/office/word/2018/wordml/cex" xmlns:w16cid="http://schemas.microsoft.com/office/word/2016/wordml/cid" xmlns:w16="http://schemas.microsoft.com/office/word/2018/wordml" xmlns:w16sdtdh="http://schemas.microsoft.com/office/word/2020/wordml/sdtdatahash" xmlns:w16se="http://schemas.microsoft.com/office/word/2015/wordml/symex" mc:Ignorable="w14 w15 w16se w16cid w16 w16cex w16sdtdh">
+<w:styles xmlns:mc="http://schemas.openxmlformats.org/markup-compatibility/2006" xmlns:r="http://schemas.openxmlformats.org/officeDocument/2006/relationships" xmlns:w="http://schemas.openxmlformats.org/wordprocessingml/2006/main" xmlns:w14="http://schemas.microsoft.com/office/word/2010/wordml" xmlns:w15="http://schemas.microsoft.com/office/word/2012/wordml" xmlns:w16cex="http://schemas.microsoft.com/office/word/2018/wordml/cex" xmlns:w16cid="http://schemas.microsoft.com/office/word/2016/wordml/cid" xmlns:w16="http://schemas.microsoft.com/office/word/2018/wordml" xmlns:w16du="http://schemas.microsoft.com/office/word/2023/wordml/word16du" xmlns:w16sdtdh="http://schemas.microsoft.com/office/word/2020/wordml/sdtdatahash" xmlns:w16sdtfl="http://schemas.microsoft.com/office/word/2024/wordml/sdtformatlock" xmlns:w16se="http://schemas.microsoft.com/office/word/2015/wordml/symex" mc:Ignorable="w14 w15 w16se w16cid w16 w16cex w16sdtdh w16sdtfl w16du">
   <w:docDefaults>
     <w:rPrDefault>
       <w:rPr>
@@ -2674,7 +2888,7 @@
     <w:link w:val="TitleChar"/>
     <w:uiPriority w:val="10"/>
     <w:qFormat/>
-    <w:rsid w:val="007106C8"/>
+    <w:rsid w:val="00E854FA"/>
     <w:pPr>
       <w:spacing w:after="300" w:line="240" w:lineRule="auto"/>
       <w:contextualSpacing/>
@@ -2684,7 +2898,7 @@
       <w:rFonts w:eastAsiaTheme="majorEastAsia" w:cstheme="majorBidi"/>
       <w:spacing w:val="5"/>
       <w:kern w:val="28"/>
-      <w:sz w:val="52"/>
+      <w:sz w:val="40"/>
       <w:szCs w:val="52"/>
       <w:lang w:val="sv-SE" w:eastAsia="en-US" w:bidi="ar-SA"/>
     </w:rPr>
@@ -2694,12 +2908,12 @@
     <w:basedOn w:val="DefaultParagraphFont"/>
     <w:link w:val="Title"/>
     <w:uiPriority w:val="10"/>
-    <w:rsid w:val="007106C8"/>
+    <w:rsid w:val="00E854FA"/>
     <w:rPr>
       <w:rFonts w:ascii="Times New Roman" w:eastAsiaTheme="majorEastAsia" w:hAnsi="Times New Roman" w:cstheme="majorBidi"/>
       <w:spacing w:val="5"/>
       <w:kern w:val="28"/>
-      <w:sz w:val="52"/>
+      <w:sz w:val="40"/>
       <w:szCs w:val="52"/>
       <w:lang w:val="sv-SE" w:eastAsia="en-US" w:bidi="ar-SA"/>
     </w:rPr>

--- a/klagomål/A 14895-2026 FSC-klagomål.docx
+++ b/klagomål/A 14895-2026 FSC-klagomål.docx
@@ -1910,7 +1910,7 @@
     <w:r>
       <w:tab/>
       <w:tab/>
-      <w:t>2026-06-18</w:t>
+      <w:t>2026-06-19</w:t>
       <w:br/>
       <w:br/>
     </w:r>

--- a/klagomål/A 14895-2026 FSC-klagomål.docx
+++ b/klagomål/A 14895-2026 FSC-klagomål.docx
@@ -1910,7 +1910,7 @@
     <w:r>
       <w:tab/>
       <w:tab/>
-      <w:t>2026-06-19</w:t>
+      <w:t>2026-06-20</w:t>
       <w:br/>
       <w:br/>
     </w:r>

--- a/klagomål/A 14895-2026 FSC-klagomål.docx
+++ b/klagomål/A 14895-2026 FSC-klagomål.docx
@@ -168,38 +168,7 @@
     </w:p>
     <w:p>
       <w:r>
-        <w:t>Detta dokument behandlar höga naturvärden i avverkningsanmälan A 14895-2026 i Vilhelmina kommun som inkom 2026-03-23 och omfattar 47,7 ha.</w:t>
-      </w:r>
-    </w:p>
-    <w:p>
-      <w:r>
-        <w:t>Nedan presenteras fynd av naturvårdsarter och fridlysta arter som gjorts i det avverkningsanmälda området, samt relevanta utdrag ur standarderna för FSC, Chain of Custody, Controlled Wood och PEFC. I BILAGA 1 finns artfakta om fridlysta och rödlistade arter.</w:t>
-      </w:r>
-    </w:p>
-    <w:p>
-      <w:r>
-        <w:t>Vi förväntar oss att ni återkommer med ett skriftligt svar på vårt klagomål och även beskriver vilka korrigerande åtgärder ni satt in för att rätta till identifierade brister i er efterlevnad av den svenska FSC standarden.</w:t>
-      </w:r>
-    </w:p>
-    <w:p>
-      <w:pPr>
-        <w:pStyle w:val="Heading1"/>
-      </w:pPr>
-      <w:r>
-        <w:t>Naturvårdsarter</w:t>
-      </w:r>
-    </w:p>
-    <w:p>
-      <w:r>
-        <w:t>I och inom 23 meter från avverkningsanmälan har följande 22 naturvårdsarter hittats: grantickeporing (VU), gränsticka (VU, T), lappticka (VU, T), sprickporing (VU), tajgaskinn (VU), harticka (NT, T), knottrig blåslav (NT, T), luddfingersvamp (NT), lunglav (NT, T), rosenticka (NT, T), skrovellav (NT, T), talltita (NT, §4), tretåig hackspett (NT, T, §4), ullticka (NT, T), violmussling (NT, T), bårdlav (S, T), luddlav (S, T), spindelblomster (S, T, §8), stuplav (S, T), vedticka (S, T), tjäder (T, §4) och fiskgjuse (§4). Av dessa är 15 rödlistade. För rödlistade arter har rödlistekategorin angivits inom parentes. Arter som är signalarter enligt Skogsstyrelsen har markerats med (S). Typiska arter inom Natura 2000 som är kopplade till skogsekosystem har markerats med (T). För fridlysta arter anges även paragrafen i Artskyddsförordningen som arten är fridlyst enligt.</w:t>
-      </w:r>
-    </w:p>
-    <w:p>
-      <w:r>
-        <w:t>De påträffade naturvårdsarterna är ett tydligt kvitto på att det rör sig om en skog med höga naturvärden.</w:t>
-      </w:r>
-      <w:r>
-        <w:t xml:space="preserve"> I Figur 1 visas fyndplatser för naturvårdsarter i området, som finns registrerade på Artportalen.</w:t>
+        <w:t>Detta klagomål behandlar höga naturvärden i avverkningsanmälan A 14895-2026 i Vilhelmina kommun som inkom 2026-03-23 och omfattar 47,7 ha.</w:t>
       </w:r>
     </w:p>
     <w:p>
@@ -247,7 +216,701 @@
         <w:spacing w:after="240"/>
       </w:pPr>
       <w:r>
-        <w:t>Figur 1. Fyndplatser för naturvårdsarter i och inom 23 meter från avverkningsanmälan (röd linje). Markörer utan svart kant är placerade på fyndplatsen. Markörer med svart kant är placerade vid sidan av fyndplatsen och har ett svart streck som visar fyndplatsens exakta position. Kartans mittpunktskoordinat är N 7233585, E 539269 i SWEREF 99 TM.</w:t>
+        <w:t>Figur 1. Fyndplatser för naturvårdsarter i och inom 23 meter från avverkningsanmälan. Markörer utan svart kant är placerade på fyndplatsen. Markörer med svart kant är placerade vid sidan av fyndplatsen har ett svart streck som visar fyndplatsens exakta position. Kartans mittpunktskoordinat är N 7233585, E 539269 i SWEREF 99 TM.</w:t>
+      </w:r>
+    </w:p>
+    <w:p>
+      <w:r>
+        <w:t>I och inom 23 meter från avverkningsanmälan finns fynd av 22 naturvårdsarter, varav 15 är rödlistade, 5 är fridlysta, 16 är typiska (T) och 5 är signalarter (S): grantickeporing (VU), gränsticka (VU, T), lappticka (VU, T), sprickporing (VU), tajgaskinn (VU), harticka (NT, T), knottrig blåslav (NT, T), luddfingersvamp (NT), lunglav (NT, T), rosenticka (NT, T), skrovellav (NT, T), talltita (NT, §4), tretåig hackspett (NT, T, §4), ullticka (NT, T), violmussling (NT, T), bårdlav (S, T), luddlav (S, T), spindelblomster (S, T, §8), stuplav (S, T), vedticka (S, T), tjäder (T, §4) och fiskgjuse (§4). Se Figur 1.</w:t>
+      </w:r>
+    </w:p>
+    <w:p>
+      <w:r>
+        <w:t>Nedan presenteras relevanta utdrag ur standarderna för FSC, Chain of Custody, Controlled Wood och PEFC.</w:t>
+      </w:r>
+    </w:p>
+    <w:p>
+      <w:r>
+        <w:t>Vi förväntar oss att ni återkommer med ett skriftligt svar på vårt klagomål och även beskriver vilka korrigerande åtgärder ni satt in för att rätta till identifierade brister i er efterlevnad av den svenska FSC standarden.</w:t>
+      </w:r>
+    </w:p>
+    <w:p>
+      <w:pPr>
+        <w:pStyle w:val="Heading1"/>
+      </w:pPr>
+      <w:r>
+        <w:t>Naturvårdsarter och fridlysta arter</w:t>
+      </w:r>
+    </w:p>
+    <w:p>
+      <w:r>
+        <w:t>Nedan följer beskrivningar av de naturvårdsarter och fridlysta arter som har sina livsmiljöer och växtplatser i den avverkningsanmälda skogen. Se även ytterligare artfakta i BILAGA 1. De påträffade naturvårdsarterna är ett tydligt kvitto på att det rör sig om en skog med höga naturvärden.</w:t>
+      </w:r>
+    </w:p>
+    <w:p>
+      <w:r>
+        <w:rPr>
+          <w:b/>
+        </w:rPr>
+        <w:t>Grantickeporing (VU)</w:t>
+      </w:r>
+      <w:r>
+        <w:t xml:space="preserve"> växer på murken ved och döda fruktkroppar av granticka och gränsticka (VU). Den förekommer i naturskogsliknade granskogar, gärna i fuktiga miljöer vid källbäckar och liknande. Avverkning av naturskogslika miljöer och av grova granar där grantickeporing förekommer är ett direkt hot mot artens fortlevnad. Gamla granskogar som hyser arten undantas helt från skogsbruk (SLU Artdatabanken, 2026).</w:t>
+      </w:r>
+    </w:p>
+    <w:p>
+      <w:r>
+        <w:rPr>
+          <w:b/>
+        </w:rPr>
+        <w:t>Gränsticka (VU)</w:t>
+      </w:r>
+      <w:r>
+        <w:t xml:space="preserve"> är en mycket bra signalart inom hela sitt utbredningsområde. Den är huvudsakligen knuten till restbestånd av barrnaturskog och förekommer med ett tydligt optimum i orörda eller måttligt påverkade gamla granskogar där det föreligger långvarig kontinuitet av grov död ved. Den totala populationen bedöms ha minskat och fortsätter att minska i takt med att grankontinuitetsskogar (äldre tidigare icke kalavverkade skogar) minskar i areal. Minskningstakten överstiger gränsvärdet för sårbar (VU). Lokaler som hyser arten bör undantas från skogsbruk, speciellt i mellersta och södra Sverige. Gränsticka är typisk art för </w:t>
+      </w:r>
+      <w:r>
+        <w:rPr>
+          <w:i/>
+        </w:rPr>
+        <w:t>9010 Taiga</w:t>
+      </w:r>
+      <w:r>
+        <w:t xml:space="preserve"> (SLU Artdatabanken, 2026; Nitare &amp; Skogsstyrelsen, 2019).</w:t>
+      </w:r>
+    </w:p>
+    <w:p>
+      <w:r>
+        <w:rPr>
+          <w:b/>
+        </w:rPr>
+        <w:t>Lappticka (VU)</w:t>
+      </w:r>
+      <w:r>
+        <w:t xml:space="preserve">, rödlistad som sårbar, är knuten till gamla granskogar med riklig förekomst av död ved. Den klassas som en “urskogsindikator” och alla skogsskötselåtgärder på eller i omedelbar närhet av lokalerna utgör ett hot. Lappticka är typisk art för </w:t>
+      </w:r>
+      <w:r>
+        <w:rPr>
+          <w:i/>
+        </w:rPr>
+        <w:t>9010 Taiga</w:t>
+      </w:r>
+      <w:r>
+        <w:t xml:space="preserve"> (Nitare &amp; Skogsstyrelsen, 2019; SLU Artdatabanken, 2024).</w:t>
+      </w:r>
+    </w:p>
+    <w:p>
+      <w:r>
+        <w:rPr>
+          <w:b/>
+        </w:rPr>
+        <w:t>Sprickporing (VU)</w:t>
+      </w:r>
+      <w:r>
+        <w:t>, rödlistad som sårbar, är en sällsynt art som växer på senvuxen gran i lågproduktiva miljöer, ett substrat som nybildas i mycket liten skala i modern produktionsskog. Arten bedöms ha minskat kraftigt, med mer än 30 % över de senaste 20 åren, huvudsakligen på grund av slutavverkningar. I bestånd där arten förekommer måste skogsbruk undvikas. Fler av artens lokaler bör skyddas (SLU Artdatabanken, 2024).</w:t>
+      </w:r>
+    </w:p>
+    <w:p>
+      <w:r>
+        <w:rPr>
+          <w:b/>
+        </w:rPr>
+        <w:t>Tajgaskinn (VU)</w:t>
+      </w:r>
+      <w:r>
+        <w:t xml:space="preserve"> är placerad högst upp i Skogsstyrelsens värdepyramid för bedömning av skog med höga naturvärden och har klassificerats som en ”urskogsindikator” som kräver närmast orörda skogsmiljöer med långvarig kontinuitet av grova granlågor i olika nedbrytningsstadier (Nitare &amp; Skogsstyrelsen, 2019).</w:t>
+      </w:r>
+    </w:p>
+    <w:p>
+      <w:r>
+        <w:rPr>
+          <w:b/>
+        </w:rPr>
+        <w:t>Harticka (NT)</w:t>
+      </w:r>
+      <w:r>
+        <w:t xml:space="preserve"> är normalt en mycket bra signalart för granskogar med höga naturvärden. Även när svampen påträffas i mer påverkade skogar är det nästan alltid fråga om skogsmiljöer i sena successionsstadier med höga naturvärden. Skogsskötselåtgärder på eller i omedelbar närhet av växtplatserna kan innebära ett hot mot arten. Harticka är typisk art för </w:t>
+      </w:r>
+      <w:r>
+        <w:rPr>
+          <w:i/>
+        </w:rPr>
+        <w:t xml:space="preserve">9010 Taiga, 9050 Näringsrik granskog </w:t>
+      </w:r>
+      <w:r>
+        <w:t xml:space="preserve">och </w:t>
+      </w:r>
+      <w:r>
+        <w:rPr>
+          <w:i/>
+        </w:rPr>
+        <w:t>9030 Landhöjningsskog</w:t>
+      </w:r>
+      <w:r>
+        <w:t xml:space="preserve"> (SLU Artdatabanken, 2024; Nitare &amp; Skogsstyrelsen, 2019).</w:t>
+      </w:r>
+    </w:p>
+    <w:p>
+      <w:r>
+        <w:rPr>
+          <w:b/>
+        </w:rPr>
+        <w:t>Knottrig blåslav (NT)</w:t>
+      </w:r>
+      <w:r>
+        <w:t xml:space="preserve"> har sin huvudutbredning i gamla granskogar i det övre barrskogsbältet mot fjällen. Den signalerar alltid höga naturvärden och växer i skogar med lång kontinuitet, mest i opåverkade naturskogsbestånd. Arten överlever inte en slutavverkning (inklusive hänsyn) och den finns idag enbart i kontinuitetsskog. Lavens fortsatta förekomst bör säkerställas genom att lokaler med äldre barrskog skyddas. Knottrig blåslav är typisk art för </w:t>
+      </w:r>
+      <w:r>
+        <w:rPr>
+          <w:i/>
+        </w:rPr>
+        <w:t xml:space="preserve">9010 Taiga </w:t>
+      </w:r>
+      <w:r>
+        <w:t>och</w:t>
+      </w:r>
+      <w:r>
+        <w:rPr>
+          <w:i/>
+        </w:rPr>
+        <w:t xml:space="preserve"> 9040 Fjällbjörkskog</w:t>
+      </w:r>
+    </w:p>
+    <w:p>
+      <w:r>
+        <w:t>(SLU Artdatabanken, 2024; Nitare &amp; Skogsstyrelsen, 2019).</w:t>
+      </w:r>
+    </w:p>
+    <w:p>
+      <w:r>
+        <w:rPr>
+          <w:b/>
+        </w:rPr>
+        <w:t>Luddfingersvamp (NT)</w:t>
+      </w:r>
+      <w:r>
+        <w:t xml:space="preserve"> påträffas på mineralrik mark i granskog med mycket hög luftfuktighet, t.ex. vid källflöden, fuktdråg, bäckar eller i anslutning till vattenfall och forsdimma. Arten är mycket uttorkningskänslig och kräver granskogsmiljöer med konstant mycket hög luftfuktighet. Den tål inte en slutavverkning eller någon form av dränering som påverkar växtplatsens hydrologi (SLU Artdatabanken, 2024).</w:t>
+      </w:r>
+    </w:p>
+    <w:p>
+      <w:r>
+        <w:rPr>
+          <w:b/>
+        </w:rPr>
+        <w:t>Lunglav (NT)</w:t>
+      </w:r>
+      <w:r>
+        <w:t xml:space="preserve"> är en av vårt lands främsta signalarter som överallt indikerar gamla lövträd, skogsbestånd med höga naturvärden och ekosystem med långskoglig kontinuitet. Lokalt kan förekomsten vara mycket riklig men den hittas nästan enbart i gamla och ej slutavverkade skogar. Artens samtliga förekomster bör uppmärksammas från naturvårdssynpunkt, då många lokaler även hyser andra ovanliga och rödlistade arter. Rikliga förekomster bör skyddas med biotopskydd, frivilliga avsättningar eller reservat. På lunglav kan de sällsynta lavparasiterna lunglavshårprick (CR), </w:t>
+      </w:r>
+      <w:r>
+        <w:rPr>
+          <w:i/>
+        </w:rPr>
+        <w:t>Abrothallus diederichii</w:t>
+      </w:r>
+      <w:r>
+        <w:t xml:space="preserve"> (VU), </w:t>
+      </w:r>
+      <w:r>
+        <w:rPr>
+          <w:i/>
+        </w:rPr>
+        <w:t>Abrothallus lobariae</w:t>
+      </w:r>
+      <w:r>
+        <w:t xml:space="preserve"> (VU), </w:t>
+      </w:r>
+      <w:r>
+        <w:rPr>
+          <w:i/>
+        </w:rPr>
+        <w:t>Calycina lobariae</w:t>
+      </w:r>
+      <w:r>
+        <w:t xml:space="preserve"> (VU), lunglavsknapp (VU) och skrovelmössing (VU) påträffas. Lunglav är typisk art för </w:t>
+      </w:r>
+      <w:r>
+        <w:rPr>
+          <w:i/>
+        </w:rPr>
+        <w:t>9010 Taiga, 9020 Nordlig ädellövskog, 9110 Näringsfattig bokskog, 9130 Näringsrik bokskog, 9160 Näringsrik ekskog, 9180 Ädellövskog i branter, 9190 Näringsfattig ekskog, 9070 Trädklädd betesmark, 9040 Fjällbjörkskog</w:t>
+      </w:r>
+      <w:r>
+        <w:t xml:space="preserve"> och</w:t>
+      </w:r>
+      <w:r>
+        <w:rPr>
+          <w:i/>
+        </w:rPr>
+        <w:t xml:space="preserve"> 6530 Lövängar</w:t>
+      </w:r>
+      <w:r>
+        <w:t xml:space="preserve"> (SLU Artdatabanken, 2026; Nitare &amp; Skogsstyrelsen, 2019).</w:t>
+      </w:r>
+    </w:p>
+    <w:p>
+      <w:r>
+        <w:rPr>
+          <w:b/>
+        </w:rPr>
+        <w:t>Rosenticka (NT)</w:t>
+      </w:r>
+      <w:r>
+        <w:t xml:space="preserve">, rödlistad som nära hotad, ingår i en karaktäristisk association av vedsvampar som växer på gamla, grova granlågor i urskogsartade barrskogar. Den är placerad i toppen av Skogsstyrelsens värdepyramid för bedömning av skog med höga naturvärden och indikerar ett granskogsekosystem med långvarig kontinuitet av grova lågor. Artens beroende av grova granlågor innebär att alla skogsskötselåtgärder på eller i omedelbar närhet av lokalerna utgör ett hot på lång sikt. Det är angeläget att populationerna inte ytterligare glesas ut och ett tillräckligt antal områden där arten nu finns måste sparas för framtiden. Rosenticka är typisk art för </w:t>
+      </w:r>
+      <w:r>
+        <w:rPr>
+          <w:i/>
+        </w:rPr>
+        <w:t xml:space="preserve">9010 Taiga </w:t>
+      </w:r>
+      <w:r>
+        <w:t xml:space="preserve">och </w:t>
+      </w:r>
+      <w:r>
+        <w:rPr>
+          <w:i/>
+        </w:rPr>
+        <w:t>9050 Näringsrik granskog</w:t>
+      </w:r>
+      <w:r>
+        <w:t xml:space="preserve"> (Nitare &amp; Skogsstyrelsen, 2019; SLU Artdatabanken, 2024).</w:t>
+      </w:r>
+    </w:p>
+    <w:p>
+      <w:r>
+        <w:rPr>
+          <w:b/>
+        </w:rPr>
+        <w:t>Skrovellav (NT)</w:t>
+      </w:r>
+      <w:r>
+        <w:t xml:space="preserve"> växer på gamla lövträd och på klippor i gamla skogar med hög och jämn luftfuktighet. Slutavverkning av kontinuitetsskog utgör det största hotet och lavens fortsatta förekomst bör säkerställas genom att lokaler med äldre skog skyddas. I områden med mycket hög luftfuktighet kan man på bålen av skrovellav finna de sällsynta parasitsvamparna skrovellavsknapp (EN), </w:t>
+      </w:r>
+      <w:r>
+        <w:rPr>
+          <w:i/>
+        </w:rPr>
+        <w:t>Catillaria lobariicola</w:t>
+      </w:r>
+      <w:r>
+        <w:t xml:space="preserve"> (VU) och </w:t>
+      </w:r>
+      <w:r>
+        <w:rPr>
+          <w:i/>
+        </w:rPr>
+        <w:t>Merismatium lobariae</w:t>
+      </w:r>
+      <w:r>
+        <w:t xml:space="preserve"> (DD). Skrovellav är typisk art för </w:t>
+      </w:r>
+      <w:r>
+        <w:rPr>
+          <w:i/>
+        </w:rPr>
+        <w:t xml:space="preserve">9010 Taiga, 9020 Nordlig ädellövskog, 9040 Fjällbjörkskog, 9070 Trädklädd betesmark, 9160 Näringsrik ekskog, 9180 Ädellövskog i branter, 9190 Näringsfattig ekskog, 8210 Kalkbranter </w:t>
+      </w:r>
+      <w:r>
+        <w:t xml:space="preserve">och </w:t>
+      </w:r>
+      <w:r>
+        <w:rPr>
+          <w:i/>
+        </w:rPr>
+        <w:t>6530 Lövängar</w:t>
+      </w:r>
+      <w:r>
+        <w:t xml:space="preserve"> (SLU Artdatabanken, 2026; Nitare &amp; Skogsstyrelsen, 2019).</w:t>
+      </w:r>
+    </w:p>
+    <w:p>
+      <w:r>
+        <w:rPr>
+          <w:b/>
+        </w:rPr>
+        <w:t>Talltita (NT, §4)</w:t>
+      </w:r>
+      <w:r>
+        <w:t>, rödlistad som nära hotad och prioriterad art i Skogsvårdslagen, har häckningsrevir i anmälan. Arten har minskat kraftigt de senaste 30 åren och minskningstakten innevarande 10-årsperiod beräknas till 20 (10–30) %. Talltitan är synnerligen trogen sitt cirka 15 hektar stora revir och är beroende av flerskiktade olikåldriga skogar för att kunna föda upp sina ungar. Talltitan försvinner om dess livsmiljö kalavverkas (Eggers &amp; Low, 2014; Ekman, 1979; Griesser et al, 2007; Klein, 2020; Siffczyk et al, 2003; SLU Artdatabanken, 2021).</w:t>
+      </w:r>
+    </w:p>
+    <w:p>
+      <w:r>
+        <w:rPr>
+          <w:b/>
+        </w:rPr>
+        <w:t>Tretåig hackspett (NT, §4)</w:t>
+      </w:r>
+      <w:r>
+        <w:t xml:space="preserve"> är rödlistad som nära hotad och ingår i bilaga 1 i EU:s fågeldirektiv. Tretåig hackspett är för sin överlevnad beroende av kontinuerlig tillförsel av äldre döende och död ved, som sker genom naturliga självgallringsprocesser i äldre grannaturskogar och barrblandade naturskogar. Om en skog genom skogsbruk gallras eller glesas ur så upphör och uteblir i stort sett den naturliga självgallringsprocessen för mycket lång tid framöver vilket omöjliggör upprätthållandet av den kontinuerliga ekologiska funktionen i ett område. Det finns studier som visar att naturskogens självgallringsprocess som den tretåiga hackspetten är beroende av, inte kan ersättas med efterlämnad hänsyn i skogsbruket (Imbeau &amp; Desrochers, 2002). Storleken på häckningsreviret varierar med skogstypen, förekomsten av död ved och graden av fragmentering, men är i allmänhet i storleksordningen 25–100 hektar. Vintertid krävs ofta betydligt större områden och det finns studier som antyder att arten behöver minst 100 hektar äldre skog. I områden med låg bonitet kan det behövas över 200 hektar lämpligt habitat för att ett par ska kunna reproducera sig. Områden med dokumenterad permanent förekomst i naturskogsmiljöer har vanligen så stora naturvärden att skogsbruk är olämpligt. Tretåig hackspett är typisk art för </w:t>
+      </w:r>
+      <w:r>
+        <w:rPr>
+          <w:i/>
+        </w:rPr>
+        <w:t xml:space="preserve">9010 Taiga, 9740 Skogsbevuxen myr, 9030 Landhöjningsskog </w:t>
+      </w:r>
+      <w:r>
+        <w:t xml:space="preserve">och </w:t>
+      </w:r>
+      <w:r>
+        <w:rPr>
+          <w:i/>
+        </w:rPr>
+        <w:t>9040 Fjällbjörkskog</w:t>
+      </w:r>
+      <w:r>
+        <w:t xml:space="preserve"> (Skogsstyrelsen, 2016; SLU Artdatabanken, 2024).</w:t>
+      </w:r>
+    </w:p>
+    <w:p>
+      <w:r>
+        <w:rPr>
+          <w:b/>
+        </w:rPr>
+        <w:t>Ullticka (NT)</w:t>
+      </w:r>
+      <w:r>
+        <w:t xml:space="preserve"> är knuten till restbestånd av barrnaturskog och förekommer med ett tydligt optimum i orörda eller måttligt påverkade gamla granskogar där det föreligger viss kontinuitet av grov död ved. Ullticka är en bra signalart inom hela sitt utbredningsområde och i södra Sverige är den sällsynt och en god signalart för skyddsvärda granskogsmiljöer. Den hotas av avverkning och fragmentering av naturskog och äldre granskog med lång trädkontinuitet. På ullticka kan ibland ulltickeporing (VU) påträffas - det är en sällsynt ticka som nyligen delats upp i de tre olika arterna ulltickeporing </w:t>
+      </w:r>
+      <w:r>
+        <w:rPr>
+          <w:i/>
+        </w:rPr>
+        <w:t xml:space="preserve">Skeletocutis brevispora </w:t>
+      </w:r>
+      <w:r>
+        <w:t>(VU)</w:t>
+      </w:r>
+      <w:r>
+        <w:rPr>
+          <w:i/>
+        </w:rPr>
+        <w:t>, Skeletocutis delicata</w:t>
+      </w:r>
+      <w:r>
+        <w:t xml:space="preserve"> (VU)</w:t>
+      </w:r>
+      <w:r>
+        <w:rPr>
+          <w:i/>
+        </w:rPr>
+        <w:t xml:space="preserve"> och Skeletocutis exilis</w:t>
+      </w:r>
+      <w:r>
+        <w:t xml:space="preserve"> (NT). Ullticka är typisk art för </w:t>
+      </w:r>
+      <w:r>
+        <w:rPr>
+          <w:i/>
+        </w:rPr>
+        <w:t xml:space="preserve">9010 Taiga, 9050 Näringsrik granskog </w:t>
+      </w:r>
+      <w:r>
+        <w:t xml:space="preserve">och </w:t>
+      </w:r>
+      <w:r>
+        <w:rPr>
+          <w:i/>
+        </w:rPr>
+        <w:t>9030 Landhöjningsskog</w:t>
+      </w:r>
+      <w:r>
+        <w:t xml:space="preserve"> (SLU Artdatabanken, 2026; Nitare &amp; Skogsstyrelsen, 2019; Miettinen &amp; Niemelä, 2018).</w:t>
+      </w:r>
+    </w:p>
+    <w:p>
+      <w:r>
+        <w:rPr>
+          <w:b/>
+        </w:rPr>
+        <w:t>Violmussling (NT)</w:t>
+      </w:r>
+      <w:r>
+        <w:t xml:space="preserve"> växer på döda, oftast omkullfallna stammar av gran eller tall. De flesta fynden har gjorts i gammal, orörd skog och arten är en mycket god indikator på förekomst av lång skoglig kontinuitet. Platser som hyser stora bestånd av violmussling bör i första hand skyddas och undantas från skogsbruk. Flera sällsynta och mycket sällsynta tickor och skalbaggar är mer eller mindre starkt associerade med violtickor </w:t>
+      </w:r>
+      <w:r>
+        <w:rPr>
+          <w:i/>
+        </w:rPr>
+        <w:t>Trichaptum spp.</w:t>
+      </w:r>
+      <w:r>
+        <w:t xml:space="preserve"> och död ved som först rötats av någon </w:t>
+      </w:r>
+      <w:r>
+        <w:rPr>
+          <w:i/>
+        </w:rPr>
+        <w:t>Trichaptum-art</w:t>
+      </w:r>
+      <w:r>
+        <w:t>. Bland dessa kan nämnas gul mjukporing (CR), lämmelporing (CR), kilporing (VU), parasitporing (VU), gropig brunbagge (NT), gulbandad brunbagge</w:t>
+      </w:r>
+      <w:r>
+        <w:rPr>
+          <w:i/>
+        </w:rPr>
+        <w:t xml:space="preserve"> </w:t>
+      </w:r>
+      <w:r>
+        <w:t>(NT) och brunkantad brunbagge</w:t>
+      </w:r>
+      <w:r>
+        <w:rPr>
+          <w:i/>
+        </w:rPr>
+        <w:t xml:space="preserve"> </w:t>
+      </w:r>
+      <w:r>
+        <w:t xml:space="preserve">(DD). Violmussling är typisk art för </w:t>
+      </w:r>
+      <w:r>
+        <w:rPr>
+          <w:i/>
+        </w:rPr>
+        <w:t>9010 Taiga</w:t>
+      </w:r>
+      <w:r>
+        <w:t xml:space="preserve"> (SLU Artdatabanken, 2026; Nitare &amp; Skogsstyrelsen, 2019).</w:t>
+      </w:r>
+    </w:p>
+    <w:p>
+      <w:r>
+        <w:rPr>
+          <w:b/>
+        </w:rPr>
+        <w:t>Bårdlav</w:t>
+      </w:r>
+      <w:r>
+        <w:t xml:space="preserve"> signalerar miljöer med höga naturvärden och på lokalerna finns vanligtvis många andra ovanliga och rödlistade arter. Den visar även på platser med hög och jämn luftfuktighet. På bårdlav och andra njurlavar (Nephroma) kan de sällsynta parasiterna </w:t>
+      </w:r>
+      <w:r>
+        <w:rPr>
+          <w:i/>
+        </w:rPr>
+        <w:t xml:space="preserve">Protounguicularia nephromatis </w:t>
+      </w:r>
+      <w:r>
+        <w:t xml:space="preserve">(VU) och </w:t>
+      </w:r>
+      <w:r>
+        <w:rPr>
+          <w:i/>
+        </w:rPr>
+        <w:t xml:space="preserve">Tremella nephromatis </w:t>
+      </w:r>
+      <w:r>
+        <w:t xml:space="preserve">(DD) påträffas. Bårdlav är typisk art för </w:t>
+      </w:r>
+      <w:r>
+        <w:rPr>
+          <w:i/>
+        </w:rPr>
+        <w:t xml:space="preserve">9010 Taiga, 9020 Nordlig ädellövskog, 9070 Trädklädd betesmark, 9110 Näringsfattig bokskog, 9160 Näringsrik ekskog, 9180 Ädellövskog i branter </w:t>
+      </w:r>
+      <w:r>
+        <w:t>och</w:t>
+      </w:r>
+      <w:r>
+        <w:rPr>
+          <w:i/>
+        </w:rPr>
+        <w:t xml:space="preserve"> 9190 Näringsfattig ekskog</w:t>
+      </w:r>
+      <w:r>
+        <w:t xml:space="preserve"> (SLU Artdatabanken, 2026; Nitare &amp; Skogsstyrelsen, 2019).</w:t>
+      </w:r>
+    </w:p>
+    <w:p>
+      <w:r>
+        <w:rPr>
+          <w:b/>
+        </w:rPr>
+        <w:t>Luddlav</w:t>
+      </w:r>
+      <w:r>
+        <w:t xml:space="preserve"> signalerar lång skoglig kontinuitet med ett stabilt lokal- och mikroklimat med hög och jämn fuktighet. Luddlav är typisk art för </w:t>
+      </w:r>
+      <w:r>
+        <w:rPr>
+          <w:i/>
+        </w:rPr>
+        <w:t>9010 Taiga,</w:t>
+      </w:r>
+      <w:r>
+        <w:t xml:space="preserve"> </w:t>
+      </w:r>
+      <w:r>
+        <w:rPr>
+          <w:i/>
+        </w:rPr>
+        <w:t xml:space="preserve">9020 Nordlig ädellövskog, 9070 Trädklädd betesmark, 9110 Näringsfattig bokskog, 9180 Ädellövskog i branter </w:t>
+      </w:r>
+      <w:r>
+        <w:t>och</w:t>
+      </w:r>
+      <w:r>
+        <w:rPr>
+          <w:i/>
+        </w:rPr>
+        <w:t xml:space="preserve"> 9190 Näringsfattig ekskog </w:t>
+      </w:r>
+      <w:r>
+        <w:t>(Nitare &amp; Skogsstyrelsen, 2019; SLU Artdatabanken, 2025).</w:t>
+      </w:r>
+    </w:p>
+    <w:p>
+      <w:r>
+        <w:rPr>
+          <w:b/>
+        </w:rPr>
+        <w:t>Spindelblomster (§8)</w:t>
+      </w:r>
+      <w:r>
+        <w:t xml:space="preserve"> växer i äldre mossrik granskog eller barrblandskog, men även i fjällbjörkskog. Arten indikerar långvarig trädkontinuitet och hög luftfuktighet och är mycket känslig för uttorkning och markskador. Spindelblomster har i många trakter minskat starkt under senare tid på grund av slutavverkningar och skogsmarksdikning. Spindelblomster är typisk art för </w:t>
+      </w:r>
+      <w:r>
+        <w:rPr>
+          <w:i/>
+        </w:rPr>
+        <w:t xml:space="preserve">9010 Taiga, 9050 Näringsrik granskog </w:t>
+      </w:r>
+      <w:r>
+        <w:t>och</w:t>
+      </w:r>
+      <w:r>
+        <w:rPr>
+          <w:i/>
+        </w:rPr>
+        <w:t xml:space="preserve"> 9040 Fjällbjörkskog</w:t>
+      </w:r>
+      <w:r>
+        <w:t xml:space="preserve"> (Nitare &amp; Skogsstyrelsen, 2019; SLU Artdatabanken, 2025).</w:t>
+      </w:r>
+    </w:p>
+    <w:p>
+      <w:r>
+        <w:rPr>
+          <w:b/>
+        </w:rPr>
+        <w:t>Stuplav</w:t>
+      </w:r>
+      <w:r>
+        <w:t xml:space="preserve"> är en mycket bra signalart i hela sitt utbredningsområde och förekommer nästan enbart i skogsmiljöer med höga naturvärden. Den indikerar långvarig förekomst av gamla lövträd och miljöer med konstant hög luftfuktighet. I skogar med suboceaniskt klimat finns det en mycket sällsynt parasit, njurlavsknapp </w:t>
+      </w:r>
+      <w:r>
+        <w:rPr>
+          <w:i/>
+        </w:rPr>
+        <w:t>Pletocarpon nephromeum</w:t>
+      </w:r>
+      <w:r>
+        <w:t xml:space="preserve"> (EN), som växer på stuplav. Ytterligare tre sällsynta lavparasiter, </w:t>
+      </w:r>
+      <w:r>
+        <w:rPr>
+          <w:i/>
+        </w:rPr>
+        <w:t>Protounguicularia nephromatis</w:t>
+      </w:r>
+      <w:r>
+        <w:t xml:space="preserve"> (VU), </w:t>
+      </w:r>
+      <w:r>
+        <w:rPr>
+          <w:i/>
+        </w:rPr>
+        <w:t>Refractohilum galligenum</w:t>
+      </w:r>
+      <w:r>
+        <w:t xml:space="preserve"> (NT) och </w:t>
+      </w:r>
+      <w:r>
+        <w:rPr>
+          <w:i/>
+        </w:rPr>
+        <w:t>Roselliniella nephromatis</w:t>
+      </w:r>
+      <w:r>
+        <w:t xml:space="preserve"> (DD), kan också påträffas på stuplav. Stuplav är typisk art för </w:t>
+      </w:r>
+      <w:r>
+        <w:rPr>
+          <w:i/>
+        </w:rPr>
+        <w:t>9010 Taiga</w:t>
+      </w:r>
+      <w:r>
+        <w:t xml:space="preserve"> (SLU Artdatabanken, 2026; Nitare &amp; Skogsstyrelsen, 2019).</w:t>
+      </w:r>
+    </w:p>
+    <w:p>
+      <w:r>
+        <w:rPr>
+          <w:b/>
+        </w:rPr>
+        <w:t xml:space="preserve">Vedticka </w:t>
+      </w:r>
+      <w:r>
+        <w:t xml:space="preserve">är en bra signalart söder om den naturliga norrlandsgränsen. Den är huvudsakligen knuten till äldre barrskogar där det föreligger långvarig kontinuitet av död barrved. Vedticka är typisk art för </w:t>
+      </w:r>
+      <w:r>
+        <w:rPr>
+          <w:i/>
+        </w:rPr>
+        <w:t xml:space="preserve">9010 Taiga </w:t>
+      </w:r>
+      <w:r>
+        <w:t>(Nitare &amp; Skogsstyrelsen, 2019; SLU Artdatabanken, 2025).</w:t>
+      </w:r>
+    </w:p>
+    <w:p>
+      <w:r>
+        <w:rPr>
+          <w:b/>
+        </w:rPr>
+        <w:t>Tjäder (§4)</w:t>
+      </w:r>
+      <w:r>
+        <w:t xml:space="preserve"> omfattas av bilaga 1 och 2 EU:s fågeldirektiv och är typisk art för </w:t>
+      </w:r>
+      <w:r>
+        <w:rPr>
+          <w:i/>
+        </w:rPr>
+        <w:t xml:space="preserve">9010 Taiga </w:t>
+      </w:r>
+      <w:r>
+        <w:t xml:space="preserve">och </w:t>
+      </w:r>
+      <w:r>
+        <w:rPr>
+          <w:i/>
+        </w:rPr>
+        <w:t>9740 Skogsbevuxen myr</w:t>
+      </w:r>
+      <w:r>
+        <w:t>. Tjädern är en utpräglad skogsfågel knuten till större sammanhängande barrskogsområden. Tupparna och hönorna utnyttjar till viss del olika miljöer, och habitatvalet varierar dessutom mellan olika delar av året. För att det ska finnas livskraftiga tjäderbestånd krävs funktionella skogslandskap med en blandning av uppvuxen, gles och luckig skog, täta sumpskogar, myrar och andra små våtmarker. Arten försvinner när skogen fragmenteras och den sammanlagda arealen hyggen och andra öppna områden blir för stor. Ett småskaligt och försiktigt virkesuttag genom hyggesfria metoder kan i vissa fall vara möjligt i området inom 200 m från lekcentrum. Längre ut från lekcentrum, inom 200–500 m bör den avverkade ytan inte överskrida 1 hektar för att undvika alltför stora och snabba förändringar (Skogsstyrelsen, 2019; SLU Artdatabanken, 2024).</w:t>
+      </w:r>
+    </w:p>
+    <w:p>
+      <w:r>
+        <w:rPr>
+          <w:b/>
+        </w:rPr>
+        <w:t>Fiskgjuse (§4)</w:t>
+      </w:r>
+      <w:r>
+        <w:t xml:space="preserve"> är fridlyst enligt 4§ artskyddsförordningen och upptagen i bilaga 1 EU:s fågeldirektiv. Den bygger vanligen sitt stora risbo i toppen av en plattkronad, kraftig tall (&gt;90%) med utsikt över omgivningen. Skogsavverkningar utan hänsyn till bevarandet av fiskgjusens boträd och häckningsbiotop utgör en fara genom att tillgången på lämpliga träd minskar. Lämna en skyddszon kring boplatser vid avverkning eller gallring. Boträdets placering styr behovet av skyddszon vilket måste bedömas från fall till fall, men skyddszonen bör vara tillräckligt bred för att behålla skydd mot insyn, erbjuda lämpliga sittplatser och förhindra att boträdet blåser ner. Avstå från skogsbruksåtgärder i hänsynskrävande miljöer, som på uddar eller öar med äldre skog eller hällmarkstallskog där det häckar fiskgjuse. Gör naturvårdsavsättningar i äldre skog i lämpliga områden för fiskgjuse, t.ex. på uddar och i hällmarksområden (SLU Artdatabanken, 2024; Skogsstyrelsen, 2016).</w:t>
+      </w:r>
+    </w:p>
+    <w:p>
+      <w:pPr>
+        <w:pStyle w:val="Heading1"/>
+      </w:pPr>
+      <w:r>
+        <w:t>Certifiering</w:t>
       </w:r>
     </w:p>
     <w:p>
@@ -255,26 +918,18 @@
         <w:pStyle w:val="Heading2"/>
       </w:pPr>
       <w:r>
-        <w:t>Fridlysta arter</w:t>
+        <w:t>Ur FSC-standarden</w:t>
       </w:r>
     </w:p>
     <w:p>
-      <w:r>
-        <w:t>Följande fridlysta arter har sina livsmiljöer och växtplatser i den avverkningsanmälda skogen: talltita (NT, §4), tretåig hackspett (NT, T, §4), spindelblomster (S, T, §8), tjäder (T, §4) och fiskgjuse (§4).</w:t>
-      </w:r>
-    </w:p>
-    <w:p>
-      <w:r>
-        <w:t xml:space="preserve">Observera att medlemsländerna är skyldiga att agera i enlighet med EU:s fågeldirektiv där det uttryckligen står att direktivet gäller för fåglar samt för deras ägg, bon och </w:t>
-      </w:r>
       <w:r>
         <w:rPr>
           <w:b/>
         </w:rPr>
-        <w:t xml:space="preserve">livsmiljöer </w:t>
-      </w:r>
-      <w:r>
-        <w:t>(artikel 1). Vidare att de åtgärder som vidtas inte får leda till en försämring av den nuvarande situationen beträffande bevarandet av de fågelarter som avses i artikel 1 (artikel 13). Fågeldirektivet är styrande för tillsynsansvariga myndigheters ärendehantering, ställningstaganden och beslutsfattande.</w:t>
+        <w:t xml:space="preserve">PRINCIP 1: LAGEFTERLEVNAD: </w:t>
+      </w:r>
+      <w:r>
+        <w:t>Certifikatsinnehavaren ska följa alla tillämpliga lagar, förordningar och nationellt ratificerade internationella avtal, konventioner och överenskommelser.</w:t>
       </w:r>
     </w:p>
     <w:p>
@@ -282,10 +937,41 @@
         <w:rPr>
           <w:b/>
         </w:rPr>
-        <w:t>Fiskgjuse (§4)</w:t>
-      </w:r>
-      <w:r>
-        <w:t xml:space="preserve"> är fridlyst enligt 4§ artskyddsförordningen och upptagen i bilaga 1 EU:s fågeldirektiv. Den bygger vanligen sitt stora risbo i toppen av en plattkronad, kraftig tall (&gt;90%) med utsikt över omgivningen. Skogsavverkningar utan hänsyn till bevarandet av fiskgjusens boträd och häckningsbiotop utgör en fara genom att tillgången på lämpliga träd minskar. Lämna en skyddszon kring boplatser vid avverkning eller gallring. Boträdets placering styr behovet av skyddszon vilket måste bedömas från fall till fall, men skyddszonen bör vara tillräckligt bred för att behålla skydd mot insyn, erbjuda lämpliga sittplatser och förhindra att boträdet blåser ner. Avstå från skogsbruksåtgärder i hänsynskrävande miljöer, som på uddar eller öar med äldre skog eller hällmarkstallskog där det häckar fiskgjuse. Gör naturvårdsavsättningar i äldre skog i lämpliga områden för fiskgjuse, t.ex. på uddar och i hällmarksområden (SLU Artdatabanken, 2024; Skogsstyrelsen, 2016).</w:t>
+        <w:t xml:space="preserve">1.3.1 </w:t>
+      </w:r>
+      <w:r>
+        <w:t>Tillämpliga lagar och föreskrifter för brukandet av skogen följs.</w:t>
+      </w:r>
+    </w:p>
+    <w:p>
+      <w:pPr>
+        <w:pStyle w:val="ListBullet"/>
+      </w:pPr>
+      <w:r>
+        <w:rPr>
+          <w:b/>
+          <w:i/>
+        </w:rPr>
+        <w:t xml:space="preserve">Kommentar: </w:t>
+      </w:r>
+      <w:r>
+        <w:t>I den avverkningsanmälda skogen har fridlysta arter sina livsmiljöer och växtplatser. Att skada de fridlysta arternas livsmiljöer, växtplatser eller ekologiska funktion är inte tillåtet enligt artskyddsförordningen.</w:t>
+      </w:r>
+      <w:r>
+        <w:rPr>
+          <w:i/>
+        </w:rPr>
+        <w:t xml:space="preserve"> EU:s medlemsländer och skogsbolag är skyldiga att agera i enlighet med EU:s fågeldirektiv där det uttryckligen står att direktivet gäller för fåglar samt för deras ägg, bon och </w:t>
+      </w:r>
+      <w:r>
+        <w:rPr>
+          <w:b/>
+          <w:i/>
+        </w:rPr>
+        <w:t xml:space="preserve">livsmiljöer </w:t>
+      </w:r>
+      <w:r>
+        <w:t>(artikel 1). Vidare att de åtgärder som vidtas inte får leda till en försämring av den nuvarande situationen beträffande bevarandet av de fågelarter som avses i artikel 1 (artikel 13).</w:t>
       </w:r>
     </w:p>
     <w:p>
@@ -293,102 +979,76 @@
         <w:rPr>
           <w:b/>
         </w:rPr>
-        <w:t>Spindelblomster (§8)</w:t>
-      </w:r>
-      <w:r>
-        <w:t xml:space="preserve"> växer i äldre mossrik granskog eller barrblandskog, men även i fjällbjörkskog. Arten indikerar långvarig trädkontinuitet och hög luftfuktighet och är mycket känslig för uttorkning och markskador. Spindelblomster har i många trakter minskat starkt under senare tid på grund av slutavverkningar och skogsmarksdikning. Spindelblomster är typisk art för </w:t>
+        <w:t xml:space="preserve">6.4 </w:t>
+      </w:r>
+      <w:r>
+        <w:t>Certifikatsinnehavaren ska skydda sällsynta arter och hotade arter samt deras livsmiljöer inom skogsbruksenheten. Det ska ske genom avsättningar, andra skyddade områden och genom att skapa konnektivitet och/eller genom andra direkta åtgärder som gynnar dessa arters överlevnad och livskraft. Åtgärderna ska stå i förhållande till brukandets skala, intensitet och risk, samt till sällsynta och hotade arters bevarandestatus och ekologiska krav. Certifikatsinnehavaren ska beakta den geografiska spridningen och ekologiska krav hos sällsynta och hotade arter utanför skogsbruksenhetens gränser när beslut om åtgärder inom skogsbruksenheten ska fattas.</w:t>
+      </w:r>
+    </w:p>
+    <w:p>
+      <w:r>
+        <w:rPr>
+          <w:b/>
+        </w:rPr>
+        <w:t xml:space="preserve">6.4.1 </w:t>
+      </w:r>
+      <w:r>
+        <w:t>Följande biotoper undantas från alla skogsbruksåtgärder, förutom åtgärder påkallade för att bevara eller främja biotopens naturliga eller hävdbetingade biologiska mångfald:</w:t>
+      </w:r>
+    </w:p>
+    <w:p>
+      <w:pPr>
+        <w:ind w:left="357"/>
+      </w:pPr>
+      <w:r>
+        <w:t>b) nyckelbiotoper enligt Skogsstyrelsens definition och metod (1995)</w:t>
+      </w:r>
+    </w:p>
+    <w:p>
+      <w:pPr>
+        <w:pStyle w:val="ListBullet"/>
+      </w:pPr>
+      <w:r>
+        <w:rPr>
+          <w:b/>
+          <w:i/>
+        </w:rPr>
+        <w:t xml:space="preserve">Kommentar: </w:t>
       </w:r>
       <w:r>
         <w:rPr>
           <w:i/>
         </w:rPr>
-        <w:t xml:space="preserve">9010 Taiga, 9050 Näringsrik granskog </w:t>
-      </w:r>
-      <w:r>
-        <w:t>och</w:t>
+        <w:t>I det avverkningsanmälda skogsområdet har 20 rödlistade arter och signalarter påträffats. Detta ska jämföras med Skogsstyrelsens uppföljning 2017 av nyckelbiotoper som visade att man i genomsnitt hittar 20,6 olika rödlistade arter och signalarter i en nyckelbiotop (Wijk, S. 2017. Biologisk mångfald i nyckelbiotoper – Resultat från inventeringen “Uppföljning biologisk mångfald” 2009–2015. Rapport 4/2017 Skogsstyrelsen, Jönköping).</w:t>
+      </w:r>
+    </w:p>
+    <w:p>
+      <w:r>
+        <w:rPr>
+          <w:b/>
+        </w:rPr>
+        <w:t xml:space="preserve">6.4.3 </w:t>
+      </w:r>
+      <w:r>
+        <w:t>Bevarandeåtgärder genomförs för de kända förekomster av rödlistade arter som påverkas av skogsbruk.</w:t>
+      </w:r>
+    </w:p>
+    <w:p>
+      <w:pPr>
+        <w:pStyle w:val="ListBullet"/>
+      </w:pPr>
+      <w:r>
+        <w:rPr>
+          <w:b/>
+          <w:i/>
+        </w:rPr>
+        <w:t xml:space="preserve">Kommentar: </w:t>
       </w:r>
       <w:r>
         <w:rPr>
           <w:i/>
         </w:rPr>
-        <w:t xml:space="preserve"> 9040 Fjällbjörkskog</w:t>
-      </w:r>
-      <w:r>
-        <w:t xml:space="preserve"> (Nitare &amp; Skogsstyrelsen, 2019; SLU Artdatabanken, 2025).</w:t>
-      </w:r>
-    </w:p>
-    <w:p>
-      <w:r>
-        <w:rPr>
-          <w:b/>
-        </w:rPr>
-        <w:t>Talltita (NT, §4)</w:t>
-      </w:r>
-      <w:r>
-        <w:t>, rödlistad som nära hotad och prioriterad art i Skogsvårdslagen, har häckningsrevir i anmälan. Arten har minskat kraftigt de senaste 30 åren och minskningstakten innevarande 10-årsperiod beräknas till 20 (10–30) %. Talltitan är synnerligen trogen sitt cirka 15 hektar stora revir och är beroende av flerskiktade olikåldriga skogar för att kunna föda upp sina ungar. Talltitan försvinner om dess livsmiljö kalavverkas (Eggers &amp; Low, 2014; Ekman, 1979; Griesser et al, 2007; Klein, 2020; Siffczyk et al, 2003; SLU Artdatabanken, 2021).</w:t>
-      </w:r>
-    </w:p>
-    <w:p>
-      <w:r>
-        <w:rPr>
-          <w:b/>
-        </w:rPr>
-        <w:t>Tjäder (§4)</w:t>
-      </w:r>
-      <w:r>
-        <w:t xml:space="preserve"> omfattas av bilaga 1 och 2 EU:s fågeldirektiv och är typisk art för </w:t>
-      </w:r>
-      <w:r>
-        <w:rPr>
-          <w:i/>
-        </w:rPr>
-        <w:t xml:space="preserve">9010 Taiga </w:t>
-      </w:r>
-      <w:r>
-        <w:t xml:space="preserve">och </w:t>
-      </w:r>
-      <w:r>
-        <w:rPr>
-          <w:i/>
-        </w:rPr>
-        <w:t>9740 Skogsbevuxen myr</w:t>
-      </w:r>
-      <w:r>
-        <w:t>. Tjädern är en utpräglad skogsfågel knuten till större sammanhängande barrskogsområden. Tupparna och hönorna utnyttjar till viss del olika miljöer, och habitatvalet varierar dessutom mellan olika delar av året. För att det ska finnas livskraftiga tjäderbestånd krävs funktionella skogslandskap med en blandning av uppvuxen, gles och luckig skog, täta sumpskogar, myrar och andra små våtmarker. Arten försvinner när skogen fragmenteras och den sammanlagda arealen hyggen och andra öppna områden blir för stor. Ett småskaligt och försiktigt virkesuttag genom hyggesfria metoder kan i vissa fall vara möjligt i området inom 200 m från lekcentrum. Längre ut från lekcentrum, inom 200–500 m bör den avverkade ytan inte överskrida 1 hektar för att undvika alltför stora och snabba förändringar (Skogsstyrelsen, 2019; SLU Artdatabanken, 2024).</w:t>
-      </w:r>
-    </w:p>
-    <w:p>
-      <w:r>
-        <w:rPr>
-          <w:b/>
-        </w:rPr>
-        <w:t>Tretåig hackspett (NT, §4)</w:t>
-      </w:r>
-      <w:r>
-        <w:t xml:space="preserve"> är rödlistad som nära hotad och ingår i bilaga 1 i EU:s fågeldirektiv. Tretåig hackspett är för sin överlevnad beroende av kontinuerlig tillförsel av äldre döende och död ved, som sker genom naturliga självgallringsprocesser i äldre grannaturskogar och barrblandade naturskogar. Om en skog genom skogsbruk gallras eller glesas ur så upphör och uteblir i stort sett den naturliga självgallringsprocessen för mycket lång tid framöver vilket omöjliggör upprätthållandet av den kontinuerliga ekologiska funktionen i ett område. Det finns studier som visar att naturskogens självgallringsprocess som den tretåiga hackspetten är beroende av, inte kan ersättas med efterlämnad hänsyn i skogsbruket (Imbeau &amp; Desrochers, 2002). Storleken på häckningsreviret varierar med skogstypen, förekomsten av död ved och graden av fragmentering, men är i allmänhet i storleksordningen 25–100 hektar. Vintertid krävs ofta betydligt större områden och det finns studier som antyder att arten behöver minst 100 hektar äldre skog. I områden med låg bonitet kan det behövas över 200 hektar lämpligt habitat för att ett par ska kunna reproducera sig. Områden med dokumenterad permanent förekomst i naturskogsmiljöer har vanligen så stora naturvärden att skogsbruk är olämpligt. Tretåig hackspett är typisk art för </w:t>
-      </w:r>
-      <w:r>
-        <w:rPr>
-          <w:i/>
-        </w:rPr>
-        <w:t xml:space="preserve">9010 Taiga, 9740 Skogsbevuxen myr, 9030 Landhöjningsskog </w:t>
-      </w:r>
-      <w:r>
-        <w:t xml:space="preserve">och </w:t>
-      </w:r>
-      <w:r>
-        <w:rPr>
-          <w:i/>
-        </w:rPr>
-        <w:t>9040 Fjällbjörkskog</w:t>
-      </w:r>
-      <w:r>
-        <w:t xml:space="preserve"> (Skogsstyrelsen, 2016; SLU Artdatabanken, 2024).</w:t>
-      </w:r>
-    </w:p>
-    <w:p>
-      <w:r>
-        <w:t>I BILAGA 1 finns mer detaljerad information om ekologi samt krav på livsmiljö hos fridlysta arter.</w:t>
+        <w:t>I det avverkningsanmälda skogsområdet har 22 naturvårdsarter varav 15 rödlistade arter sina livsmiljöer och växtplatser.</w:t>
       </w:r>
     </w:p>
     <w:p>
@@ -396,7 +1056,7 @@
         <w:pStyle w:val="Heading2"/>
       </w:pPr>
       <w:r>
-        <w:t>Övriga naturvårdsarter</w:t>
+        <w:t>Ur Chain of Custody Certification (FSC-STD-40-004 ver 3.0)</w:t>
       </w:r>
     </w:p>
     <w:p>
@@ -404,548 +1064,144 @@
         <w:rPr>
           <w:b/>
         </w:rPr>
-        <w:t>Bårdlav</w:t>
-      </w:r>
-      <w:r>
-        <w:t xml:space="preserve"> signalerar miljöer med höga naturvärden och på lokalerna finns vanligtvis många andra ovanliga och rödlistade arter. Den visar även på platser med hög och jämn luftfuktighet. På bårdlav och andra njurlavar (Nephroma) kan de sällsynta parasiterna </w:t>
+        <w:t xml:space="preserve">1.3 </w:t>
+      </w:r>
+      <w:r>
+        <w:t xml:space="preserve">The organization shall commit to the FSC values as defined in FSC-POL-01-004 Policy for the Association of Organizations with FSC. </w:t>
+      </w:r>
+    </w:p>
+    <w:p>
+      <w:pPr>
+        <w:pStyle w:val="Heading2"/>
+      </w:pPr>
+      <w:r>
+        <w:t>Ur FSC:s policy för associerade organisationer (FSC-POL-01-004)</w:t>
+      </w:r>
+    </w:p>
+    <w:p>
+      <w:r>
+        <w:t xml:space="preserve">Som “Chain of Custody”-certifierad organisation är skogsbolaget bunden av de fastställda reglerna i Del 1 Punkt 1 c) i Policy för organisationer associerade med FSC (FSC-POL-01-004 V2-0 EN + SVE version 2012-03-02): </w:t>
+      </w:r>
+    </w:p>
+    <w:p>
+      <w:pPr>
+        <w:pStyle w:val="ListNumber"/>
+      </w:pPr>
+      <w:r>
+        <w:t>De organisationer FSC kan acceptera association med får inte direkt eller indirekt ha några kopplingar till nedanstående, oacceptabla aktiviteter:</w:t>
+      </w:r>
+    </w:p>
+    <w:p>
+      <w:pPr>
+        <w:ind w:left="357"/>
+      </w:pPr>
+      <w:r>
+        <w:t>a) Olaglig skogsavverkning och handel med olagligt avverkat virke eller skogsprodukter</w:t>
+      </w:r>
+    </w:p>
+    <w:p>
+      <w:pPr>
+        <w:ind w:left="357"/>
+      </w:pPr>
+      <w:r>
+        <w:t>...</w:t>
+      </w:r>
+    </w:p>
+    <w:p>
+      <w:pPr>
+        <w:ind w:left="357"/>
+      </w:pPr>
+      <w:r>
+        <w:t>c) Skogsbruk som förstör höga naturvärden</w:t>
+      </w:r>
+    </w:p>
+    <w:p>
+      <w:pPr>
+        <w:ind w:left="357"/>
+      </w:pPr>
+      <w:r>
+        <w:t>d) Betydande omvandling av skog till plantager eller annan, icke skoglig, markanvändning</w:t>
+      </w:r>
+    </w:p>
+    <w:p>
+      <w:pPr>
+        <w:pStyle w:val="ListBullet"/>
+      </w:pPr>
+      <w:r>
+        <w:rPr>
+          <w:b/>
+          <w:i/>
+        </w:rPr>
+        <w:t xml:space="preserve">Kommentar: </w:t>
       </w:r>
       <w:r>
         <w:rPr>
           <w:i/>
         </w:rPr>
-        <w:t xml:space="preserve">Protounguicularia nephromatis </w:t>
-      </w:r>
-      <w:r>
-        <w:t xml:space="preserve">(VU) och </w:t>
+        <w:t>Avverkning av skog med höga naturvärden samt skada på fridlysta arter strider både mot FSC Controlled Wood-standarden och FSC:s policy for associerade organisationer.</w:t>
+      </w:r>
+    </w:p>
+    <w:p>
+      <w:pPr>
+        <w:pStyle w:val="Heading2"/>
+      </w:pPr>
+      <w:r>
+        <w:t>Ur FSC Controlled Wood (FSC-STD-40-005)</w:t>
+      </w:r>
+    </w:p>
+    <w:p>
+      <w:r>
+        <w:t>Virke som inte accepteras i FSC-märkta produkter (oacceptabelt ursprung) enligt FSC Controlled Wood (FSC-STD-40-005):</w:t>
+      </w:r>
+    </w:p>
+    <w:p>
+      <w:pPr>
+        <w:pStyle w:val="ListNumber"/>
+      </w:pPr>
+      <w:r>
+        <w:t>Illegalt avverkat virke.</w:t>
+      </w:r>
+    </w:p>
+    <w:p>
+      <w:pPr>
+        <w:pStyle w:val="ListNumber"/>
+      </w:pPr>
+      <w:r>
+        <w:t>...</w:t>
+      </w:r>
+    </w:p>
+    <w:p>
+      <w:pPr>
+        <w:pStyle w:val="ListNumber"/>
+      </w:pPr>
+      <w:r>
+        <w:t>Virke från avverkningar som hotar höga naturvärden.</w:t>
+      </w:r>
+    </w:p>
+    <w:p>
+      <w:pPr>
+        <w:pStyle w:val="ListNumber"/>
+      </w:pPr>
+      <w:r>
+        <w:t>Virke från skog som konverteras till plantager eller icke-skogligt bruk.</w:t>
+      </w:r>
+    </w:p>
+    <w:p>
+      <w:pPr>
+        <w:pStyle w:val="ListBullet"/>
+      </w:pPr>
+      <w:r>
+        <w:rPr>
+          <w:b/>
+          <w:i/>
+        </w:rPr>
+        <w:t xml:space="preserve">Kommentar: </w:t>
       </w:r>
       <w:r>
         <w:rPr>
           <w:i/>
         </w:rPr>
-        <w:t xml:space="preserve">Tremella nephromatis </w:t>
-      </w:r>
-      <w:r>
-        <w:t xml:space="preserve">(DD) påträffas. Bårdlav är typisk art för </w:t>
-      </w:r>
-      <w:r>
-        <w:rPr>
-          <w:i/>
-        </w:rPr>
-        <w:t xml:space="preserve">9010 Taiga, 9020 Nordlig ädellövskog, 9070 Trädklädd betesmark, 9110 Näringsfattig bokskog, 9160 Näringsrik ekskog, 9180 Ädellövskog i branter </w:t>
-      </w:r>
-      <w:r>
-        <w:t>och</w:t>
-      </w:r>
-      <w:r>
-        <w:rPr>
-          <w:i/>
-        </w:rPr>
-        <w:t xml:space="preserve"> 9190 Näringsfattig ekskog</w:t>
-      </w:r>
-      <w:r>
-        <w:t xml:space="preserve"> (SLU Artdatabanken, 2026; Nitare &amp; Skogsstyrelsen, 2019).</w:t>
-      </w:r>
-    </w:p>
-    <w:p>
-      <w:r>
-        <w:rPr>
-          <w:b/>
-        </w:rPr>
-        <w:t>Grantickeporing (VU)</w:t>
-      </w:r>
-      <w:r>
-        <w:t xml:space="preserve"> växer på murken ved och döda fruktkroppar av granticka och gränsticka (VU). Den förekommer i naturskogsliknade granskogar, gärna i fuktiga miljöer vid källbäckar och liknande. Avverkning av naturskogslika miljöer och av grova granar där grantickeporing förekommer är ett direkt hot mot artens fortlevnad. Gamla granskogar som hyser arten undantas helt från skogsbruk (SLU Artdatabanken, 2026).</w:t>
-      </w:r>
-    </w:p>
-    <w:p>
-      <w:r>
-        <w:rPr>
-          <w:b/>
-        </w:rPr>
-        <w:t>Gränsticka (VU)</w:t>
-      </w:r>
-      <w:r>
-        <w:t xml:space="preserve"> är en mycket bra signalart inom hela sitt utbredningsområde. Den är huvudsakligen knuten till restbestånd av barrnaturskog och förekommer med ett tydligt optimum i orörda eller måttligt påverkade gamla granskogar där det föreligger långvarig kontinuitet av grov död ved. Den totala populationen bedöms ha minskat och fortsätter att minska i takt med att grankontinuitetsskogar (äldre tidigare icke kalavverkade skogar) minskar i areal. Minskningstakten överstiger gränsvärdet för sårbar (VU). Lokaler som hyser arten bör undantas från skogsbruk, speciellt i mellersta och södra Sverige. Gränsticka är typisk art för </w:t>
-      </w:r>
-      <w:r>
-        <w:rPr>
-          <w:i/>
-        </w:rPr>
-        <w:t>9010 Taiga</w:t>
-      </w:r>
-      <w:r>
-        <w:t xml:space="preserve"> (SLU Artdatabanken, 2026; Nitare &amp; Skogsstyrelsen, 2019).</w:t>
-      </w:r>
-    </w:p>
-    <w:p>
-      <w:r>
-        <w:rPr>
-          <w:b/>
-        </w:rPr>
-        <w:t>Harticka (NT)</w:t>
-      </w:r>
-      <w:r>
-        <w:t xml:space="preserve"> är normalt en mycket bra signalart för granskogar med höga naturvärden. Även när svampen påträffas i mer påverkade skogar är det nästan alltid fråga om skogsmiljöer i sena successionsstadier med höga naturvärden. Skogsskötselåtgärder på eller i omedelbar närhet av växtplatserna kan innebära ett hot mot arten. Harticka är typisk art för </w:t>
-      </w:r>
-      <w:r>
-        <w:rPr>
-          <w:i/>
-        </w:rPr>
-        <w:t xml:space="preserve">9010 Taiga, 9050 Näringsrik granskog </w:t>
-      </w:r>
-      <w:r>
-        <w:t xml:space="preserve">och </w:t>
-      </w:r>
-      <w:r>
-        <w:rPr>
-          <w:i/>
-        </w:rPr>
-        <w:t>9030 Landhöjningsskog</w:t>
-      </w:r>
-      <w:r>
-        <w:t xml:space="preserve"> (SLU Artdatabanken, 2024; Nitare &amp; Skogsstyrelsen, 2019).</w:t>
-      </w:r>
-    </w:p>
-    <w:p>
-      <w:r>
-        <w:rPr>
-          <w:b/>
-        </w:rPr>
-        <w:t>Knottrig blåslav (NT)</w:t>
-      </w:r>
-      <w:r>
-        <w:t xml:space="preserve"> har sin huvudutbredning i gamla granskogar i det övre barrskogsbältet mot fjällen. Den signalerar alltid höga naturvärden och växer i skogar med lång kontinuitet, mest i opåverkade naturskogsbestånd. Arten överlever inte en slutavverkning (inklusive hänsyn) och den finns idag enbart i kontinuitetsskog. Lavens fortsatta förekomst bör säkerställas genom att lokaler med äldre barrskog skyddas. Knottrig blåslav är typisk art för </w:t>
-      </w:r>
-      <w:r>
-        <w:rPr>
-          <w:i/>
-        </w:rPr>
-        <w:t xml:space="preserve">9010 Taiga </w:t>
-      </w:r>
-      <w:r>
-        <w:t>och</w:t>
-      </w:r>
-      <w:r>
-        <w:rPr>
-          <w:i/>
-        </w:rPr>
-        <w:t xml:space="preserve"> 9040 Fjällbjörkskog</w:t>
-      </w:r>
-    </w:p>
-    <w:p>
-      <w:r>
-        <w:t>(SLU Artdatabanken, 2024; Nitare &amp; Skogsstyrelsen, 2019).</w:t>
-      </w:r>
-    </w:p>
-    <w:p>
-      <w:r>
-        <w:rPr>
-          <w:b/>
-        </w:rPr>
-        <w:t>Lappticka (VU)</w:t>
-      </w:r>
-      <w:r>
-        <w:t xml:space="preserve">, rödlistad som sårbar, är knuten till gamla granskogar med riklig förekomst av död ved. Den klassas som en “urskogsindikator” och alla skogsskötselåtgärder på eller i omedelbar närhet av lokalerna utgör ett hot. Lappticka är typisk art för </w:t>
-      </w:r>
-      <w:r>
-        <w:rPr>
-          <w:i/>
-        </w:rPr>
-        <w:t>9010 Taiga</w:t>
-      </w:r>
-      <w:r>
-        <w:t xml:space="preserve"> (Nitare &amp; Skogsstyrelsen, 2019; SLU Artdatabanken, 2024).</w:t>
-      </w:r>
-    </w:p>
-    <w:p>
-      <w:r>
-        <w:rPr>
-          <w:b/>
-        </w:rPr>
-        <w:t>Luddfingersvamp (NT)</w:t>
-      </w:r>
-      <w:r>
-        <w:t xml:space="preserve"> påträffas på mineralrik mark i granskog med mycket hög luftfuktighet, t.ex. vid källflöden, fuktdråg, bäckar eller i anslutning till vattenfall och forsdimma. Arten är mycket uttorkningskänslig och kräver granskogsmiljöer med konstant mycket hög luftfuktighet. Den tål inte en slutavverkning eller någon form av dränering som påverkar växtplatsens hydrologi (SLU Artdatabanken, 2024).</w:t>
-      </w:r>
-    </w:p>
-    <w:p>
-      <w:r>
-        <w:rPr>
-          <w:b/>
-        </w:rPr>
-        <w:t>Luddlav</w:t>
-      </w:r>
-      <w:r>
-        <w:t xml:space="preserve"> signalerar lång skoglig kontinuitet med ett stabilt lokal- och mikroklimat med hög och jämn fuktighet. Luddlav är typisk art för </w:t>
-      </w:r>
-      <w:r>
-        <w:rPr>
-          <w:i/>
-        </w:rPr>
-        <w:t>9010 Taiga,</w:t>
-      </w:r>
-      <w:r>
-        <w:t xml:space="preserve"> </w:t>
-      </w:r>
-      <w:r>
-        <w:rPr>
-          <w:i/>
-        </w:rPr>
-        <w:t xml:space="preserve">9020 Nordlig ädellövskog, 9070 Trädklädd betesmark, 9110 Näringsfattig bokskog, 9180 Ädellövskog i branter </w:t>
-      </w:r>
-      <w:r>
-        <w:t>och</w:t>
-      </w:r>
-      <w:r>
-        <w:rPr>
-          <w:i/>
-        </w:rPr>
-        <w:t xml:space="preserve"> 9190 Näringsfattig ekskog </w:t>
-      </w:r>
-      <w:r>
-        <w:t>(Nitare &amp; Skogsstyrelsen, 2019; SLU Artdatabanken, 2025).</w:t>
-      </w:r>
-    </w:p>
-    <w:p>
-      <w:r>
-        <w:rPr>
-          <w:b/>
-        </w:rPr>
-        <w:t>Lunglav (NT)</w:t>
-      </w:r>
-      <w:r>
-        <w:t xml:space="preserve"> är en av vårt lands främsta signalarter som överallt indikerar gamla lövträd, skogsbestånd med höga naturvärden och ekosystem med långskoglig kontinuitet. Lokalt kan förekomsten vara mycket riklig men den hittas nästan enbart i gamla och ej slutavverkade skogar. Artens samtliga förekomster bör uppmärksammas från naturvårdssynpunkt, då många lokaler även hyser andra ovanliga och rödlistade arter. Rikliga förekomster bör skyddas med biotopskydd, frivilliga avsättningar eller reservat. På lunglav kan de sällsynta lavparasiterna lunglavshårprick (CR), </w:t>
-      </w:r>
-      <w:r>
-        <w:rPr>
-          <w:i/>
-        </w:rPr>
-        <w:t>Abrothallus diederichii</w:t>
-      </w:r>
-      <w:r>
-        <w:t xml:space="preserve"> (VU), </w:t>
-      </w:r>
-      <w:r>
-        <w:rPr>
-          <w:i/>
-        </w:rPr>
-        <w:t>Abrothallus lobariae</w:t>
-      </w:r>
-      <w:r>
-        <w:t xml:space="preserve"> (VU), </w:t>
-      </w:r>
-      <w:r>
-        <w:rPr>
-          <w:i/>
-        </w:rPr>
-        <w:t>Calycina lobariae</w:t>
-      </w:r>
-      <w:r>
-        <w:t xml:space="preserve"> (VU), lunglavsknapp (VU) och skrovelmössing (VU) påträffas. Lunglav är typisk art för </w:t>
-      </w:r>
-      <w:r>
-        <w:rPr>
-          <w:i/>
-        </w:rPr>
-        <w:t>9010 Taiga, 9020 Nordlig ädellövskog, 9110 Näringsfattig bokskog, 9130 Näringsrik bokskog, 9160 Näringsrik ekskog, 9180 Ädellövskog i branter, 9190 Näringsfattig ekskog, 9070 Trädklädd betesmark, 9040 Fjällbjörkskog</w:t>
-      </w:r>
-      <w:r>
-        <w:t xml:space="preserve"> och</w:t>
-      </w:r>
-      <w:r>
-        <w:rPr>
-          <w:i/>
-        </w:rPr>
-        <w:t xml:space="preserve"> 6530 Lövängar</w:t>
-      </w:r>
-      <w:r>
-        <w:t xml:space="preserve"> (SLU Artdatabanken, 2026; Nitare &amp; Skogsstyrelsen, 2019).</w:t>
-      </w:r>
-    </w:p>
-    <w:p>
-      <w:r>
-        <w:rPr>
-          <w:b/>
-        </w:rPr>
-        <w:t>Rosenticka (NT)</w:t>
-      </w:r>
-      <w:r>
-        <w:t xml:space="preserve">, rödlistad som nära hotad, ingår i en karaktäristisk association av vedsvampar som växer på gamla, grova granlågor i urskogsartade barrskogar. Den är placerad i toppen av Skogsstyrelsens värdepyramid för bedömning av skog med höga naturvärden och indikerar ett granskogsekosystem med långvarig kontinuitet av grova lågor. Artens beroende av grova granlågor innebär att alla skogsskötselåtgärder på eller i omedelbar närhet av lokalerna utgör ett hot på lång sikt. Det är angeläget att populationerna inte ytterligare glesas ut och ett tillräckligt antal områden där arten nu finns måste sparas för framtiden. Rosenticka är typisk art för </w:t>
-      </w:r>
-      <w:r>
-        <w:rPr>
-          <w:i/>
-        </w:rPr>
-        <w:t xml:space="preserve">9010 Taiga </w:t>
-      </w:r>
-      <w:r>
-        <w:t xml:space="preserve">och </w:t>
-      </w:r>
-      <w:r>
-        <w:rPr>
-          <w:i/>
-        </w:rPr>
-        <w:t>9050 Näringsrik granskog</w:t>
-      </w:r>
-      <w:r>
-        <w:t xml:space="preserve"> (Nitare &amp; Skogsstyrelsen, 2019; SLU Artdatabanken, 2024).</w:t>
-      </w:r>
-    </w:p>
-    <w:p>
-      <w:r>
-        <w:rPr>
-          <w:b/>
-        </w:rPr>
-        <w:t>Skrovellav (NT)</w:t>
-      </w:r>
-      <w:r>
-        <w:t xml:space="preserve"> växer på gamla lövträd och på klippor i gamla skogar med hög och jämn luftfuktighet. Slutavverkning av kontinuitetsskog utgör det största hotet och lavens fortsatta förekomst bör säkerställas genom att lokaler med äldre skog skyddas. I områden med mycket hög luftfuktighet kan man på bålen av skrovellav finna de sällsynta parasitsvamparna skrovellavsknapp (EN), </w:t>
-      </w:r>
-      <w:r>
-        <w:rPr>
-          <w:i/>
-        </w:rPr>
-        <w:t>Catillaria lobariicola</w:t>
-      </w:r>
-      <w:r>
-        <w:t xml:space="preserve"> (VU) och </w:t>
-      </w:r>
-      <w:r>
-        <w:rPr>
-          <w:i/>
-        </w:rPr>
-        <w:t>Merismatium lobariae</w:t>
-      </w:r>
-      <w:r>
-        <w:t xml:space="preserve"> (DD). Skrovellav är typisk art för </w:t>
-      </w:r>
-      <w:r>
-        <w:rPr>
-          <w:i/>
-        </w:rPr>
-        <w:t xml:space="preserve">9010 Taiga, 9020 Nordlig ädellövskog, 9040 Fjällbjörkskog, 9070 Trädklädd betesmark, 9160 Näringsrik ekskog, 9180 Ädellövskog i branter, 9190 Näringsfattig ekskog, 8210 Kalkbranter </w:t>
-      </w:r>
-      <w:r>
-        <w:t xml:space="preserve">och </w:t>
-      </w:r>
-      <w:r>
-        <w:rPr>
-          <w:i/>
-        </w:rPr>
-        <w:t>6530 Lövängar</w:t>
-      </w:r>
-      <w:r>
-        <w:t xml:space="preserve"> (SLU Artdatabanken, 2026; Nitare &amp; Skogsstyrelsen, 2019).</w:t>
-      </w:r>
-    </w:p>
-    <w:p>
-      <w:r>
-        <w:rPr>
-          <w:b/>
-        </w:rPr>
-        <w:t>Sprickporing (VU)</w:t>
-      </w:r>
-      <w:r>
-        <w:t>, rödlistad som sårbar, är en sällsynt art som växer på senvuxen gran i lågproduktiva miljöer, ett substrat som nybildas i mycket liten skala i modern produktionsskog. Arten bedöms ha minskat kraftigt, med mer än 30 % över de senaste 20 åren, huvudsakligen på grund av slutavverkningar. I bestånd där arten förekommer måste skogsbruk undvikas. Fler av artens lokaler bör skyddas (SLU Artdatabanken, 2024).</w:t>
-      </w:r>
-    </w:p>
-    <w:p>
-      <w:r>
-        <w:rPr>
-          <w:b/>
-        </w:rPr>
-        <w:t>Stuplav</w:t>
-      </w:r>
-      <w:r>
-        <w:t xml:space="preserve"> är en mycket bra signalart i hela sitt utbredningsområde och förekommer nästan enbart i skogsmiljöer med höga naturvärden. Den indikerar långvarig förekomst av gamla lövträd och miljöer med konstant hög luftfuktighet. I skogar med suboceaniskt klimat finns det en mycket sällsynt parasit, njurlavsknapp </w:t>
-      </w:r>
-      <w:r>
-        <w:rPr>
-          <w:i/>
-        </w:rPr>
-        <w:t>Pletocarpon nephromeum</w:t>
-      </w:r>
-      <w:r>
-        <w:t xml:space="preserve"> (EN), som växer på stuplav. Ytterligare tre sällsynta lavparasiter, </w:t>
-      </w:r>
-      <w:r>
-        <w:rPr>
-          <w:i/>
-        </w:rPr>
-        <w:t>Protounguicularia nephromatis</w:t>
-      </w:r>
-      <w:r>
-        <w:t xml:space="preserve"> (VU), </w:t>
-      </w:r>
-      <w:r>
-        <w:rPr>
-          <w:i/>
-        </w:rPr>
-        <w:t>Refractohilum galligenum</w:t>
-      </w:r>
-      <w:r>
-        <w:t xml:space="preserve"> (NT) och </w:t>
-      </w:r>
-      <w:r>
-        <w:rPr>
-          <w:i/>
-        </w:rPr>
-        <w:t>Roselliniella nephromatis</w:t>
-      </w:r>
-      <w:r>
-        <w:t xml:space="preserve"> (DD), kan också påträffas på stuplav. Stuplav är typisk art för </w:t>
-      </w:r>
-      <w:r>
-        <w:rPr>
-          <w:i/>
-        </w:rPr>
-        <w:t>9010 Taiga</w:t>
-      </w:r>
-      <w:r>
-        <w:t xml:space="preserve"> (SLU Artdatabanken, 2026; Nitare &amp; Skogsstyrelsen, 2019).</w:t>
-      </w:r>
-    </w:p>
-    <w:p>
-      <w:r>
-        <w:rPr>
-          <w:b/>
-        </w:rPr>
-        <w:t>Tajgaskinn (VU)</w:t>
-      </w:r>
-      <w:r>
-        <w:t xml:space="preserve"> är placerad högst upp i Skogsstyrelsens värdepyramid för bedömning av skog med höga naturvärden och har klassificerats som en ”urskogsindikator” som kräver närmast orörda skogsmiljöer med långvarig kontinuitet av grova granlågor i olika nedbrytningsstadier (Nitare &amp; Skogsstyrelsen, 2019).</w:t>
-      </w:r>
-    </w:p>
-    <w:p>
-      <w:r>
-        <w:rPr>
-          <w:b/>
-        </w:rPr>
-        <w:t>Ullticka (NT)</w:t>
-      </w:r>
-      <w:r>
-        <w:t xml:space="preserve"> är knuten till restbestånd av barrnaturskog och förekommer med ett tydligt optimum i orörda eller måttligt påverkade gamla granskogar där det föreligger viss kontinuitet av grov död ved. Ullticka är en bra signalart inom hela sitt utbredningsområde och i södra Sverige är den sällsynt och en god signalart för skyddsvärda granskogsmiljöer. Den hotas av avverkning och fragmentering av naturskog och äldre granskog med lång trädkontinuitet. På ullticka kan ibland ulltickeporing (VU) påträffas - det är en sällsynt ticka som nyligen delats upp i de tre olika arterna ulltickeporing </w:t>
-      </w:r>
-      <w:r>
-        <w:rPr>
-          <w:i/>
-        </w:rPr>
-        <w:t xml:space="preserve">Skeletocutis brevispora </w:t>
-      </w:r>
-      <w:r>
-        <w:t>(VU)</w:t>
-      </w:r>
-      <w:r>
-        <w:rPr>
-          <w:i/>
-        </w:rPr>
-        <w:t>, Skeletocutis delicata</w:t>
-      </w:r>
-      <w:r>
-        <w:t xml:space="preserve"> (VU)</w:t>
-      </w:r>
-      <w:r>
-        <w:rPr>
-          <w:i/>
-        </w:rPr>
-        <w:t xml:space="preserve"> och Skeletocutis exilis</w:t>
-      </w:r>
-      <w:r>
-        <w:t xml:space="preserve"> (NT). Ullticka är typisk art för </w:t>
-      </w:r>
-      <w:r>
-        <w:rPr>
-          <w:i/>
-        </w:rPr>
-        <w:t xml:space="preserve">9010 Taiga, 9050 Näringsrik granskog </w:t>
-      </w:r>
-      <w:r>
-        <w:t xml:space="preserve">och </w:t>
-      </w:r>
-      <w:r>
-        <w:rPr>
-          <w:i/>
-        </w:rPr>
-        <w:t>9030 Landhöjningsskog</w:t>
-      </w:r>
-      <w:r>
-        <w:t xml:space="preserve"> (SLU Artdatabanken, 2026; Nitare &amp; Skogsstyrelsen, 2019; Miettinen &amp; Niemelä, 2018).</w:t>
-      </w:r>
-    </w:p>
-    <w:p>
-      <w:r>
-        <w:rPr>
-          <w:b/>
-        </w:rPr>
-        <w:t xml:space="preserve">Vedticka </w:t>
-      </w:r>
-      <w:r>
-        <w:t xml:space="preserve">är en bra signalart söder om den naturliga norrlandsgränsen. Den är huvudsakligen knuten till äldre barrskogar där det föreligger långvarig kontinuitet av död barrved. Vedticka är typisk art för </w:t>
-      </w:r>
-      <w:r>
-        <w:rPr>
-          <w:i/>
-        </w:rPr>
-        <w:t xml:space="preserve">9010 Taiga </w:t>
-      </w:r>
-      <w:r>
-        <w:t>(Nitare &amp; Skogsstyrelsen, 2019; SLU Artdatabanken, 2025).</w:t>
-      </w:r>
-    </w:p>
-    <w:p>
-      <w:r>
-        <w:rPr>
-          <w:b/>
-        </w:rPr>
-        <w:t>Violmussling (NT)</w:t>
-      </w:r>
-      <w:r>
-        <w:t xml:space="preserve"> växer på döda, oftast omkullfallna stammar av gran eller tall. De flesta fynden har gjorts i gammal, orörd skog och arten är en mycket god indikator på förekomst av lång skoglig kontinuitet. Platser som hyser stora bestånd av violmussling bör i första hand skyddas och undantas från skogsbruk. Flera sällsynta och mycket sällsynta tickor och skalbaggar är mer eller mindre starkt associerade med violtickor </w:t>
-      </w:r>
-      <w:r>
-        <w:rPr>
-          <w:i/>
-        </w:rPr>
-        <w:t>Trichaptum spp.</w:t>
-      </w:r>
-      <w:r>
-        <w:t xml:space="preserve"> och död ved som först rötats av någon </w:t>
-      </w:r>
-      <w:r>
-        <w:rPr>
-          <w:i/>
-        </w:rPr>
-        <w:t>Trichaptum-art</w:t>
-      </w:r>
-      <w:r>
-        <w:t>. Bland dessa kan nämnas gul mjukporing (CR), lämmelporing (CR), kilporing (VU), parasitporing (VU), gropig brunbagge (NT), gulbandad brunbagge</w:t>
-      </w:r>
-      <w:r>
-        <w:rPr>
-          <w:i/>
-        </w:rPr>
-        <w:t xml:space="preserve"> </w:t>
-      </w:r>
-      <w:r>
-        <w:t>(NT) och brunkantad brunbagge</w:t>
-      </w:r>
-      <w:r>
-        <w:rPr>
-          <w:i/>
-        </w:rPr>
-        <w:t xml:space="preserve"> </w:t>
-      </w:r>
-      <w:r>
-        <w:t xml:space="preserve">(DD). Violmussling är typisk art för </w:t>
-      </w:r>
-      <w:r>
-        <w:rPr>
-          <w:i/>
-        </w:rPr>
-        <w:t>9010 Taiga</w:t>
-      </w:r>
-      <w:r>
-        <w:t xml:space="preserve"> (SLU Artdatabanken, 2026; Nitare &amp; Skogsstyrelsen, 2019).</w:t>
+        <w:t>Avverkning av skog med höga naturvärden samt skada på fridlysta arter strider både mot FSC Controlled Wood-standarden och FSC:s policy for associerade organisationer.</w:t>
       </w:r>
     </w:p>
     <w:p>
@@ -953,7 +1209,108 @@
         <w:pStyle w:val="Heading1"/>
       </w:pPr>
       <w:r>
-        <w:t>Certifiering</w:t>
+        <w:t>Ur PEFC-standarden gällande lagefterlevnad</w:t>
+      </w:r>
+    </w:p>
+    <w:p>
+      <w:r>
+        <w:t>PEFC-standarden förutsätter att tillämplig svensk lagstiftning följs. Det är utsedd tillsynsmyndighet som ansvarar för tillsyn av lagens efterlevnad. PEFC-standarden återger innehållet i vissa certifieringskritiska lag- och föreskriftskrav vilka ska ingå i granskning av PEFC-systemets efterlevnad.</w:t>
+      </w:r>
+    </w:p>
+    <w:p>
+      <w:pPr>
+        <w:pStyle w:val="ListBullet"/>
+      </w:pPr>
+      <w:r>
+        <w:rPr>
+          <w:b/>
+          <w:i/>
+        </w:rPr>
+        <w:t xml:space="preserve">Kommentar: </w:t>
+      </w:r>
+      <w:r>
+        <w:rPr>
+          <w:i/>
+        </w:rPr>
+        <w:t>I den avverkningsanmälda skogen har fridlysta arter sina livsmiljöer och växtplatser. Att skada de fridlysta arternas livsmiljöer, växtplatser eller ekologiska funktion är inte tillåtet enligt artskyddsförordningen</w:t>
+      </w:r>
+    </w:p>
+    <w:p>
+      <w:r>
+        <w:br w:type="page"/>
+      </w:r>
+    </w:p>
+    <w:p>
+      <w:pPr>
+        <w:pStyle w:val="Title"/>
+      </w:pPr>
+      <w:r>
+        <w:t>BILAGA 1 –</w:t>
+        <w:br/>
+        <w:t>Fridlysta och rödlistade arter</w:t>
+      </w:r>
+    </w:p>
+    <w:p>
+      <w:pPr>
+        <w:pStyle w:val="Heading1"/>
+      </w:pPr>
+      <w:r>
+        <w:t>Lunglav – ekologi samt krav på livsmiljön</w:t>
+      </w:r>
+    </w:p>
+    <w:p>
+      <w:r>
+        <w:t xml:space="preserve">Lunglav (NT) är en av vårt lands främsta signalarter som överallt indikerar gamla lövträd, skogsbestånd med höga naturvärden och ekosystem med lång skoglig kontinuitet. Lokalt kan förekomsten vara mycket riklig men den hittas nästan enbart i gamla och ej slutavverkade skogar. Artens samtliga förekomster bör uppmärksammas från naturvårdssynpunkt, då många lokaler även hyser andra ovanliga och rödlistade arter, däribland de sällsynta lavparasiterna lunglavshårprick (CR), </w:t>
+      </w:r>
+      <w:r>
+        <w:rPr>
+          <w:i/>
+        </w:rPr>
+        <w:t>Abrothallus diederichii</w:t>
+      </w:r>
+      <w:r>
+        <w:t xml:space="preserve"> (VU), </w:t>
+      </w:r>
+      <w:r>
+        <w:rPr>
+          <w:i/>
+        </w:rPr>
+        <w:t>Abrothallus lobariae</w:t>
+      </w:r>
+      <w:r>
+        <w:t xml:space="preserve"> (VU), </w:t>
+      </w:r>
+      <w:r>
+        <w:rPr>
+          <w:i/>
+        </w:rPr>
+        <w:t>Calycina lobariae</w:t>
+      </w:r>
+      <w:r>
+        <w:t xml:space="preserve"> (VU), lunglavsknapp (VU) och skrovelmössing (VU), som växer på lunglav. Rikliga förekomster med lunglav bör skyddas med biotopskydd, frivilliga avsättningar eller reservat (SLU Artdatabanken, 2026; Nitare &amp; Skogsstyrelsen, 2019).</w:t>
+      </w:r>
+    </w:p>
+    <w:p>
+      <w:r>
+        <w:t xml:space="preserve">Lunglav är typisk art för </w:t>
+      </w:r>
+      <w:r>
+        <w:rPr>
+          <w:i/>
+        </w:rPr>
+        <w:t>9010 Taiga, 9020 Nordlig ädellövskog, 9110 Näringsfattig bokskog, 9130 Näringsrik bokskog, 9160 Näringsrik ekskog, 9180 Ädellövskog i branter, 9190 Näringsfattig ekskog, 9070 Trädklädd betesmark, 9040 Fjällbjörkskog</w:t>
+      </w:r>
+      <w:r>
+        <w:t xml:space="preserve"> och</w:t>
+      </w:r>
+      <w:r>
+        <w:rPr>
+          <w:i/>
+        </w:rPr>
+        <w:t xml:space="preserve"> 6530 Lövängar</w:t>
+      </w:r>
+      <w:r>
+        <w:t xml:space="preserve"> (SLU Artdatabanken, 2026).</w:t>
       </w:r>
     </w:p>
     <w:p>
@@ -961,137 +1318,63 @@
         <w:pStyle w:val="Heading2"/>
       </w:pPr>
       <w:r>
-        <w:t>Ur FSC-standarden</w:t>
+        <w:t>Referenser – lunglav</w:t>
       </w:r>
     </w:p>
     <w:p>
       <w:r>
+        <w:t xml:space="preserve">Nitare, J. och Skogsstyrelsen, 2019. </w:t>
+      </w:r>
+      <w:r>
         <w:rPr>
-          <w:b/>
+          <w:i/>
         </w:rPr>
-        <w:t xml:space="preserve">PRINCIP 1: LAGEFTERLEVNAD: </w:t>
-      </w:r>
-      <w:r>
-        <w:t>Certifikatsinnehavaren ska följa alla tillämpliga lagar, förordningar och nationellt ratificerade internationella avtal, konventioner och överenskommelser.</w:t>
+        <w:t xml:space="preserve">Skyddsvärd skog – Naturvårdsarter och andra kriterier för naturvärdesbedömning. </w:t>
+      </w:r>
+      <w:r>
+        <w:t>Skogsstyrelsen.</w:t>
       </w:r>
     </w:p>
     <w:p>
       <w:r>
+        <w:t xml:space="preserve">SLU Artdatabanken, 2026. </w:t>
+      </w:r>
+      <w:r>
         <w:rPr>
-          <w:b/>
+          <w:i/>
         </w:rPr>
-        <w:t xml:space="preserve">1.3.1 </w:t>
-      </w:r>
-      <w:r>
-        <w:t>Tillämpliga lagar och föreskrifter för brukandet av skogen följs.</w:t>
+        <w:t xml:space="preserve">Artfaktablad. Naturvård – artfakta. </w:t>
+      </w:r>
+      <w:r>
+        <w:t>SLU Artdatabanken, Uppsala.</w:t>
       </w:r>
     </w:p>
     <w:p>
       <w:pPr>
-        <w:pStyle w:val="ListBullet"/>
+        <w:pStyle w:val="Heading1"/>
       </w:pPr>
       <w:r>
-        <w:rPr>
-          <w:b/>
-          <w:i/>
-        </w:rPr>
-        <w:t xml:space="preserve">Kommentar: </w:t>
-      </w:r>
-      <w:r>
-        <w:t>I den avverkningsanmälda skogen har fridlysta arter sina livsmiljöer och växtplatser. Att skada de fridlysta arternas livsmiljöer, växtplatser eller ekologiska funktion är inte tillåtet enligt artskyddsförordningen.</w:t>
-      </w:r>
-      <w:r>
-        <w:rPr>
-          <w:i/>
-        </w:rPr>
-        <w:t xml:space="preserve"> EU:s medlemsländer och skogsbolag är skyldiga att agera i enlighet med EU:s fågeldirektiv där det uttryckligen står att direktivet gäller för fåglar samt för deras ägg, bon och </w:t>
-      </w:r>
-      <w:r>
-        <w:rPr>
-          <w:b/>
-          <w:i/>
-        </w:rPr>
-        <w:t xml:space="preserve">livsmiljöer </w:t>
-      </w:r>
-      <w:r>
-        <w:t>(artikel 1). Vidare att de åtgärder som vidtas inte får leda till en försämring av den nuvarande situationen beträffande bevarandet av de fågelarter som avses i artikel 1 (artikel 13).</w:t>
+        <w:t>Talltita – ekologi samt krav på livsmiljön</w:t>
       </w:r>
     </w:p>
     <w:p>
       <w:r>
-        <w:rPr>
-          <w:b/>
-        </w:rPr>
-        <w:t xml:space="preserve">6.4 </w:t>
-      </w:r>
-      <w:r>
-        <w:t>Certifikatsinnehavaren ska skydda sällsynta arter och hotade arter samt deras livsmiljöer inom skogsbruksenheten. Det ska ske genom avsättningar, andra skyddade områden och genom att skapa konnektivitet och/eller genom andra direkta åtgärder som gynnar dessa arters överlevnad och livskraft. Åtgärderna ska stå i förhållande till brukandets skala, intensitet och risk, samt till sällsynta och hotade arters bevarandestatus och ekologiska krav. Certifikatsinnehavaren ska beakta den geografiska spridningen och ekologiska krav hos sällsynta och hotade arter utanför skogsbruksenhetens gränser när beslut om åtgärder inom skogsbruksenheten ska fattas.</w:t>
+        <w:t>Talltita är rödlistad som NT, fridlyst och prioriterad art i Skogsvårdslagen. Den omfattas av EU:s fågeldirektiv. Arten har minskat kraftigt de senaste 30 åren och minskningstakten innevarande 10-årsperiod beräknas till 20 (10–30) % (SLU Artdatabanken, 2022).</w:t>
       </w:r>
     </w:p>
     <w:p>
       <w:r>
-        <w:rPr>
-          <w:b/>
-        </w:rPr>
-        <w:t xml:space="preserve">6.4.1 </w:t>
-      </w:r>
-      <w:r>
-        <w:t>Följande biotoper undantas från alla skogsbruksåtgärder, förutom åtgärder påkallade för att bevara eller främja biotopens naturliga eller hävdbetingade biologiska mångfald:</w:t>
+        <w:t>Talltita föredrar större sammanhängande barrskogar, och finns såväl i tallskog som granskog och i lövblandad barrskog. Skogens struktur är viktig och ska helst vara flerskiktad med riklig underväxt av mindre granar, björk och andra lövträd och buskar. Tillgång på murknande högstubbar är särskilt viktig, eftersom talltitan helst själv hackar ut sitt bohål (SLU Artdatabanken, 2022).</w:t>
       </w:r>
     </w:p>
     <w:p>
-      <w:pPr>
-        <w:ind w:left="357"/>
-      </w:pPr>
-      <w:r>
-        <w:t>b) nyckelbiotoper enligt Skogsstyrelsens definition och metod (1995)</w:t>
+      <w:r>
+        <w:t>Det finns flera studier som visar att talltita är känslig för gallring och inte överlever när dess livsmiljö kalavverkas (Eggers and Low, 2014; Griesser et al., 2007; Klein, 2020). Talltitans revir är förhållandevis stora, 10–20 hektar och arten missgynnas när skogen fragmenteras. Kalavverkning av större delar av reviret innebär att det överges (Artdatabanken, 2021).</w:t>
       </w:r>
     </w:p>
     <w:p>
-      <w:pPr>
-        <w:pStyle w:val="ListBullet"/>
-      </w:pPr>
-      <w:r>
-        <w:rPr>
-          <w:b/>
-          <w:i/>
-        </w:rPr>
-        <w:t xml:space="preserve">Kommentar: </w:t>
-      </w:r>
-      <w:r>
-        <w:rPr>
-          <w:i/>
-        </w:rPr>
-        <w:t>I det avverkningsanmälda skogsområdet har 20 rödlistade arter och signalarter påträffats. Detta ska jämföras med Skogsstyrelsens uppföljning 2017 av nyckelbiotoper som visade att man i genomsnitt hittar 20,6 olika rödlistade arter och signalarter i en nyckelbiotop (Wijk, S. 2017. Biologisk mångfald i nyckelbiotoper – Resultat från inventeringen “Uppföljning biologisk mångfald” 2009–2015. Rapport 4/2017 Skogsstyrelsen, Jönköping).</w:t>
-      </w:r>
-    </w:p>
-    <w:p>
-      <w:r>
-        <w:rPr>
-          <w:b/>
-        </w:rPr>
-        <w:t xml:space="preserve">6.4.3 </w:t>
-      </w:r>
-      <w:r>
-        <w:t>Bevarandeåtgärder genomförs för de kända förekomster av rödlistade arter som påverkas av skogsbruk.</w:t>
-      </w:r>
-    </w:p>
-    <w:p>
-      <w:pPr>
-        <w:pStyle w:val="ListBullet"/>
-      </w:pPr>
-      <w:r>
-        <w:rPr>
-          <w:b/>
-          <w:i/>
-        </w:rPr>
-        <w:t xml:space="preserve">Kommentar: </w:t>
-      </w:r>
-      <w:r>
-        <w:rPr>
-          <w:i/>
-        </w:rPr>
-        <w:t>I det avverkningsanmälda skogsområdet har 22 naturvårdsarter varav 15 rödlistade arter sina livsmiljöer och växtplatser.</w:t>
+      <w:r>
+        <w:t>Talltitan är synnerligen trogen sitt revir så länge paret lever och biotopen förblir intakt. Paret stannar i sitt revir året om. En förlust av ett revir har därför en stor inverkan på den lokala populationen och trakthyggesbruket anses vara orsak till den svenska populationens kraftiga minskning. Talltiteparets revirtrohet innebär att närhelst under året man observerar en adult talltita så ingår denna plats i reviret (Siffczyk et al., 2003; Ekman, 1979).</w:t>
       </w:r>
     </w:p>
     <w:p>
@@ -1099,18 +1382,161 @@
         <w:pStyle w:val="Heading2"/>
       </w:pPr>
       <w:r>
-        <w:t>Ur Chain of Custody Certification (FSC-STD-40-004 ver 3.0)</w:t>
+        <w:t>Referenser – talltita</w:t>
       </w:r>
     </w:p>
     <w:p>
       <w:r>
+        <w:t xml:space="preserve">Eggers, S., Low, M., 2014. </w:t>
+      </w:r>
+      <w:r>
         <w:rPr>
-          <w:b/>
+          <w:i/>
         </w:rPr>
-        <w:t xml:space="preserve">1.3 </w:t>
-      </w:r>
-      <w:r>
-        <w:t xml:space="preserve">The organization shall commit to the FSC values as defined in FSC-POL-01-004 Policy for the Association of Organizations with FSC. </w:t>
+        <w:t xml:space="preserve">Differential demographic responses of sympatric Parids to vegetation management in boreal forest. </w:t>
+      </w:r>
+      <w:r>
+        <w:t>For. Ecol. Manage. 319, 169–175.</w:t>
+      </w:r>
+    </w:p>
+    <w:p>
+      <w:r>
+        <w:t xml:space="preserve">Ekman, J., 1979. </w:t>
+      </w:r>
+      <w:r>
+        <w:rPr>
+          <w:i/>
+        </w:rPr>
+        <w:t xml:space="preserve">Coherence, composition and territories of winter social groups of the Willow Tit Parus montanus and the Crested Tit P. cristatus. </w:t>
+      </w:r>
+      <w:r>
+        <w:t>Ornis Scandinavica, 10, pp 56–68</w:t>
+      </w:r>
+    </w:p>
+    <w:p>
+      <w:r>
+        <w:t xml:space="preserve">Griesser, M., Nystrand, M., Eggers, S., Ekman, J., 2007. </w:t>
+      </w:r>
+      <w:r>
+        <w:rPr>
+          <w:i/>
+        </w:rPr>
+        <w:t xml:space="preserve">Impact of forestry practices on fitness correlates and population productivity in an open-nesting bird species. </w:t>
+      </w:r>
+      <w:r>
+        <w:t>Conserv. Biol. 21, 767–774. https://doi.org/10.1111/j.1523- 1739.2007.00675.x</w:t>
+      </w:r>
+    </w:p>
+    <w:p>
+      <w:r>
+        <w:t xml:space="preserve">Klein, J., 2020. </w:t>
+      </w:r>
+      <w:r>
+        <w:rPr>
+          <w:i/>
+        </w:rPr>
+        <w:t xml:space="preserve">The forgotten forest – On thinning, retention, and biodiversity in the boreal forest. </w:t>
+      </w:r>
+      <w:r>
+        <w:t>Doctoral Thesis No. 2020:50</w:t>
+      </w:r>
+    </w:p>
+    <w:p>
+      <w:r>
+        <w:t xml:space="preserve">Siffczyk, C., Brotons, L., Kangas, K., Orell, M., 2003. </w:t>
+      </w:r>
+      <w:r>
+        <w:rPr>
+          <w:i/>
+        </w:rPr>
+        <w:t xml:space="preserve">Home range size of willow tits. </w:t>
+      </w:r>
+      <w:r>
+        <w:t>Oecologica, 136, 635–642 (2003)</w:t>
+      </w:r>
+    </w:p>
+    <w:p>
+      <w:r>
+        <w:t xml:space="preserve">SLU Artdatabanken, 2021. </w:t>
+      </w:r>
+      <w:r>
+        <w:rPr>
+          <w:i/>
+        </w:rPr>
+        <w:t xml:space="preserve">Artfaktablad. Naturvård – artfakta. </w:t>
+      </w:r>
+      <w:r>
+        <w:t>SLU Artdatabanken, Uppsala</w:t>
+      </w:r>
+    </w:p>
+    <w:p>
+      <w:pPr>
+        <w:pStyle w:val="Heading1"/>
+      </w:pPr>
+      <w:r>
+        <w:t>Tretåig hackspett – ekologi samt krav på livsmiljön</w:t>
+      </w:r>
+    </w:p>
+    <w:p>
+      <w:r>
+        <w:t xml:space="preserve">Tretåig hackspett (NT) är fridlyst enligt §4 Artskyddsförordningen och finns med som prioriterad art i Skogsstyrelsen vägledning för skogsbruket (bilaga 4 till SVL). I vägledningen står bland annat att: </w:t>
+      </w:r>
+      <w:r>
+        <w:rPr>
+          <w:i/>
+        </w:rPr>
+        <w:t xml:space="preserve">“Tretåig hackspett har stora arealkrav och höga krav på sin livsmiljö. Omdaningen av naturskogar till kulturskogar medför en förlust av viktiga miljöer, något som förstärks av ökad fragmentering till följd av avverkningar.” </w:t>
+      </w:r>
+      <w:r>
+        <w:t xml:space="preserve">Vidare att: </w:t>
+      </w:r>
+      <w:r>
+        <w:rPr>
+          <w:i/>
+        </w:rPr>
+        <w:t>“Områden med dokumenterad permanent förekomst i naturskogsmiljöer har vanligen så stora naturvärden att skogsbruk är olämpligt”</w:t>
+      </w:r>
+      <w:r>
+        <w:t xml:space="preserve"> (SLU Artdatabanken, 2024; Skogsstyrelsen, 2016)</w:t>
+      </w:r>
+      <w:r>
+        <w:rPr>
+          <w:i/>
+        </w:rPr>
+        <w:t>.</w:t>
+      </w:r>
+    </w:p>
+    <w:p>
+      <w:r>
+        <w:t>Tretåig hackspett är beroende av större sammanhängande naturskogar med kontinuerlig tillgång och nybildning av död ved och fragmentering av livsmiljöerna utgör ett stort hot mot arten (se exempelvis Stachura-Skierczynska et al., 2009; Wesolowski et al., 2005; Butler et al., 2004; Pakkala et al., 2002; Amcoff et al., 1996; Virkkala, 1991). Det finns studier som visar att naturskogens självgallringsprocess som den tretåiga hackspetten är beroende av, inte kan ersättas med efterlämnad hänsyn i skogsbruket (Imbeau &amp; Desrochers, 2002).</w:t>
+      </w:r>
+    </w:p>
+    <w:p>
+      <w:r>
+        <w:t>Permanenta revir av tretåig hackspett karaktäriseras ofta av artens typiska ringformigt ordnade hackmärken på framför allt gamla granar. För att säkerställa att inte revir av tretåig hackspett drabbas av avverkningsplanerna bör en inventering göras i området både under häckningstid och under vintern, då arten utnyttjar betydligt större områden än under sommarens häckningsrevir. Storleken på häckningsreviret varierar med skogstypen, förekomsten av död ved och graden av fragmentering, men är i allmänhet i storleksordningen 25–100 hektar (SLU Artdatabanken, 2024; Skogsstyrelsen, 2016).</w:t>
+      </w:r>
+    </w:p>
+    <w:p>
+      <w:r>
+        <w:t xml:space="preserve">Förutom fridlysning enligt §4 Artskyddsförordningen är tretåig hackspett även förtecknad i EU:s fågeldirektiv bilaga 1. Den är typisk art för </w:t>
+      </w:r>
+      <w:r>
+        <w:rPr>
+          <w:i/>
+        </w:rPr>
+        <w:t xml:space="preserve">9010 Taiga, 9740 Skogsbevuxen myr, 9030 Landhöjningsskog </w:t>
+      </w:r>
+      <w:r>
+        <w:t xml:space="preserve">och </w:t>
+      </w:r>
+      <w:r>
+        <w:rPr>
+          <w:i/>
+        </w:rPr>
+        <w:t>9040 Fjällbjörkskog</w:t>
+      </w:r>
+      <w:r>
+        <w:t xml:space="preserve"> samt ingår i Natura 2000 och är förtecknad i Bernkonventionen bilaga II (strikt skyddade djurarter) (SLU Artdatabanken, 2024; Skogsstyrelsen, 2016).</w:t>
       </w:r>
     </w:p>
     <w:p>
@@ -1118,70 +1544,166 @@
         <w:pStyle w:val="Heading2"/>
       </w:pPr>
       <w:r>
-        <w:t>Ur FSC:s policy för associerade organisationer (FSC-POL-01-004)</w:t>
+        <w:t>Referenser – tretåig hackspett</w:t>
       </w:r>
     </w:p>
     <w:p>
       <w:r>
-        <w:t xml:space="preserve">Som “Chain of Custody”-certifierad organisation är skogsbolaget bunden av de fastställda reglerna i Del 1 Punkt 1 c) i Policy för organisationer associerade med FSC (FSC-POL-01-004 V2-0 EN + SVE version 2012-03-02): </w:t>
+        <w:t xml:space="preserve">Amcoff, M. &amp; Eriksson, P. 1996. </w:t>
+      </w:r>
+      <w:r>
+        <w:rPr>
+          <w:i/>
+        </w:rPr>
+        <w:t xml:space="preserve">Förekomst av tretåig hackspett Picoides tridactylus på bestånds- och landskapsnivå. </w:t>
+      </w:r>
+      <w:r>
+        <w:t>Ornis Svecica 6: 107–119.</w:t>
+      </w:r>
+    </w:p>
+    <w:p>
+      <w:r>
+        <w:t xml:space="preserve">Butler, R., Angelstam, P., Ekelund, P. &amp; Schlaeffer, R. 2004. </w:t>
+      </w:r>
+      <w:r>
+        <w:rPr>
+          <w:i/>
+        </w:rPr>
+        <w:t xml:space="preserve">Dead wood threshold values for the three-toed woodpecker presence in boreal and sub-Alpine forest. </w:t>
+      </w:r>
+      <w:r>
+        <w:t>Biological conservation 119(3): 305–318.</w:t>
+      </w:r>
+    </w:p>
+    <w:p>
+      <w:r>
+        <w:t xml:space="preserve">Imbeau, L. &amp; Desrochers, A. 2002. </w:t>
+      </w:r>
+      <w:r>
+        <w:rPr>
+          <w:i/>
+        </w:rPr>
+        <w:t xml:space="preserve">Foraging Ecology and Use of Drumming Trees by Three-Toed Woodpeckers. </w:t>
+      </w:r>
+      <w:r>
+        <w:t>The Journal of Wildlife Management. Vol. 66, No. 1 (Jan., 2002), pp. 222–231.</w:t>
+      </w:r>
+    </w:p>
+    <w:p>
+      <w:r>
+        <w:t xml:space="preserve">Pakkala, T., Hanski, I. &amp; Tomppo, E. 2002. </w:t>
+      </w:r>
+      <w:r>
+        <w:rPr>
+          <w:i/>
+        </w:rPr>
+        <w:t xml:space="preserve">Spatial ecology of the three-toed woodpecker in managed forest landscapes. </w:t>
+      </w:r>
+      <w:r>
+        <w:t>Silva Fennica 36(1): 279–288.</w:t>
+      </w:r>
+    </w:p>
+    <w:p>
+      <w:r>
+        <w:t xml:space="preserve">Skogsstyrelsen, 2016. </w:t>
+      </w:r>
+      <w:r>
+        <w:rPr>
+          <w:i/>
+        </w:rPr>
+        <w:t>Vägledning för hänsyn till fåglar – Tretåig hackspett.</w:t>
+      </w:r>
+    </w:p>
+    <w:p>
+      <w:r>
+        <w:t xml:space="preserve">SLU Artdatabanken, 2024. </w:t>
+      </w:r>
+      <w:r>
+        <w:rPr>
+          <w:i/>
+        </w:rPr>
+        <w:t xml:space="preserve">Artfaktablad. Naturvård – artfakta. </w:t>
+      </w:r>
+      <w:r>
+        <w:t>SLU Artdatabanken, Uppsala.</w:t>
+      </w:r>
+    </w:p>
+    <w:p>
+      <w:r>
+        <w:t xml:space="preserve">Stachura-Skierczynska, K., Tumiel, T. &amp; Skierczynski, M. 2009. </w:t>
+      </w:r>
+      <w:r>
+        <w:rPr>
+          <w:i/>
+        </w:rPr>
+        <w:t xml:space="preserve">Habitat prediction model for three-toed woodpecker and its implications for the conservation of biologically valuable forests. </w:t>
+      </w:r>
+      <w:r>
+        <w:t>Forest Ecology and Management 258(5): 697–703.</w:t>
+      </w:r>
+    </w:p>
+    <w:p>
+      <w:r>
+        <w:t xml:space="preserve">Virkkala, R. 1991. </w:t>
+      </w:r>
+      <w:r>
+        <w:rPr>
+          <w:i/>
+        </w:rPr>
+        <w:t xml:space="preserve">Population trends of forest birds in a Finnish Lapland landscape of large habitat blocks – Consequences of stochastic environmental variation or regional habitat alteration. </w:t>
+      </w:r>
+      <w:r>
+        <w:t>Biological conservation 56(2): 223–240.</w:t>
+      </w:r>
+    </w:p>
+    <w:p>
+      <w:r>
+        <w:t xml:space="preserve">Wesolowski, T., Czeszczewik, D. &amp; Rowinski, P. 2005. </w:t>
+      </w:r>
+      <w:r>
+        <w:rPr>
+          <w:i/>
+        </w:rPr>
+        <w:t xml:space="preserve">Effects of forest management on Three-toed Woodpecker Picoides tridactylus distribution in the Bialowieza Forest (NE Poland): conservation implications. </w:t>
+      </w:r>
+      <w:r>
+        <w:t>Acta Ornithologica 40(1): 53–60.</w:t>
       </w:r>
     </w:p>
     <w:p>
       <w:pPr>
-        <w:pStyle w:val="ListNumber"/>
+        <w:pStyle w:val="Heading1"/>
       </w:pPr>
       <w:r>
-        <w:t>De organisationer FSC kan acceptera association med får inte direkt eller indirekt ha några kopplingar till nedanstående, oacceptabla aktiviteter:</w:t>
+        <w:t>Tjäder – ekologi samt krav på livsmiljön</w:t>
       </w:r>
     </w:p>
     <w:p>
-      <w:pPr>
-        <w:ind w:left="357"/>
-      </w:pPr>
-      <w:r>
-        <w:t>a) Olaglig skogsavverkning och handel med olagligt avverkat virke eller skogsprodukter</w:t>
-      </w:r>
-    </w:p>
-    <w:p>
-      <w:pPr>
-        <w:ind w:left="357"/>
-      </w:pPr>
-      <w:r>
-        <w:t>...</w:t>
-      </w:r>
-    </w:p>
-    <w:p>
-      <w:pPr>
-        <w:ind w:left="357"/>
-      </w:pPr>
-      <w:r>
-        <w:t>c) Skogsbruk som förstör höga naturvärden</w:t>
-      </w:r>
-    </w:p>
-    <w:p>
-      <w:pPr>
-        <w:ind w:left="357"/>
-      </w:pPr>
-      <w:r>
-        <w:t>d) Betydande omvandling av skog till plantager eller annan, icke skoglig, markanvändning</w:t>
-      </w:r>
-    </w:p>
-    <w:p>
-      <w:pPr>
-        <w:pStyle w:val="ListBullet"/>
-      </w:pPr>
-      <w:r>
-        <w:rPr>
-          <w:b/>
-          <w:i/>
-        </w:rPr>
-        <w:t xml:space="preserve">Kommentar: </w:t>
+      <w:r>
+        <w:t xml:space="preserve">Tjäder (§4) omfattas av bilaga 1 och 2 EU:s fågeldirektiv och är typisk art för </w:t>
       </w:r>
       <w:r>
         <w:rPr>
           <w:i/>
         </w:rPr>
-        <w:t>Avverkning av skog med höga naturvärden samt skada på fridlysta arter strider både mot FSC Controlled Wood-standarden och FSC:s policy for associerade organisationer.</w:t>
+        <w:t xml:space="preserve">9010 Taiga </w:t>
+      </w:r>
+      <w:r>
+        <w:t xml:space="preserve">och </w:t>
+      </w:r>
+      <w:r>
+        <w:rPr>
+          <w:i/>
+        </w:rPr>
+        <w:t>9740 Skogsbevuxen myr</w:t>
+      </w:r>
+      <w:r>
+        <w:t>. Tjädern är en utpräglad skogsfågel knuten till större sammanhängande barrskogsområden. Tupparna och hönorna utnyttjar till viss del olika miljöer, och habitatvalet varierar dessutom mellan olika delar av året. För att det ska finnas livskraftiga tjäderbestånd krävs funktionella skogslandskap med en blandning av uppvuxen, gles och luckig skog, täta sumpskogar, myrar och andra små våtmarker (Skogsstyrelsen, 2019; SLU Artdatabanken 2024).</w:t>
+      </w:r>
+    </w:p>
+    <w:p>
+      <w:r>
+        <w:t>Arten försvinner när skogen fragmenteras och den sammanlagda arealen hyggen och andra öppna områden blir för stor. Ett småskaligt och försiktigt virkesuttag genom hyggesfria metoder kan i vissa fall vara möjligt i området inom 200 m från lekcentrum. Längre ut från lekcentrum, inom 200–500 m bör den avverkade ytan inte överskrida 1 hektar för att undvika alltför stora och snabba förändringar (Skogsstyrelsen, 2019).</w:t>
       </w:r>
     </w:p>
     <w:p>
@@ -1189,198 +1711,23 @@
         <w:pStyle w:val="Heading2"/>
       </w:pPr>
       <w:r>
-        <w:t>Ur FSC Controlled Wood (FSC-STD-40-005)</w:t>
+        <w:t>Referenser – tjäder</w:t>
       </w:r>
     </w:p>
     <w:p>
       <w:r>
-        <w:t>Virke som inte accepteras i FSC-märkta produkter (oacceptabelt ursprung) enligt FSC Controlled Wood (FSC-STD-40-005):</w:t>
-      </w:r>
-    </w:p>
-    <w:p>
-      <w:pPr>
-        <w:pStyle w:val="ListNumber"/>
-      </w:pPr>
-      <w:r>
-        <w:t>Illegalt avverkat virke.</w:t>
-      </w:r>
-    </w:p>
-    <w:p>
-      <w:pPr>
-        <w:pStyle w:val="ListNumber"/>
-      </w:pPr>
-      <w:r>
-        <w:t>...</w:t>
-      </w:r>
-    </w:p>
-    <w:p>
-      <w:pPr>
-        <w:pStyle w:val="ListNumber"/>
-      </w:pPr>
-      <w:r>
-        <w:t>Virke från avverkningar som hotar höga naturvärden.</w:t>
-      </w:r>
-    </w:p>
-    <w:p>
-      <w:pPr>
-        <w:pStyle w:val="ListNumber"/>
-      </w:pPr>
-      <w:r>
-        <w:t>Virke från skog som konverteras till plantager eller icke-skogligt bruk.</w:t>
-      </w:r>
-    </w:p>
-    <w:p>
-      <w:pPr>
-        <w:pStyle w:val="ListBullet"/>
-      </w:pPr>
-      <w:r>
-        <w:rPr>
-          <w:b/>
-          <w:i/>
-        </w:rPr>
-        <w:t xml:space="preserve">Kommentar: </w:t>
+        <w:t xml:space="preserve">Skogsstyrelsen, 2019. </w:t>
       </w:r>
       <w:r>
         <w:rPr>
           <w:i/>
         </w:rPr>
-        <w:t>Avverkning av skog med höga naturvärden samt skada på fridlysta arter strider både mot FSC Controlled Wood-standarden och FSC:s policy for associerade organisationer.</w:t>
+        <w:t>Vägledning för hänsyn till fåglar – tjäder.</w:t>
       </w:r>
     </w:p>
     <w:p>
-      <w:pPr>
-        <w:pStyle w:val="Heading1"/>
-      </w:pPr>
-      <w:r>
-        <w:t>Ur PEFC-standarden gällande lagefterlevnad</w:t>
-      </w:r>
-    </w:p>
-    <w:p>
-      <w:r>
-        <w:t>PEFC-standarden förutsätter att tillämplig svensk lagstiftning följs. Det är utsedd tillsynsmyndighet som ansvarar för tillsyn av lagens efterlevnad. PEFC-standarden återger innehållet i vissa certifieringskritiska lag- och föreskriftskrav vilka ska ingå i granskning av PEFC-systemets efterlevnad.</w:t>
-      </w:r>
-    </w:p>
-    <w:p>
-      <w:pPr>
-        <w:pStyle w:val="ListBullet"/>
-      </w:pPr>
-      <w:r>
-        <w:rPr>
-          <w:b/>
-          <w:i/>
-        </w:rPr>
-        <w:t xml:space="preserve">Kommentar: </w:t>
-      </w:r>
-      <w:r>
-        <w:rPr>
-          <w:i/>
-        </w:rPr>
-        <w:t>I den avverkningsanmälda skogen har fridlysta arter sina livsmiljöer och växtplatser. Att skada de fridlysta arternas livsmiljöer, växtplatser eller ekologiska funktion är inte tillåtet enligt artskyddsförordningen</w:t>
-      </w:r>
-    </w:p>
-    <w:p>
-      <w:r>
-        <w:br w:type="page"/>
-      </w:r>
-    </w:p>
-    <w:p>
-      <w:pPr>
-        <w:pStyle w:val="Title"/>
-      </w:pPr>
-      <w:r>
-        <w:t>BILAGA 1 –</w:t>
-        <w:br/>
-        <w:t>Fridlysta och rödlistade arter</w:t>
-      </w:r>
-    </w:p>
-    <w:p>
-      <w:pPr>
-        <w:pStyle w:val="Heading1"/>
-      </w:pPr>
-      <w:r>
-        <w:t>Lunglav – ekologi samt krav på livsmiljön</w:t>
-      </w:r>
-    </w:p>
-    <w:p>
-      <w:r>
-        <w:t xml:space="preserve">Lunglav (NT) är en av vårt lands främsta signalarter som överallt indikerar gamla lövträd, skogsbestånd med höga naturvärden och ekosystem med lång skoglig kontinuitet. Lokalt kan förekomsten vara mycket riklig men den hittas nästan enbart i gamla och ej slutavverkade skogar. Artens samtliga förekomster bör uppmärksammas från naturvårdssynpunkt, då många lokaler även hyser andra ovanliga och rödlistade arter, däribland de sällsynta lavparasiterna lunglavshårprick (CR), </w:t>
-      </w:r>
-      <w:r>
-        <w:rPr>
-          <w:i/>
-        </w:rPr>
-        <w:t>Abrothallus diederichii</w:t>
-      </w:r>
-      <w:r>
-        <w:t xml:space="preserve"> (VU), </w:t>
-      </w:r>
-      <w:r>
-        <w:rPr>
-          <w:i/>
-        </w:rPr>
-        <w:t>Abrothallus lobariae</w:t>
-      </w:r>
-      <w:r>
-        <w:t xml:space="preserve"> (VU), </w:t>
-      </w:r>
-      <w:r>
-        <w:rPr>
-          <w:i/>
-        </w:rPr>
-        <w:t>Calycina lobariae</w:t>
-      </w:r>
-      <w:r>
-        <w:t xml:space="preserve"> (VU), lunglavsknapp (VU) och skrovelmössing (VU), som växer på lunglav. Rikliga förekomster med lunglav bör skyddas med biotopskydd, frivilliga avsättningar eller reservat (SLU Artdatabanken, 2026; Nitare &amp; Skogsstyrelsen, 2019).</w:t>
-      </w:r>
-    </w:p>
-    <w:p>
-      <w:r>
-        <w:t xml:space="preserve">Lunglav är typisk art för </w:t>
-      </w:r>
-      <w:r>
-        <w:rPr>
-          <w:i/>
-        </w:rPr>
-        <w:t>9010 Taiga, 9020 Nordlig ädellövskog, 9110 Näringsfattig bokskog, 9130 Näringsrik bokskog, 9160 Näringsrik ekskog, 9180 Ädellövskog i branter, 9190 Näringsfattig ekskog, 9070 Trädklädd betesmark, 9040 Fjällbjörkskog</w:t>
-      </w:r>
-      <w:r>
-        <w:t xml:space="preserve"> och</w:t>
-      </w:r>
-      <w:r>
-        <w:rPr>
-          <w:i/>
-        </w:rPr>
-        <w:t xml:space="preserve"> 6530 Lövängar</w:t>
-      </w:r>
-      <w:r>
-        <w:t xml:space="preserve"> (SLU Artdatabanken, 2026).</w:t>
-      </w:r>
-    </w:p>
-    <w:p>
-      <w:pPr>
-        <w:pStyle w:val="Heading2"/>
-      </w:pPr>
-      <w:r>
-        <w:t>Referenser – lunglav</w:t>
-      </w:r>
-    </w:p>
-    <w:p>
-      <w:r>
-        <w:t xml:space="preserve">Nitare, J. och Skogsstyrelsen, 2019. </w:t>
-      </w:r>
-      <w:r>
-        <w:rPr>
-          <w:i/>
-        </w:rPr>
-        <w:t xml:space="preserve">Skyddsvärd skog – Naturvårdsarter och andra kriterier för naturvärdesbedömning. </w:t>
-      </w:r>
-      <w:r>
-        <w:t>Skogsstyrelsen.</w:t>
-      </w:r>
-    </w:p>
-    <w:p>
-      <w:r>
-        <w:t xml:space="preserve">SLU Artdatabanken, 2026. </w:t>
+      <w:r>
+        <w:t xml:space="preserve">SLU Artdatabanken, 2024. </w:t>
       </w:r>
       <w:r>
         <w:rPr>
@@ -1389,397 +1736,7 @@
         <w:t xml:space="preserve">Artfaktablad. Naturvård – artfakta. </w:t>
       </w:r>
       <w:r>
-        <w:t>SLU Artdatabanken, Uppsala.</w:t>
-      </w:r>
-    </w:p>
-    <w:p>
-      <w:pPr>
-        <w:pStyle w:val="Heading1"/>
-      </w:pPr>
-      <w:r>
-        <w:t>Talltita – ekologi samt krav på livsmiljön</w:t>
-      </w:r>
-    </w:p>
-    <w:p>
-      <w:r>
-        <w:t>Talltita är rödlistad som NT, fridlyst och prioriterad art i Skogsvårdslagen. Den omfattas av EU:s fågeldirektiv. Arten har minskat kraftigt de senaste 30 åren och minskningstakten innevarande 10-årsperiod beräknas till 20 (10–30) % (SLU Artdatabanken, 2022).</w:t>
-      </w:r>
-    </w:p>
-    <w:p>
-      <w:r>
-        <w:t>Talltita föredrar större sammanhängande barrskogar, och finns såväl i tallskog som granskog och i lövblandad barrskog. Skogens struktur är viktig och ska helst vara flerskiktad med riklig underväxt av mindre granar, björk och andra lövträd och buskar. Tillgång på murknande högstubbar är särskilt viktig, eftersom talltitan helst själv hackar ut sitt bohål (SLU Artdatabanken, 2022).</w:t>
-      </w:r>
-    </w:p>
-    <w:p>
-      <w:r>
-        <w:t>Det finns flera studier som visar att talltita är känslig för gallring och inte överlever när dess livsmiljö kalavverkas (Eggers and Low, 2014; Griesser et al., 2007; Klein, 2020). Talltitans revir är förhållandevis stora, 10–20 hektar och arten missgynnas när skogen fragmenteras. Kalavverkning av större delar av reviret innebär att det överges (Artdatabanken, 2021).</w:t>
-      </w:r>
-    </w:p>
-    <w:p>
-      <w:r>
-        <w:t>Talltitan är synnerligen trogen sitt revir så länge paret lever och biotopen förblir intakt. Paret stannar i sitt revir året om. En förlust av ett revir har därför en stor inverkan på den lokala populationen och trakthyggesbruket anses vara orsak till den svenska populationens kraftiga minskning. Talltiteparets revirtrohet innebär att närhelst under året man observerar en adult talltita så ingår denna plats i reviret (Siffczyk et al., 2003; Ekman, 1979).</w:t>
-      </w:r>
-    </w:p>
-    <w:p>
-      <w:pPr>
-        <w:pStyle w:val="Heading2"/>
-      </w:pPr>
-      <w:r>
-        <w:t>Referenser – talltita</w:t>
-      </w:r>
-    </w:p>
-    <w:p>
-      <w:r>
-        <w:t xml:space="preserve">Eggers, S., Low, M., 2014. </w:t>
-      </w:r>
-      <w:r>
-        <w:rPr>
-          <w:i/>
-        </w:rPr>
-        <w:t xml:space="preserve">Differential demographic responses of sympatric Parids to vegetation management in boreal forest. </w:t>
-      </w:r>
-      <w:r>
-        <w:t>For. Ecol. Manage. 319, 169–175.</w:t>
-      </w:r>
-    </w:p>
-    <w:p>
-      <w:r>
-        <w:t xml:space="preserve">Ekman, J., 1979. </w:t>
-      </w:r>
-      <w:r>
-        <w:rPr>
-          <w:i/>
-        </w:rPr>
-        <w:t xml:space="preserve">Coherence, composition and territories of winter social groups of the Willow Tit Parus montanus and the Crested Tit P. cristatus. </w:t>
-      </w:r>
-      <w:r>
-        <w:t>Ornis Scandinavica, 10, pp 56–68</w:t>
-      </w:r>
-    </w:p>
-    <w:p>
-      <w:r>
-        <w:t xml:space="preserve">Griesser, M., Nystrand, M., Eggers, S., Ekman, J., 2007. </w:t>
-      </w:r>
-      <w:r>
-        <w:rPr>
-          <w:i/>
-        </w:rPr>
-        <w:t xml:space="preserve">Impact of forestry practices on fitness correlates and population productivity in an open-nesting bird species. </w:t>
-      </w:r>
-      <w:r>
-        <w:t>Conserv. Biol. 21, 767–774. https://doi.org/10.1111/j.1523- 1739.2007.00675.x</w:t>
-      </w:r>
-    </w:p>
-    <w:p>
-      <w:r>
-        <w:t xml:space="preserve">Klein, J., 2020. </w:t>
-      </w:r>
-      <w:r>
-        <w:rPr>
-          <w:i/>
-        </w:rPr>
-        <w:t xml:space="preserve">The forgotten forest – On thinning, retention, and biodiversity in the boreal forest. </w:t>
-      </w:r>
-      <w:r>
-        <w:t>Doctoral Thesis No. 2020:50</w:t>
-      </w:r>
-    </w:p>
-    <w:p>
-      <w:r>
-        <w:t xml:space="preserve">Siffczyk, C., Brotons, L., Kangas, K., Orell, M., 2003. </w:t>
-      </w:r>
-      <w:r>
-        <w:rPr>
-          <w:i/>
-        </w:rPr>
-        <w:t xml:space="preserve">Home range size of willow tits. </w:t>
-      </w:r>
-      <w:r>
-        <w:t>Oecologica, 136, 635–642 (2003)</w:t>
-      </w:r>
-    </w:p>
-    <w:p>
-      <w:r>
-        <w:t xml:space="preserve">SLU Artdatabanken, 2021. </w:t>
-      </w:r>
-      <w:r>
-        <w:rPr>
-          <w:i/>
-        </w:rPr>
-        <w:t xml:space="preserve">Artfaktablad. Naturvård – artfakta. </w:t>
-      </w:r>
-      <w:r>
         <w:t>SLU Artdatabanken, Uppsala</w:t>
-      </w:r>
-    </w:p>
-    <w:p>
-      <w:pPr>
-        <w:pStyle w:val="Heading1"/>
-      </w:pPr>
-      <w:r>
-        <w:t>Tjäder – ekologi samt krav på livsmiljön</w:t>
-      </w:r>
-    </w:p>
-    <w:p>
-      <w:r>
-        <w:t xml:space="preserve">Tjäder (§4) omfattas av bilaga 1 och 2 EU:s fågeldirektiv och är typisk art för </w:t>
-      </w:r>
-      <w:r>
-        <w:rPr>
-          <w:i/>
-        </w:rPr>
-        <w:t xml:space="preserve">9010 Taiga </w:t>
-      </w:r>
-      <w:r>
-        <w:t xml:space="preserve">och </w:t>
-      </w:r>
-      <w:r>
-        <w:rPr>
-          <w:i/>
-        </w:rPr>
-        <w:t>9740 Skogsbevuxen myr</w:t>
-      </w:r>
-      <w:r>
-        <w:t>. Tjädern är en utpräglad skogsfågel knuten till större sammanhängande barrskogsområden. Tupparna och hönorna utnyttjar till viss del olika miljöer, och habitatvalet varierar dessutom mellan olika delar av året. För att det ska finnas livskraftiga tjäderbestånd krävs funktionella skogslandskap med en blandning av uppvuxen, gles och luckig skog, täta sumpskogar, myrar och andra små våtmarker (Skogsstyrelsen, 2019; SLU Artdatabanken 2024).</w:t>
-      </w:r>
-    </w:p>
-    <w:p>
-      <w:r>
-        <w:t>Arten försvinner när skogen fragmenteras och den sammanlagda arealen hyggen och andra öppna områden blir för stor. Ett småskaligt och försiktigt virkesuttag genom hyggesfria metoder kan i vissa fall vara möjligt i området inom 200 m från lekcentrum. Längre ut från lekcentrum, inom 200–500 m bör den avverkade ytan inte överskrida 1 hektar för att undvika alltför stora och snabba förändringar (Skogsstyrelsen, 2019).</w:t>
-      </w:r>
-    </w:p>
-    <w:p>
-      <w:pPr>
-        <w:pStyle w:val="Heading2"/>
-      </w:pPr>
-      <w:r>
-        <w:t>Referenser – tjäder</w:t>
-      </w:r>
-    </w:p>
-    <w:p>
-      <w:r>
-        <w:t xml:space="preserve">Skogsstyrelsen, 2019. </w:t>
-      </w:r>
-      <w:r>
-        <w:rPr>
-          <w:i/>
-        </w:rPr>
-        <w:t>Vägledning för hänsyn till fåglar – tjäder.</w:t>
-      </w:r>
-    </w:p>
-    <w:p>
-      <w:r>
-        <w:t xml:space="preserve">SLU Artdatabanken, 2024. </w:t>
-      </w:r>
-      <w:r>
-        <w:rPr>
-          <w:i/>
-        </w:rPr>
-        <w:t xml:space="preserve">Artfaktablad. Naturvård – artfakta. </w:t>
-      </w:r>
-      <w:r>
-        <w:t>SLU Artdatabanken, Uppsala</w:t>
-      </w:r>
-    </w:p>
-    <w:p>
-      <w:pPr>
-        <w:pStyle w:val="Heading1"/>
-      </w:pPr>
-      <w:r>
-        <w:t>Tretåig hackspett – ekologi samt krav på livsmiljön</w:t>
-      </w:r>
-    </w:p>
-    <w:p>
-      <w:r>
-        <w:t xml:space="preserve">Tretåig hackspett (NT) är fridlyst enligt §4 Artskyddsförordningen och finns med som prioriterad art i Skogsstyrelsen vägledning för skogsbruket (bilaga 4 till SVL). I vägledningen står bland annat att: </w:t>
-      </w:r>
-      <w:r>
-        <w:rPr>
-          <w:i/>
-        </w:rPr>
-        <w:t xml:space="preserve">“Tretåig hackspett har stora arealkrav och höga krav på sin livsmiljö. Omdaningen av naturskogar till kulturskogar medför en förlust av viktiga miljöer, något som förstärks av ökad fragmentering till följd av avverkningar.” </w:t>
-      </w:r>
-      <w:r>
-        <w:t xml:space="preserve">Vidare att: </w:t>
-      </w:r>
-      <w:r>
-        <w:rPr>
-          <w:i/>
-        </w:rPr>
-        <w:t>“Områden med dokumenterad permanent förekomst i naturskogsmiljöer har vanligen så stora naturvärden att skogsbruk är olämpligt”</w:t>
-      </w:r>
-      <w:r>
-        <w:t xml:space="preserve"> (SLU Artdatabanken, 2024; Skogsstyrelsen, 2016)</w:t>
-      </w:r>
-      <w:r>
-        <w:rPr>
-          <w:i/>
-        </w:rPr>
-        <w:t>.</w:t>
-      </w:r>
-    </w:p>
-    <w:p>
-      <w:r>
-        <w:t>Tretåig hackspett är beroende av större sammanhängande naturskogar med kontinuerlig tillgång och nybildning av död ved och fragmentering av livsmiljöerna utgör ett stort hot mot arten (se exempelvis Stachura-Skierczynska et al., 2009; Wesolowski et al., 2005; Butler et al., 2004; Pakkala et al., 2002; Amcoff et al., 1996; Virkkala, 1991). Det finns studier som visar att naturskogens självgallringsprocess som den tretåiga hackspetten är beroende av, inte kan ersättas med efterlämnad hänsyn i skogsbruket (Imbeau &amp; Desrochers, 2002).</w:t>
-      </w:r>
-    </w:p>
-    <w:p>
-      <w:r>
-        <w:t>Permanenta revir av tretåig hackspett karaktäriseras ofta av artens typiska ringformigt ordnade hackmärken på framför allt gamla granar. För att säkerställa att inte revir av tretåig hackspett drabbas av avverkningsplanerna bör en inventering göras i området både under häckningstid och under vintern, då arten utnyttjar betydligt större områden än under sommarens häckningsrevir. Storleken på häckningsreviret varierar med skogstypen, förekomsten av död ved och graden av fragmentering, men är i allmänhet i storleksordningen 25–100 hektar (SLU Artdatabanken, 2024; Skogsstyrelsen, 2016).</w:t>
-      </w:r>
-    </w:p>
-    <w:p>
-      <w:r>
-        <w:t xml:space="preserve">Förutom fridlysning enligt §4 Artskyddsförordningen är tretåig hackspett även förtecknad i EU:s fågeldirektiv bilaga 1. Den är typisk art för </w:t>
-      </w:r>
-      <w:r>
-        <w:rPr>
-          <w:i/>
-        </w:rPr>
-        <w:t xml:space="preserve">9010 Taiga, 9740 Skogsbevuxen myr, 9030 Landhöjningsskog </w:t>
-      </w:r>
-      <w:r>
-        <w:t xml:space="preserve">och </w:t>
-      </w:r>
-      <w:r>
-        <w:rPr>
-          <w:i/>
-        </w:rPr>
-        <w:t>9040 Fjällbjörkskog</w:t>
-      </w:r>
-      <w:r>
-        <w:t xml:space="preserve"> samt ingår i Natura 2000 och är förtecknad i Bernkonventionen bilaga II (strikt skyddade djurarter) (SLU Artdatabanken, 2024; Skogsstyrelsen, 2016).</w:t>
-      </w:r>
-    </w:p>
-    <w:p>
-      <w:pPr>
-        <w:pStyle w:val="Heading2"/>
-      </w:pPr>
-      <w:r>
-        <w:t>Referenser – tretåig hackspett</w:t>
-      </w:r>
-    </w:p>
-    <w:p>
-      <w:r>
-        <w:t xml:space="preserve">Amcoff, M. &amp; Eriksson, P. 1996. </w:t>
-      </w:r>
-      <w:r>
-        <w:rPr>
-          <w:i/>
-        </w:rPr>
-        <w:t xml:space="preserve">Förekomst av tretåig hackspett Picoides tridactylus på bestånds- och landskapsnivå. </w:t>
-      </w:r>
-      <w:r>
-        <w:t>Ornis Svecica 6: 107–119.</w:t>
-      </w:r>
-    </w:p>
-    <w:p>
-      <w:r>
-        <w:t xml:space="preserve">Butler, R., Angelstam, P., Ekelund, P. &amp; Schlaeffer, R. 2004. </w:t>
-      </w:r>
-      <w:r>
-        <w:rPr>
-          <w:i/>
-        </w:rPr>
-        <w:t xml:space="preserve">Dead wood threshold values for the three-toed woodpecker presence in boreal and sub-Alpine forest. </w:t>
-      </w:r>
-      <w:r>
-        <w:t>Biological conservation 119(3): 305–318.</w:t>
-      </w:r>
-    </w:p>
-    <w:p>
-      <w:r>
-        <w:t xml:space="preserve">Imbeau, L. &amp; Desrochers, A. 2002. </w:t>
-      </w:r>
-      <w:r>
-        <w:rPr>
-          <w:i/>
-        </w:rPr>
-        <w:t xml:space="preserve">Foraging Ecology and Use of Drumming Trees by Three-Toed Woodpeckers. </w:t>
-      </w:r>
-      <w:r>
-        <w:t>The Journal of Wildlife Management. Vol. 66, No. 1 (Jan., 2002), pp. 222–231.</w:t>
-      </w:r>
-    </w:p>
-    <w:p>
-      <w:r>
-        <w:t xml:space="preserve">Pakkala, T., Hanski, I. &amp; Tomppo, E. 2002. </w:t>
-      </w:r>
-      <w:r>
-        <w:rPr>
-          <w:i/>
-        </w:rPr>
-        <w:t xml:space="preserve">Spatial ecology of the three-toed woodpecker in managed forest landscapes. </w:t>
-      </w:r>
-      <w:r>
-        <w:t>Silva Fennica 36(1): 279–288.</w:t>
-      </w:r>
-    </w:p>
-    <w:p>
-      <w:r>
-        <w:t xml:space="preserve">Skogsstyrelsen, 2016. </w:t>
-      </w:r>
-      <w:r>
-        <w:rPr>
-          <w:i/>
-        </w:rPr>
-        <w:t>Vägledning för hänsyn till fåglar – Tretåig hackspett.</w:t>
-      </w:r>
-    </w:p>
-    <w:p>
-      <w:r>
-        <w:t xml:space="preserve">SLU Artdatabanken, 2024. </w:t>
-      </w:r>
-      <w:r>
-        <w:rPr>
-          <w:i/>
-        </w:rPr>
-        <w:t xml:space="preserve">Artfaktablad. Naturvård – artfakta. </w:t>
-      </w:r>
-      <w:r>
-        <w:t>SLU Artdatabanken, Uppsala.</w:t>
-      </w:r>
-    </w:p>
-    <w:p>
-      <w:r>
-        <w:t xml:space="preserve">Stachura-Skierczynska, K., Tumiel, T. &amp; Skierczynski, M. 2009. </w:t>
-      </w:r>
-      <w:r>
-        <w:rPr>
-          <w:i/>
-        </w:rPr>
-        <w:t xml:space="preserve">Habitat prediction model for three-toed woodpecker and its implications for the conservation of biologically valuable forests. </w:t>
-      </w:r>
-      <w:r>
-        <w:t>Forest Ecology and Management 258(5): 697–703.</w:t>
-      </w:r>
-    </w:p>
-    <w:p>
-      <w:r>
-        <w:t xml:space="preserve">Virkkala, R. 1991. </w:t>
-      </w:r>
-      <w:r>
-        <w:rPr>
-          <w:i/>
-        </w:rPr>
-        <w:t xml:space="preserve">Population trends of forest birds in a Finnish Lapland landscape of large habitat blocks – Consequences of stochastic environmental variation or regional habitat alteration. </w:t>
-      </w:r>
-      <w:r>
-        <w:t>Biological conservation 56(2): 223–240.</w:t>
-      </w:r>
-    </w:p>
-    <w:p>
-      <w:r>
-        <w:t xml:space="preserve">Wesolowski, T., Czeszczewik, D. &amp; Rowinski, P. 2005. </w:t>
-      </w:r>
-      <w:r>
-        <w:rPr>
-          <w:i/>
-        </w:rPr>
-        <w:t xml:space="preserve">Effects of forest management on Three-toed Woodpecker Picoides tridactylus distribution in the Bialowieza Forest (NE Poland): conservation implications. </w:t>
-      </w:r>
-      <w:r>
-        <w:t>Acta Ornithologica 40(1): 53–60.</w:t>
       </w:r>
     </w:p>
     <w:sectPr>
@@ -1910,7 +1867,7 @@
     <w:r>
       <w:tab/>
       <w:tab/>
-      <w:t>2026-06-20</w:t>
+      <w:t>2026-06-21</w:t>
       <w:br/>
       <w:br/>
     </w:r>

--- a/klagomål/A 14895-2026 FSC-klagomål.docx
+++ b/klagomål/A 14895-2026 FSC-klagomål.docx
@@ -1867,7 +1867,7 @@
     <w:r>
       <w:tab/>
       <w:tab/>
-      <w:t>2026-06-21</w:t>
+      <w:t>2026-06-22</w:t>
       <w:br/>
       <w:br/>
     </w:r>

--- a/klagomål/A 14895-2026 FSC-klagomål.docx
+++ b/klagomål/A 14895-2026 FSC-klagomål.docx
@@ -1867,7 +1867,7 @@
     <w:r>
       <w:tab/>
       <w:tab/>
-      <w:t>2026-06-22</w:t>
+      <w:t>2026-06-23</w:t>
       <w:br/>
       <w:br/>
     </w:r>

--- a/klagomål/A 14895-2026 FSC-klagomål.docx
+++ b/klagomål/A 14895-2026 FSC-klagomål.docx
@@ -1867,7 +1867,7 @@
     <w:r>
       <w:tab/>
       <w:tab/>
-      <w:t>2026-06-23</w:t>
+      <w:t>2026-06-24</w:t>
       <w:br/>
       <w:br/>
     </w:r>

--- a/klagomål/A 14895-2026 FSC-klagomål.docx
+++ b/klagomål/A 14895-2026 FSC-klagomål.docx
@@ -1867,7 +1867,7 @@
     <w:r>
       <w:tab/>
       <w:tab/>
-      <w:t>2026-06-24</w:t>
+      <w:t>2026-06-25</w:t>
       <w:br/>
       <w:br/>
     </w:r>

--- a/klagomål/A 14895-2026 FSC-klagomål.docx
+++ b/klagomål/A 14895-2026 FSC-klagomål.docx
@@ -1867,7 +1867,7 @@
     <w:r>
       <w:tab/>
       <w:tab/>
-      <w:t>2026-06-25</w:t>
+      <w:t>2026-06-26</w:t>
       <w:br/>
       <w:br/>
     </w:r>

--- a/klagomål/A 14895-2026 FSC-klagomål.docx
+++ b/klagomål/A 14895-2026 FSC-klagomål.docx
@@ -1867,7 +1867,7 @@
     <w:r>
       <w:tab/>
       <w:tab/>
-      <w:t>2026-06-26</w:t>
+      <w:t>2026-06-27</w:t>
       <w:br/>
       <w:br/>
     </w:r>

--- a/klagomål/A 14895-2026 FSC-klagomål.docx
+++ b/klagomål/A 14895-2026 FSC-klagomål.docx
@@ -1867,7 +1867,7 @@
     <w:r>
       <w:tab/>
       <w:tab/>
-      <w:t>2026-06-27</w:t>
+      <w:t>2026-06-28</w:t>
       <w:br/>
       <w:br/>
     </w:r>

--- a/klagomål/A 14895-2026 FSC-klagomål.docx
+++ b/klagomål/A 14895-2026 FSC-klagomål.docx
@@ -1867,7 +1867,7 @@
     <w:r>
       <w:tab/>
       <w:tab/>
-      <w:t>2026-06-28</w:t>
+      <w:t>2026-06-29</w:t>
       <w:br/>
       <w:br/>
     </w:r>

--- a/klagomål/A 14895-2026 FSC-klagomål.docx
+++ b/klagomål/A 14895-2026 FSC-klagomål.docx
@@ -1867,7 +1867,7 @@
     <w:r>
       <w:tab/>
       <w:tab/>
-      <w:t>2026-06-29</w:t>
+      <w:t>2026-06-30</w:t>
       <w:br/>
       <w:br/>
     </w:r>

--- a/klagomål/A 14895-2026 FSC-klagomål.docx
+++ b/klagomål/A 14895-2026 FSC-klagomål.docx
@@ -1867,7 +1867,7 @@
     <w:r>
       <w:tab/>
       <w:tab/>
-      <w:t>2026-06-30</w:t>
+      <w:t>2026-07-01</w:t>
       <w:br/>
       <w:br/>
     </w:r>

--- a/klagomål/A 14895-2026 FSC-klagomål.docx
+++ b/klagomål/A 14895-2026 FSC-klagomål.docx
@@ -1867,7 +1867,7 @@
     <w:r>
       <w:tab/>
       <w:tab/>
-      <w:t>2026-07-13</w:t>
+      <w:t>2026-07-14</w:t>
       <w:br/>
       <w:br/>
     </w:r>

--- a/klagomål/A 14895-2026 FSC-klagomål.docx
+++ b/klagomål/A 14895-2026 FSC-klagomål.docx
@@ -1867,7 +1867,7 @@
     <w:r>
       <w:tab/>
       <w:tab/>
-      <w:t>2026-07-14</w:t>
+      <w:t>2026-07-15</w:t>
       <w:br/>
       <w:br/>
     </w:r>

--- a/klagomål/A 14895-2026 FSC-klagomål.docx
+++ b/klagomål/A 14895-2026 FSC-klagomål.docx
@@ -1867,7 +1867,7 @@
     <w:r>
       <w:tab/>
       <w:tab/>
-      <w:t>2026-07-15</w:t>
+      <w:t>2026-07-16</w:t>
       <w:br/>
       <w:br/>
     </w:r>

--- a/klagomål/A 14895-2026 FSC-klagomål.docx
+++ b/klagomål/A 14895-2026 FSC-klagomål.docx
@@ -1867,7 +1867,7 @@
     <w:r>
       <w:tab/>
       <w:tab/>
-      <w:t>2026-07-16</w:t>
+      <w:t>2026-07-17</w:t>
       <w:br/>
       <w:br/>
     </w:r>

--- a/klagomål/A 14895-2026 FSC-klagomål.docx
+++ b/klagomål/A 14895-2026 FSC-klagomål.docx
@@ -1867,7 +1867,7 @@
     <w:r>
       <w:tab/>
       <w:tab/>
-      <w:t>2026-07-17</w:t>
+      <w:t>2026-07-18</w:t>
       <w:br/>
       <w:br/>
     </w:r>

--- a/klagomål/A 14895-2026 FSC-klagomål.docx
+++ b/klagomål/A 14895-2026 FSC-klagomål.docx
@@ -1867,7 +1867,7 @@
     <w:r>
       <w:tab/>
       <w:tab/>
-      <w:t>2026-07-18</w:t>
+      <w:t>2026-07-19</w:t>
       <w:br/>
       <w:br/>
     </w:r>

--- a/klagomål/A 14895-2026 FSC-klagomål.docx
+++ b/klagomål/A 14895-2026 FSC-klagomål.docx
@@ -1867,7 +1867,7 @@
     <w:r>
       <w:tab/>
       <w:tab/>
-      <w:t>2026-07-19</w:t>
+      <w:t>2026-07-20</w:t>
       <w:br/>
       <w:br/>
     </w:r>

--- a/klagomål/A 14895-2026 FSC-klagomål.docx
+++ b/klagomål/A 14895-2026 FSC-klagomål.docx
@@ -1867,7 +1867,7 @@
     <w:r>
       <w:tab/>
       <w:tab/>
-      <w:t>2026-07-20</w:t>
+      <w:t>2026-07-21</w:t>
       <w:br/>
       <w:br/>
     </w:r>

--- a/klagomål/A 14895-2026 FSC-klagomål.docx
+++ b/klagomål/A 14895-2026 FSC-klagomål.docx
@@ -1867,7 +1867,7 @@
     <w:r>
       <w:tab/>
       <w:tab/>
-      <w:t>2026-07-21</w:t>
+      <w:t>2026-07-22</w:t>
       <w:br/>
       <w:br/>
     </w:r>

--- a/klagomål/A 14895-2026 FSC-klagomål.docx
+++ b/klagomål/A 14895-2026 FSC-klagomål.docx
@@ -1867,7 +1867,7 @@
     <w:r>
       <w:tab/>
       <w:tab/>
-      <w:t>2026-07-22</w:t>
+      <w:t>2026-07-23</w:t>
       <w:br/>
       <w:br/>
     </w:r>

--- a/klagomål/A 14895-2026 FSC-klagomål.docx
+++ b/klagomål/A 14895-2026 FSC-klagomål.docx
@@ -1867,7 +1867,7 @@
     <w:r>
       <w:tab/>
       <w:tab/>
-      <w:t>2026-07-23</w:t>
+      <w:t>2026-07-24</w:t>
       <w:br/>
       <w:br/>
     </w:r>

--- a/klagomål/A 14895-2026 FSC-klagomål.docx
+++ b/klagomål/A 14895-2026 FSC-klagomål.docx
@@ -216,7 +216,7 @@
         <w:spacing w:after="240"/>
       </w:pPr>
       <w:r>
-        <w:t>Figur 1. Fyndplatser för naturvårdsarter i och inom 23 meter från avverkningsanmälan. Markörer utan svart kant är placerade på fyndplatsen. Markörer med svart kant är placerade vid sidan av fyndplatsen har ett svart streck som visar fyndplatsens exakta position. Kartans mittpunktskoordinat är N 7233586, E 539274 i SWEREF 99 TM.</w:t>
+        <w:t>Figur 1. Fyndplatser för naturvårdsarter i och inom 23 meter från avverkningsanmälan. Markörer utan svart kant är placerade på fyndplatsen. Markörer med svart kant är placerade vid sidan av fyndplatsen och har ett svart streck som visar fyndplatsens exakta position. Kartans mittpunktskoordinat är N 7233586, E 539274 i SWEREF 99 TM.</w:t>
       </w:r>
     </w:p>
     <w:p>
@@ -1867,7 +1867,7 @@
     <w:r>
       <w:tab/>
       <w:tab/>
-      <w:t>2026-08-14</w:t>
+      <w:t>2026-08-15</w:t>
       <w:br/>
       <w:br/>
     </w:r>

--- a/klagomål/A 14895-2026 FSC-klagomål.docx
+++ b/klagomål/A 14895-2026 FSC-klagomål.docx
@@ -1867,7 +1867,7 @@
     <w:r>
       <w:tab/>
       <w:tab/>
-      <w:t>2026-08-15</w:t>
+      <w:t>2026-08-16</w:t>
       <w:br/>
       <w:br/>
     </w:r>

--- a/klagomål/A 14895-2026 FSC-klagomål.docx
+++ b/klagomål/A 14895-2026 FSC-klagomål.docx
@@ -1867,7 +1867,7 @@
     <w:r>
       <w:tab/>
       <w:tab/>
-      <w:t>2026-08-16</w:t>
+      <w:t>2026-08-17</w:t>
       <w:br/>
       <w:br/>
     </w:r>

--- a/klagomål/A 14895-2026 FSC-klagomål.docx
+++ b/klagomål/A 14895-2026 FSC-klagomål.docx
@@ -1867,7 +1867,7 @@
     <w:r>
       <w:tab/>
       <w:tab/>
-      <w:t>2026-08-17</w:t>
+      <w:t>2026-08-18</w:t>
       <w:br/>
       <w:br/>
     </w:r>

--- a/klagomål/A 14895-2026 FSC-klagomål.docx
+++ b/klagomål/A 14895-2026 FSC-klagomål.docx
@@ -1867,7 +1867,7 @@
     <w:r>
       <w:tab/>
       <w:tab/>
-      <w:t>2026-08-18</w:t>
+      <w:t>2026-08-19</w:t>
       <w:br/>
       <w:br/>
     </w:r>

--- a/klagomål/A 14895-2026 FSC-klagomål.docx
+++ b/klagomål/A 14895-2026 FSC-klagomål.docx
@@ -1867,7 +1867,7 @@
     <w:r>
       <w:tab/>
       <w:tab/>
-      <w:t>2026-08-19</w:t>
+      <w:t>2026-08-20</w:t>
       <w:br/>
       <w:br/>
     </w:r>

--- a/klagomål/A 14895-2026 FSC-klagomål.docx
+++ b/klagomål/A 14895-2026 FSC-klagomål.docx
@@ -1867,7 +1867,7 @@
     <w:r>
       <w:tab/>
       <w:tab/>
-      <w:t>2026-08-20</w:t>
+      <w:t>2026-08-21</w:t>
       <w:br/>
       <w:br/>
     </w:r>

--- a/klagomål/A 14895-2026 FSC-klagomål.docx
+++ b/klagomål/A 14895-2026 FSC-klagomål.docx
@@ -1867,7 +1867,7 @@
     <w:r>
       <w:tab/>
       <w:tab/>
-      <w:t>2026-08-21</w:t>
+      <w:t>2026-08-22</w:t>
       <w:br/>
       <w:br/>
     </w:r>

--- a/klagomål/A 14895-2026 FSC-klagomål.docx
+++ b/klagomål/A 14895-2026 FSC-klagomål.docx
@@ -1867,7 +1867,7 @@
     <w:r>
       <w:tab/>
       <w:tab/>
-      <w:t>2026-08-22</w:t>
+      <w:t>2026-08-23</w:t>
       <w:br/>
       <w:br/>
     </w:r>

--- a/klagomål/A 14895-2026 FSC-klagomål.docx
+++ b/klagomål/A 14895-2026 FSC-klagomål.docx
@@ -1867,7 +1867,7 @@
     <w:r>
       <w:tab/>
       <w:tab/>
-      <w:t>2026-08-23</w:t>
+      <w:t>2026-08-24</w:t>
       <w:br/>
       <w:br/>
     </w:r>

--- a/klagomål/A 14895-2026 FSC-klagomål.docx
+++ b/klagomål/A 14895-2026 FSC-klagomål.docx
@@ -1867,7 +1867,7 @@
     <w:r>
       <w:tab/>
       <w:tab/>
-      <w:t>2026-08-24</w:t>
+      <w:t>2026-08-25</w:t>
       <w:br/>
       <w:br/>
     </w:r>

--- a/klagomål/A 14895-2026 FSC-klagomål.docx
+++ b/klagomål/A 14895-2026 FSC-klagomål.docx
@@ -1867,7 +1867,7 @@
     <w:r>
       <w:tab/>
       <w:tab/>
-      <w:t>2026-08-25</w:t>
+      <w:t>2026-08-26</w:t>
       <w:br/>
       <w:br/>
     </w:r>

--- a/klagomål/A 14895-2026 FSC-klagomål.docx
+++ b/klagomål/A 14895-2026 FSC-klagomål.docx
@@ -1867,7 +1867,7 @@
     <w:r>
       <w:tab/>
       <w:tab/>
-      <w:t>2026-08-26</w:t>
+      <w:t>2026-08-27</w:t>
       <w:br/>
       <w:br/>
     </w:r>

--- a/klagomål/A 14895-2026 FSC-klagomål.docx
+++ b/klagomål/A 14895-2026 FSC-klagomål.docx
@@ -1867,7 +1867,7 @@
     <w:r>
       <w:tab/>
       <w:tab/>
-      <w:t>2026-08-27</w:t>
+      <w:t>2026-08-28</w:t>
       <w:br/>
       <w:br/>
     </w:r>

--- a/klagomål/A 14895-2026 FSC-klagomål.docx
+++ b/klagomål/A 14895-2026 FSC-klagomål.docx
@@ -1867,7 +1867,7 @@
     <w:r>
       <w:tab/>
       <w:tab/>
-      <w:t>2026-08-28</w:t>
+      <w:t>2026-08-29</w:t>
       <w:br/>
       <w:br/>
     </w:r>

--- a/klagomål/A 14895-2026 FSC-klagomål.docx
+++ b/klagomål/A 14895-2026 FSC-klagomål.docx
@@ -1867,7 +1867,7 @@
     <w:r>
       <w:tab/>
       <w:tab/>
-      <w:t>2026-08-29</w:t>
+      <w:t>2026-08-31</w:t>
       <w:br/>
       <w:br/>
     </w:r>

--- a/klagomål/A 14895-2026 FSC-klagomål.docx
+++ b/klagomål/A 14895-2026 FSC-klagomål.docx
@@ -1867,7 +1867,7 @@
     <w:r>
       <w:tab/>
       <w:tab/>
-      <w:t>2026-08-31</w:t>
+      <w:t>2026-09-01</w:t>
       <w:br/>
       <w:br/>
     </w:r>

--- a/klagomål/A 14895-2026 FSC-klagomål.docx
+++ b/klagomål/A 14895-2026 FSC-klagomål.docx
@@ -1867,7 +1867,7 @@
     <w:r>
       <w:tab/>
       <w:tab/>
-      <w:t>2026-09-01</w:t>
+      <w:t>2026-09-02</w:t>
       <w:br/>
       <w:br/>
     </w:r>

--- a/klagomål/A 14895-2026 FSC-klagomål.docx
+++ b/klagomål/A 14895-2026 FSC-klagomål.docx
@@ -1867,7 +1867,7 @@
     <w:r>
       <w:tab/>
       <w:tab/>
-      <w:t>2026-09-02</w:t>
+      <w:t>2026-09-03</w:t>
       <w:br/>
       <w:br/>
     </w:r>

--- a/klagomål/A 14895-2026 FSC-klagomål.docx
+++ b/klagomål/A 14895-2026 FSC-klagomål.docx
@@ -1867,7 +1867,7 @@
     <w:r>
       <w:tab/>
       <w:tab/>
-      <w:t>2026-09-03</w:t>
+      <w:t>2026-09-04</w:t>
       <w:br/>
       <w:br/>
     </w:r>

--- a/klagomål/A 14895-2026 FSC-klagomål.docx
+++ b/klagomål/A 14895-2026 FSC-klagomål.docx
@@ -1867,7 +1867,7 @@
     <w:r>
       <w:tab/>
       <w:tab/>
-      <w:t>2026-09-04</w:t>
+      <w:t>2026-09-05</w:t>
       <w:br/>
       <w:br/>
     </w:r>
